--- a/tools/candidates/s1-oplata-za-raboty/03-algoritm-dejstviy.docx
+++ b/tools/candidates/s1-oplata-za-raboty/03-algoritm-dejstviy.docx
@@ -42,6 +42,273 @@
         <w:pStyle w:val="Heading1"/>
       </w:pPr>
       <w:r>
+        <w:t>Маршруты по ситуациям</w:t>
+      </w:r>
+    </w:p>
+    <w:p>
+      <w:r>
+        <w:rPr>
+          <w:b w:val="0"/>
+          <w:i w:val="0"/>
+        </w:rPr>
+        <w:t>Выберите ситуацию в файле 01, таблица 1, и идите только по её пути. Основной путь при просроченной оплате — шаги 6–12: оформление и сдача работ (шаги 2–5) в нём не повторяются.</w:t>
+      </w:r>
+    </w:p>
+    <w:tbl>
+      <w:tblPr>
+        <w:tblStyle w:val="TableGrid"/>
+        <w:tblW w:type="auto" w:w="0"/>
+        <w:jc w:val="center"/>
+        <w:tblLook w:firstColumn="1" w:firstRow="1" w:lastColumn="0" w:lastRow="0" w:noHBand="0" w:noVBand="1" w:val="04A0"/>
+      </w:tblPr>
+      <w:tblGrid>
+        <w:gridCol w:w="2880"/>
+        <w:gridCol w:w="2880"/>
+        <w:gridCol w:w="2880"/>
+      </w:tblGrid>
+      <w:tr>
+        <w:tc>
+          <w:tcPr>
+            <w:tcW w:type="dxa" w:w="2880"/>
+          </w:tcPr>
+          <w:p>
+            <w:r/>
+            <w:r>
+              <w:rPr>
+                <w:b/>
+              </w:rPr>
+              <w:t>Ситуация</w:t>
+            </w:r>
+          </w:p>
+        </w:tc>
+        <w:tc>
+          <w:tcPr>
+            <w:tcW w:type="dxa" w:w="2880"/>
+          </w:tcPr>
+          <w:p>
+            <w:r/>
+            <w:r>
+              <w:rPr>
+                <w:b/>
+              </w:rPr>
+              <w:t>Стартовый шаг</w:t>
+            </w:r>
+          </w:p>
+        </w:tc>
+        <w:tc>
+          <w:tcPr>
+            <w:tcW w:type="dxa" w:w="2880"/>
+          </w:tcPr>
+          <w:p>
+            <w:r/>
+            <w:r>
+              <w:rPr>
+                <w:b/>
+              </w:rPr>
+              <w:t>Путь (шаги)</w:t>
+            </w:r>
+          </w:p>
+        </w:tc>
+      </w:tr>
+      <w:tr>
+        <w:tc>
+          <w:tcPr>
+            <w:tcW w:type="dxa" w:w="2880"/>
+          </w:tcPr>
+          <w:p>
+            <w:r>
+              <w:t>А. Оплата просрочена, долг подтверждён</w:t>
+            </w:r>
+          </w:p>
+        </w:tc>
+        <w:tc>
+          <w:tcPr>
+            <w:tcW w:type="dxa" w:w="2880"/>
+          </w:tcPr>
+          <w:p>
+            <w:r>
+              <w:t>Шаг 6</w:t>
+            </w:r>
+          </w:p>
+        </w:tc>
+        <w:tc>
+          <w:tcPr>
+            <w:tcW w:type="dxa" w:w="2880"/>
+          </w:tcPr>
+          <w:p>
+            <w:r>
+              <w:t>6 → 7 → 8 → 9 → 10 → 11 → 12</w:t>
+            </w:r>
+          </w:p>
+        </w:tc>
+      </w:tr>
+      <w:tr>
+        <w:tc>
+          <w:tcPr>
+            <w:tcW w:type="dxa" w:w="2880"/>
+          </w:tcPr>
+          <w:p>
+            <w:r>
+              <w:t>Б. Оплата просрочена, взаиморасчёты не сверены</w:t>
+            </w:r>
+          </w:p>
+        </w:tc>
+        <w:tc>
+          <w:tcPr>
+            <w:tcW w:type="dxa" w:w="2880"/>
+          </w:tcPr>
+          <w:p>
+            <w:r>
+              <w:t>Шаг 6</w:t>
+            </w:r>
+          </w:p>
+        </w:tc>
+        <w:tc>
+          <w:tcPr>
+            <w:tcW w:type="dxa" w:w="2880"/>
+          </w:tcPr>
+          <w:p>
+            <w:r>
+              <w:t>6 → 7 → 8 → 9 → 10 → 11 → 12</w:t>
+            </w:r>
+          </w:p>
+        </w:tc>
+      </w:tr>
+      <w:tr>
+        <w:tc>
+          <w:tcPr>
+            <w:tcW w:type="dxa" w:w="2880"/>
+          </w:tcPr>
+          <w:p>
+            <w:r>
+              <w:t>В. Оплата просрочена, заказчик прислал гарантийное письмо</w:t>
+            </w:r>
+          </w:p>
+        </w:tc>
+        <w:tc>
+          <w:tcPr>
+            <w:tcW w:type="dxa" w:w="2880"/>
+          </w:tcPr>
+          <w:p>
+            <w:r>
+              <w:t>Шаг 6</w:t>
+            </w:r>
+          </w:p>
+        </w:tc>
+        <w:tc>
+          <w:tcPr>
+            <w:tcW w:type="dxa" w:w="2880"/>
+          </w:tcPr>
+          <w:p>
+            <w:r>
+              <w:t>6 → 7 → 8 → 9 → 10 → 11 → 12</w:t>
+            </w:r>
+          </w:p>
+        </w:tc>
+      </w:tr>
+      <w:tr>
+        <w:tc>
+          <w:tcPr>
+            <w:tcW w:type="dxa" w:w="2880"/>
+          </w:tcPr>
+          <w:p>
+            <w:r>
+              <w:t>Г. Документы не оформлены или не переданы</w:t>
+            </w:r>
+          </w:p>
+        </w:tc>
+        <w:tc>
+          <w:tcPr>
+            <w:tcW w:type="dxa" w:w="2880"/>
+          </w:tcPr>
+          <w:p>
+            <w:r>
+              <w:t>Шаг 2</w:t>
+            </w:r>
+          </w:p>
+        </w:tc>
+        <w:tc>
+          <w:tcPr>
+            <w:tcW w:type="dxa" w:w="2880"/>
+          </w:tcPr>
+          <w:p>
+            <w:r>
+              <w:t>2 → 3 → 4 → 5 → 6 → 7 → 8 → 9 → 10 → 11 → 12</w:t>
+            </w:r>
+          </w:p>
+        </w:tc>
+      </w:tr>
+      <w:tr>
+        <w:tc>
+          <w:tcPr>
+            <w:tcW w:type="dxa" w:w="2880"/>
+          </w:tcPr>
+          <w:p>
+            <w:r>
+              <w:t>Д. Документы переданы, есть устранимые замечания</w:t>
+            </w:r>
+          </w:p>
+        </w:tc>
+        <w:tc>
+          <w:tcPr>
+            <w:tcW w:type="dxa" w:w="2880"/>
+          </w:tcPr>
+          <w:p>
+            <w:r>
+              <w:t>Шаг 5</w:t>
+            </w:r>
+          </w:p>
+        </w:tc>
+        <w:tc>
+          <w:tcPr>
+            <w:tcW w:type="dxa" w:w="2880"/>
+          </w:tcPr>
+          <w:p>
+            <w:r>
+              <w:t>5 → 6 → 7 → 8 → 9 → 10 → 11 → 12</w:t>
+            </w:r>
+          </w:p>
+        </w:tc>
+      </w:tr>
+      <w:tr>
+        <w:tc>
+          <w:tcPr>
+            <w:tcW w:type="dxa" w:w="2880"/>
+          </w:tcPr>
+          <w:p>
+            <w:r>
+              <w:t>Е. Документы переданы, заказчик не подписывает и не отвечает</w:t>
+            </w:r>
+          </w:p>
+        </w:tc>
+        <w:tc>
+          <w:tcPr>
+            <w:tcW w:type="dxa" w:w="2880"/>
+          </w:tcPr>
+          <w:p>
+            <w:r>
+              <w:t>Шаг 4</w:t>
+            </w:r>
+          </w:p>
+        </w:tc>
+        <w:tc>
+          <w:tcPr>
+            <w:tcW w:type="dxa" w:w="2880"/>
+          </w:tcPr>
+          <w:p>
+            <w:r>
+              <w:t>4 → 5 → 6 → 7 → 8 → 9 → 10 → 11 → 12</w:t>
+            </w:r>
+          </w:p>
+        </w:tc>
+      </w:tr>
+    </w:tbl>
+    <w:p/>
+    <w:p>
+      <w:pPr>
+        <w:pStyle w:val="Heading1"/>
+      </w:pPr>
+      <w:r>
         <w:t>Схема маршрута</w:t>
       </w:r>
     </w:p>
@@ -53,16 +320,17 @@
         <w:tblLook w:firstColumn="1" w:firstRow="1" w:lastColumn="0" w:lastRow="0" w:noHBand="0" w:noVBand="1" w:val="04A0"/>
       </w:tblPr>
       <w:tblGrid>
-        <w:gridCol w:w="1728"/>
-        <w:gridCol w:w="1728"/>
-        <w:gridCol w:w="1728"/>
-        <w:gridCol w:w="1728"/>
-        <w:gridCol w:w="1728"/>
+        <w:gridCol w:w="1440"/>
+        <w:gridCol w:w="1440"/>
+        <w:gridCol w:w="1440"/>
+        <w:gridCol w:w="1440"/>
+        <w:gridCol w:w="1440"/>
+        <w:gridCol w:w="1440"/>
       </w:tblGrid>
       <w:tr>
         <w:tc>
           <w:tcPr>
-            <w:tcW w:type="dxa" w:w="1728"/>
+            <w:tcW w:type="dxa" w:w="1440"/>
           </w:tcPr>
           <w:p>
             <w:r/>
@@ -76,7 +344,7 @@
         </w:tc>
         <w:tc>
           <w:tcPr>
-            <w:tcW w:type="dxa" w:w="1728"/>
+            <w:tcW w:type="dxa" w:w="1440"/>
           </w:tcPr>
           <w:p>
             <w:r/>
@@ -90,7 +358,7 @@
         </w:tc>
         <w:tc>
           <w:tcPr>
-            <w:tcW w:type="dxa" w:w="1728"/>
+            <w:tcW w:type="dxa" w:w="1440"/>
           </w:tcPr>
           <w:p>
             <w:r/>
@@ -104,7 +372,7 @@
         </w:tc>
         <w:tc>
           <w:tcPr>
-            <w:tcW w:type="dxa" w:w="1728"/>
+            <w:tcW w:type="dxa" w:w="1440"/>
           </w:tcPr>
           <w:p>
             <w:r/>
@@ -118,7 +386,7 @@
         </w:tc>
         <w:tc>
           <w:tcPr>
-            <w:tcW w:type="dxa" w:w="1728"/>
+            <w:tcW w:type="dxa" w:w="1440"/>
           </w:tcPr>
           <w:p>
             <w:r/>
@@ -130,11 +398,25 @@
             </w:r>
           </w:p>
         </w:tc>
+        <w:tc>
+          <w:tcPr>
+            <w:tcW w:type="dxa" w:w="1440"/>
+          </w:tcPr>
+          <w:p>
+            <w:r/>
+            <w:r>
+              <w:rPr>
+                <w:b/>
+              </w:rPr>
+              <w:t>Ситуации</w:t>
+            </w:r>
+          </w:p>
+        </w:tc>
       </w:tr>
       <w:tr>
         <w:tc>
           <w:tcPr>
-            <w:tcW w:type="dxa" w:w="1728"/>
+            <w:tcW w:type="dxa" w:w="1440"/>
           </w:tcPr>
           <w:p>
             <w:r>
@@ -144,41 +426,51 @@
         </w:tc>
         <w:tc>
           <w:tcPr>
-            <w:tcW w:type="dxa" w:w="1728"/>
+            <w:tcW w:type="dxa" w:w="1440"/>
           </w:tcPr>
           <w:p>
             <w:r>
-              <w:t>Определить исходную ситуацию</w:t>
+              <w:t>Выбрать исходную ситуацию</w:t>
             </w:r>
           </w:p>
         </w:tc>
         <w:tc>
           <w:tcPr>
-            <w:tcW w:type="dxa" w:w="1728"/>
+            <w:tcW w:type="dxa" w:w="1440"/>
           </w:tcPr>
           <w:p>
             <w:r>
-              <w:t>файл 01, файл 02, файл 03</w:t>
+              <w:t>файл 00, файл 01, файл 03</w:t>
             </w:r>
           </w:p>
         </w:tc>
         <w:tc>
           <w:tcPr>
-            <w:tcW w:type="dxa" w:w="1728"/>
+            <w:tcW w:type="dxa" w:w="1440"/>
           </w:tcPr>
           <w:p>
             <w:r>
-              <w:t>В файле 02, лист «Маршрут», ячейка «Итог» показывает «МОЖНО ИДТИ ПО S1» или называет границу.</w:t>
+              <w:t>В файле 01, таблица 1, выбрана одна ситуация, и её стартовый шаг известен. Отвечать на вопросы детальной проверки (файл 02) для этого не нужно.</w:t>
             </w:r>
           </w:p>
         </w:tc>
         <w:tc>
           <w:tcPr>
-            <w:tcW w:type="dxa" w:w="1728"/>
+            <w:tcW w:type="dxa" w:w="1440"/>
           </w:tcPr>
           <w:p>
             <w:r>
-              <w:t>шаг 1</w:t>
+              <w:t>стартовый шаг выбранной ситуации (файл 01, таблица 1)</w:t>
+            </w:r>
+          </w:p>
+        </w:tc>
+        <w:tc>
+          <w:tcPr>
+            <w:tcW w:type="dxa" w:w="1440"/>
+          </w:tcPr>
+          <w:p>
+            <w:r>
+              <w:t>все</w:t>
             </w:r>
           </w:p>
         </w:tc>
@@ -186,7 +478,7 @@
       <w:tr>
         <w:tc>
           <w:tcPr>
-            <w:tcW w:type="dxa" w:w="1728"/>
+            <w:tcW w:type="dxa" w:w="1440"/>
           </w:tcPr>
           <w:p>
             <w:r>
@@ -196,17 +488,17 @@
         </w:tc>
         <w:tc>
           <w:tcPr>
-            <w:tcW w:type="dxa" w:w="1728"/>
+            <w:tcW w:type="dxa" w:w="1440"/>
           </w:tcPr>
           <w:p>
             <w:r>
-              <w:t>Проверить документы и найти недостающие подтверждения</w:t>
+              <w:t>Детальная проверка — по желанию</w:t>
             </w:r>
           </w:p>
         </w:tc>
         <w:tc>
           <w:tcPr>
-            <w:tcW w:type="dxa" w:w="1728"/>
+            <w:tcW w:type="dxa" w:w="1440"/>
           </w:tcPr>
           <w:p>
             <w:r>
@@ -216,21 +508,31 @@
         </w:tc>
         <w:tc>
           <w:tcPr>
-            <w:tcW w:type="dxa" w:w="1728"/>
+            <w:tcW w:type="dxa" w:w="1440"/>
           </w:tcPr>
           <w:p>
             <w:r>
-              <w:t>В файле 02, лист «Карта рисков», нет строк со статусом «НЕ ХВАТАЕТ» либо по каждой такой строке назначено действие и срок.</w:t>
+              <w:t>Если проверка пройдена: в файле 02, лист «Маршрут», ячейка «Итог» называет ситуацию или границу, а на листе «Карта рисков» по каждой строке «НЕ ХВАТАЕТ» назначены действие и срок.</w:t>
             </w:r>
           </w:p>
         </w:tc>
         <w:tc>
           <w:tcPr>
-            <w:tcW w:type="dxa" w:w="1728"/>
+            <w:tcW w:type="dxa" w:w="1440"/>
           </w:tcPr>
           <w:p>
             <w:r>
-              <w:t>шаг 2</w:t>
+              <w:t>стартовый шаг выбранной ситуации (файл 01, таблица 1)</w:t>
+            </w:r>
+          </w:p>
+        </w:tc>
+        <w:tc>
+          <w:tcPr>
+            <w:tcW w:type="dxa" w:w="1440"/>
+          </w:tcPr>
+          <w:p>
+            <w:r>
+              <w:t>по желанию</w:t>
             </w:r>
           </w:p>
         </w:tc>
@@ -238,7 +540,7 @@
       <w:tr>
         <w:tc>
           <w:tcPr>
-            <w:tcW w:type="dxa" w:w="1728"/>
+            <w:tcW w:type="dxa" w:w="1440"/>
           </w:tcPr>
           <w:p>
             <w:r>
@@ -248,7 +550,7 @@
         </w:tc>
         <w:tc>
           <w:tcPr>
-            <w:tcW w:type="dxa" w:w="1728"/>
+            <w:tcW w:type="dxa" w:w="1440"/>
           </w:tcPr>
           <w:p>
             <w:r>
@@ -258,7 +560,7 @@
         </w:tc>
         <w:tc>
           <w:tcPr>
-            <w:tcW w:type="dxa" w:w="1728"/>
+            <w:tcW w:type="dxa" w:w="1440"/>
           </w:tcPr>
           <w:p>
             <w:r>
@@ -268,7 +570,7 @@
         </w:tc>
         <w:tc>
           <w:tcPr>
-            <w:tcW w:type="dxa" w:w="1728"/>
+            <w:tcW w:type="dxa" w:w="1440"/>
           </w:tcPr>
           <w:p>
             <w:r>
@@ -278,7 +580,7 @@
         </w:tc>
         <w:tc>
           <w:tcPr>
-            <w:tcW w:type="dxa" w:w="1728"/>
+            <w:tcW w:type="dxa" w:w="1440"/>
           </w:tcPr>
           <w:p>
             <w:r>
@@ -286,11 +588,21 @@
             </w:r>
           </w:p>
         </w:tc>
+        <w:tc>
+          <w:tcPr>
+            <w:tcW w:type="dxa" w:w="1440"/>
+          </w:tcPr>
+          <w:p>
+            <w:r>
+              <w:t>Г</w:t>
+            </w:r>
+          </w:p>
+        </w:tc>
       </w:tr>
       <w:tr>
         <w:tc>
           <w:tcPr>
-            <w:tcW w:type="dxa" w:w="1728"/>
+            <w:tcW w:type="dxa" w:w="1440"/>
           </w:tcPr>
           <w:p>
             <w:r>
@@ -300,7 +612,7 @@
         </w:tc>
         <w:tc>
           <w:tcPr>
-            <w:tcW w:type="dxa" w:w="1728"/>
+            <w:tcW w:type="dxa" w:w="1440"/>
           </w:tcPr>
           <w:p>
             <w:r>
@@ -310,7 +622,7 @@
         </w:tc>
         <w:tc>
           <w:tcPr>
-            <w:tcW w:type="dxa" w:w="1728"/>
+            <w:tcW w:type="dxa" w:w="1440"/>
           </w:tcPr>
           <w:p>
             <w:r>
@@ -320,7 +632,7 @@
         </w:tc>
         <w:tc>
           <w:tcPr>
-            <w:tcW w:type="dxa" w:w="1728"/>
+            <w:tcW w:type="dxa" w:w="1440"/>
           </w:tcPr>
           <w:p>
             <w:r>
@@ -330,7 +642,7 @@
         </w:tc>
         <w:tc>
           <w:tcPr>
-            <w:tcW w:type="dxa" w:w="1728"/>
+            <w:tcW w:type="dxa" w:w="1440"/>
           </w:tcPr>
           <w:p>
             <w:r>
@@ -338,11 +650,21 @@
             </w:r>
           </w:p>
         </w:tc>
+        <w:tc>
+          <w:tcPr>
+            <w:tcW w:type="dxa" w:w="1440"/>
+          </w:tcPr>
+          <w:p>
+            <w:r>
+              <w:t>Г</w:t>
+            </w:r>
+          </w:p>
+        </w:tc>
       </w:tr>
       <w:tr>
         <w:tc>
           <w:tcPr>
-            <w:tcW w:type="dxa" w:w="1728"/>
+            <w:tcW w:type="dxa" w:w="1440"/>
           </w:tcPr>
           <w:p>
             <w:r>
@@ -352,7 +674,7 @@
         </w:tc>
         <w:tc>
           <w:tcPr>
-            <w:tcW w:type="dxa" w:w="1728"/>
+            <w:tcW w:type="dxa" w:w="1440"/>
           </w:tcPr>
           <w:p>
             <w:r>
@@ -362,7 +684,7 @@
         </w:tc>
         <w:tc>
           <w:tcPr>
-            <w:tcW w:type="dxa" w:w="1728"/>
+            <w:tcW w:type="dxa" w:w="1440"/>
           </w:tcPr>
           <w:p>
             <w:r>
@@ -372,7 +694,7 @@
         </w:tc>
         <w:tc>
           <w:tcPr>
-            <w:tcW w:type="dxa" w:w="1728"/>
+            <w:tcW w:type="dxa" w:w="1440"/>
           </w:tcPr>
           <w:p>
             <w:r>
@@ -382,7 +704,7 @@
         </w:tc>
         <w:tc>
           <w:tcPr>
-            <w:tcW w:type="dxa" w:w="1728"/>
+            <w:tcW w:type="dxa" w:w="1440"/>
           </w:tcPr>
           <w:p>
             <w:r>
@@ -390,11 +712,21 @@
             </w:r>
           </w:p>
         </w:tc>
+        <w:tc>
+          <w:tcPr>
+            <w:tcW w:type="dxa" w:w="1440"/>
+          </w:tcPr>
+          <w:p>
+            <w:r>
+              <w:t>Г, Е</w:t>
+            </w:r>
+          </w:p>
+        </w:tc>
       </w:tr>
       <w:tr>
         <w:tc>
           <w:tcPr>
-            <w:tcW w:type="dxa" w:w="1728"/>
+            <w:tcW w:type="dxa" w:w="1440"/>
           </w:tcPr>
           <w:p>
             <w:r>
@@ -404,7 +736,7 @@
         </w:tc>
         <w:tc>
           <w:tcPr>
-            <w:tcW w:type="dxa" w:w="1728"/>
+            <w:tcW w:type="dxa" w:w="1440"/>
           </w:tcPr>
           <w:p>
             <w:r>
@@ -414,7 +746,7 @@
         </w:tc>
         <w:tc>
           <w:tcPr>
-            <w:tcW w:type="dxa" w:w="1728"/>
+            <w:tcW w:type="dxa" w:w="1440"/>
           </w:tcPr>
           <w:p>
             <w:r>
@@ -424,7 +756,7 @@
         </w:tc>
         <w:tc>
           <w:tcPr>
-            <w:tcW w:type="dxa" w:w="1728"/>
+            <w:tcW w:type="dxa" w:w="1440"/>
           </w:tcPr>
           <w:p>
             <w:r>
@@ -434,7 +766,7 @@
         </w:tc>
         <w:tc>
           <w:tcPr>
-            <w:tcW w:type="dxa" w:w="1728"/>
+            <w:tcW w:type="dxa" w:w="1440"/>
           </w:tcPr>
           <w:p>
             <w:r>
@@ -442,11 +774,21 @@
             </w:r>
           </w:p>
         </w:tc>
+        <w:tc>
+          <w:tcPr>
+            <w:tcW w:type="dxa" w:w="1440"/>
+          </w:tcPr>
+          <w:p>
+            <w:r>
+              <w:t>Г, Д, Е</w:t>
+            </w:r>
+          </w:p>
+        </w:tc>
       </w:tr>
       <w:tr>
         <w:tc>
           <w:tcPr>
-            <w:tcW w:type="dxa" w:w="1728"/>
+            <w:tcW w:type="dxa" w:w="1440"/>
           </w:tcPr>
           <w:p>
             <w:r>
@@ -456,7 +798,7 @@
         </w:tc>
         <w:tc>
           <w:tcPr>
-            <w:tcW w:type="dxa" w:w="1728"/>
+            <w:tcW w:type="dxa" w:w="1440"/>
           </w:tcPr>
           <w:p>
             <w:r>
@@ -466,7 +808,7 @@
         </w:tc>
         <w:tc>
           <w:tcPr>
-            <w:tcW w:type="dxa" w:w="1728"/>
+            <w:tcW w:type="dxa" w:w="1440"/>
           </w:tcPr>
           <w:p>
             <w:r>
@@ -476,17 +818,17 @@
         </w:tc>
         <w:tc>
           <w:tcPr>
-            <w:tcW w:type="dxa" w:w="1728"/>
+            <w:tcW w:type="dxa" w:w="1440"/>
           </w:tcPr>
           <w:p>
             <w:r>
-              <w:t>В файле 08, лист «Взаиморасчёты», рассчитан бесспорный долг больше нуля и нет незакрытого флага «ГРАНИЦА»; дата начала просрочки внесена в файл 02.</w:t>
+              <w:t>В файле 08, лист «Взаиморасчёты», рассчитан бесспорный долг больше нуля и нет незакрытого флага «ГРАНИЦА»; последний день срока оплаты внесён в файл 02, лист «Маршрут», строка под вопросами (сами вопросы заполнять не обязательно).</w:t>
             </w:r>
           </w:p>
         </w:tc>
         <w:tc>
           <w:tcPr>
-            <w:tcW w:type="dxa" w:w="1728"/>
+            <w:tcW w:type="dxa" w:w="1440"/>
           </w:tcPr>
           <w:p>
             <w:r>
@@ -494,11 +836,21 @@
             </w:r>
           </w:p>
         </w:tc>
+        <w:tc>
+          <w:tcPr>
+            <w:tcW w:type="dxa" w:w="1440"/>
+          </w:tcPr>
+          <w:p>
+            <w:r>
+              <w:t>А, Б, В, Г, Д, Е</w:t>
+            </w:r>
+          </w:p>
+        </w:tc>
       </w:tr>
       <w:tr>
         <w:tc>
           <w:tcPr>
-            <w:tcW w:type="dxa" w:w="1728"/>
+            <w:tcW w:type="dxa" w:w="1440"/>
           </w:tcPr>
           <w:p>
             <w:r>
@@ -508,7 +860,7 @@
         </w:tc>
         <w:tc>
           <w:tcPr>
-            <w:tcW w:type="dxa" w:w="1728"/>
+            <w:tcW w:type="dxa" w:w="1440"/>
           </w:tcPr>
           <w:p>
             <w:r>
@@ -518,7 +870,7 @@
         </w:tc>
         <w:tc>
           <w:tcPr>
-            <w:tcW w:type="dxa" w:w="1728"/>
+            <w:tcW w:type="dxa" w:w="1440"/>
           </w:tcPr>
           <w:p>
             <w:r>
@@ -528,7 +880,7 @@
         </w:tc>
         <w:tc>
           <w:tcPr>
-            <w:tcW w:type="dxa" w:w="1728"/>
+            <w:tcW w:type="dxa" w:w="1440"/>
           </w:tcPr>
           <w:p>
             <w:r>
@@ -538,7 +890,7 @@
         </w:tc>
         <w:tc>
           <w:tcPr>
-            <w:tcW w:type="dxa" w:w="1728"/>
+            <w:tcW w:type="dxa" w:w="1440"/>
           </w:tcPr>
           <w:p>
             <w:r>
@@ -546,11 +898,21 @@
             </w:r>
           </w:p>
         </w:tc>
+        <w:tc>
+          <w:tcPr>
+            <w:tcW w:type="dxa" w:w="1440"/>
+          </w:tcPr>
+          <w:p>
+            <w:r>
+              <w:t>А, Б, В, Г, Д, Е</w:t>
+            </w:r>
+          </w:p>
+        </w:tc>
       </w:tr>
       <w:tr>
         <w:tc>
           <w:tcPr>
-            <w:tcW w:type="dxa" w:w="1728"/>
+            <w:tcW w:type="dxa" w:w="1440"/>
           </w:tcPr>
           <w:p>
             <w:r>
@@ -560,7 +922,7 @@
         </w:tc>
         <w:tc>
           <w:tcPr>
-            <w:tcW w:type="dxa" w:w="1728"/>
+            <w:tcW w:type="dxa" w:w="1440"/>
           </w:tcPr>
           <w:p>
             <w:r>
@@ -570,7 +932,7 @@
         </w:tc>
         <w:tc>
           <w:tcPr>
-            <w:tcW w:type="dxa" w:w="1728"/>
+            <w:tcW w:type="dxa" w:w="1440"/>
           </w:tcPr>
           <w:p>
             <w:r>
@@ -580,7 +942,7 @@
         </w:tc>
         <w:tc>
           <w:tcPr>
-            <w:tcW w:type="dxa" w:w="1728"/>
+            <w:tcW w:type="dxa" w:w="1440"/>
           </w:tcPr>
           <w:p>
             <w:r>
@@ -590,7 +952,7 @@
         </w:tc>
         <w:tc>
           <w:tcPr>
-            <w:tcW w:type="dxa" w:w="1728"/>
+            <w:tcW w:type="dxa" w:w="1440"/>
           </w:tcPr>
           <w:p>
             <w:r>
@@ -598,11 +960,21 @@
             </w:r>
           </w:p>
         </w:tc>
+        <w:tc>
+          <w:tcPr>
+            <w:tcW w:type="dxa" w:w="1440"/>
+          </w:tcPr>
+          <w:p>
+            <w:r>
+              <w:t>А, Б, В, Г, Д, Е</w:t>
+            </w:r>
+          </w:p>
+        </w:tc>
       </w:tr>
       <w:tr>
         <w:tc>
           <w:tcPr>
-            <w:tcW w:type="dxa" w:w="1728"/>
+            <w:tcW w:type="dxa" w:w="1440"/>
           </w:tcPr>
           <w:p>
             <w:r>
@@ -612,7 +984,7 @@
         </w:tc>
         <w:tc>
           <w:tcPr>
-            <w:tcW w:type="dxa" w:w="1728"/>
+            <w:tcW w:type="dxa" w:w="1440"/>
           </w:tcPr>
           <w:p>
             <w:r>
@@ -622,7 +994,7 @@
         </w:tc>
         <w:tc>
           <w:tcPr>
-            <w:tcW w:type="dxa" w:w="1728"/>
+            <w:tcW w:type="dxa" w:w="1440"/>
           </w:tcPr>
           <w:p>
             <w:r>
@@ -632,7 +1004,7 @@
         </w:tc>
         <w:tc>
           <w:tcPr>
-            <w:tcW w:type="dxa" w:w="1728"/>
+            <w:tcW w:type="dxa" w:w="1440"/>
           </w:tcPr>
           <w:p>
             <w:r>
@@ -642,7 +1014,7 @@
         </w:tc>
         <w:tc>
           <w:tcPr>
-            <w:tcW w:type="dxa" w:w="1728"/>
+            <w:tcW w:type="dxa" w:w="1440"/>
           </w:tcPr>
           <w:p>
             <w:r>
@@ -650,11 +1022,21 @@
             </w:r>
           </w:p>
         </w:tc>
+        <w:tc>
+          <w:tcPr>
+            <w:tcW w:type="dxa" w:w="1440"/>
+          </w:tcPr>
+          <w:p>
+            <w:r>
+              <w:t>А, Б, В, Г, Д, Е</w:t>
+            </w:r>
+          </w:p>
+        </w:tc>
       </w:tr>
       <w:tr>
         <w:tc>
           <w:tcPr>
-            <w:tcW w:type="dxa" w:w="1728"/>
+            <w:tcW w:type="dxa" w:w="1440"/>
           </w:tcPr>
           <w:p>
             <w:r>
@@ -664,7 +1046,7 @@
         </w:tc>
         <w:tc>
           <w:tcPr>
-            <w:tcW w:type="dxa" w:w="1728"/>
+            <w:tcW w:type="dxa" w:w="1440"/>
           </w:tcPr>
           <w:p>
             <w:r>
@@ -674,7 +1056,7 @@
         </w:tc>
         <w:tc>
           <w:tcPr>
-            <w:tcW w:type="dxa" w:w="1728"/>
+            <w:tcW w:type="dxa" w:w="1440"/>
           </w:tcPr>
           <w:p>
             <w:r>
@@ -684,7 +1066,7 @@
         </w:tc>
         <w:tc>
           <w:tcPr>
-            <w:tcW w:type="dxa" w:w="1728"/>
+            <w:tcW w:type="dxa" w:w="1440"/>
           </w:tcPr>
           <w:p>
             <w:r>
@@ -694,7 +1076,7 @@
         </w:tc>
         <w:tc>
           <w:tcPr>
-            <w:tcW w:type="dxa" w:w="1728"/>
+            <w:tcW w:type="dxa" w:w="1440"/>
           </w:tcPr>
           <w:p>
             <w:r>
@@ -702,11 +1084,21 @@
             </w:r>
           </w:p>
         </w:tc>
+        <w:tc>
+          <w:tcPr>
+            <w:tcW w:type="dxa" w:w="1440"/>
+          </w:tcPr>
+          <w:p>
+            <w:r>
+              <w:t>А, Б, В, Г, Д, Е</w:t>
+            </w:r>
+          </w:p>
+        </w:tc>
       </w:tr>
       <w:tr>
         <w:tc>
           <w:tcPr>
-            <w:tcW w:type="dxa" w:w="1728"/>
+            <w:tcW w:type="dxa" w:w="1440"/>
           </w:tcPr>
           <w:p>
             <w:r>
@@ -716,7 +1108,7 @@
         </w:tc>
         <w:tc>
           <w:tcPr>
-            <w:tcW w:type="dxa" w:w="1728"/>
+            <w:tcW w:type="dxa" w:w="1440"/>
           </w:tcPr>
           <w:p>
             <w:r>
@@ -726,7 +1118,7 @@
         </w:tc>
         <w:tc>
           <w:tcPr>
-            <w:tcW w:type="dxa" w:w="1728"/>
+            <w:tcW w:type="dxa" w:w="1440"/>
           </w:tcPr>
           <w:p>
             <w:r>
@@ -736,7 +1128,7 @@
         </w:tc>
         <w:tc>
           <w:tcPr>
-            <w:tcW w:type="dxa" w:w="1728"/>
+            <w:tcW w:type="dxa" w:w="1440"/>
           </w:tcPr>
           <w:p>
             <w:r>
@@ -746,7 +1138,7 @@
         </w:tc>
         <w:tc>
           <w:tcPr>
-            <w:tcW w:type="dxa" w:w="1728"/>
+            <w:tcW w:type="dxa" w:w="1440"/>
           </w:tcPr>
           <w:p>
             <w:r>
@@ -754,11 +1146,21 @@
             </w:r>
           </w:p>
         </w:tc>
+        <w:tc>
+          <w:tcPr>
+            <w:tcW w:type="dxa" w:w="1440"/>
+          </w:tcPr>
+          <w:p>
+            <w:r>
+              <w:t>А, Б, В, Г, Д, Е</w:t>
+            </w:r>
+          </w:p>
+        </w:tc>
       </w:tr>
       <w:tr>
         <w:tc>
           <w:tcPr>
-            <w:tcW w:type="dxa" w:w="1728"/>
+            <w:tcW w:type="dxa" w:w="1440"/>
           </w:tcPr>
           <w:p>
             <w:r>
@@ -768,7 +1170,7 @@
         </w:tc>
         <w:tc>
           <w:tcPr>
-            <w:tcW w:type="dxa" w:w="1728"/>
+            <w:tcW w:type="dxa" w:w="1440"/>
           </w:tcPr>
           <w:p>
             <w:r>
@@ -778,7 +1180,7 @@
         </w:tc>
         <w:tc>
           <w:tcPr>
-            <w:tcW w:type="dxa" w:w="1728"/>
+            <w:tcW w:type="dxa" w:w="1440"/>
           </w:tcPr>
           <w:p>
             <w:r>
@@ -788,7 +1190,7 @@
         </w:tc>
         <w:tc>
           <w:tcPr>
-            <w:tcW w:type="dxa" w:w="1728"/>
+            <w:tcW w:type="dxa" w:w="1440"/>
           </w:tcPr>
           <w:p>
             <w:r>
@@ -798,11 +1200,21 @@
         </w:tc>
         <w:tc>
           <w:tcPr>
-            <w:tcW w:type="dxa" w:w="1728"/>
+            <w:tcW w:type="dxa" w:w="1440"/>
           </w:tcPr>
           <w:p>
             <w:r>
               <w:t>завершение маршрута</w:t>
+            </w:r>
+          </w:p>
+        </w:tc>
+        <w:tc>
+          <w:tcPr>
+            <w:tcW w:type="dxa" w:w="1440"/>
+          </w:tcPr>
+          <w:p>
+            <w:r>
+              <w:t>А, Б, В, Г, Д, Е</w:t>
             </w:r>
           </w:p>
         </w:tc>
@@ -814,7 +1226,7 @@
         <w:pStyle w:val="Heading2"/>
       </w:pPr>
       <w:r>
-        <w:t>Шаг 0. Определить исходную ситуацию</w:t>
+        <w:t>Шаг 0. Выбрать исходную ситуацию</w:t>
       </w:r>
     </w:p>
     <w:p>
@@ -823,7 +1235,7 @@
           <w:b w:val="0"/>
           <w:i w:val="0"/>
         </w:rPr>
-        <w:t>Инструменты: 01-karta-situacii-i-granic.docx — Маршрутизация по исходной ситуации и границы системы; 02-pervichnaya-proverka-i-kontrol.xlsx — Первичная проверка, карта рисков, контроль ответа заказчика; 03-algoritm-dejstviy.docx — Алгоритм: шаги, развилки, подтверждение и следующий шаг</w:t>
+        <w:t>Инструменты: 00-START-HERE.txt — С чего начать: порядок работы с системой; 01-karta-situacii-i-granic.docx — Выбор исходной ситуации, маршрут по ней и границы системы; 03-algoritm-dejstviy.docx — Алгоритм: шаги, развилки, подтверждение и следующий шаг</w:t>
       </w:r>
     </w:p>
     <w:p>
@@ -832,7 +1244,7 @@
           <w:b w:val="0"/>
           <w:i w:val="0"/>
         </w:rPr>
-        <w:t>Подтверждение выполнения: В файле 02, лист «Маршрут», ячейка «Итог» показывает «МОЖНО ИДТИ ПО S1» или называет границу.</w:t>
+        <w:t>Подтверждение выполнения: В файле 01, таблица 1, выбрана одна ситуация, и её стартовый шаг известен. Отвечать на вопросы детальной проверки (файл 02) для этого не нужно.</w:t>
       </w:r>
     </w:p>
     <w:p>
@@ -841,7 +1253,7 @@
           <w:b w:val="0"/>
           <w:i w:val="0"/>
         </w:rPr>
-        <w:t>Следующий шаг: шаг 1</w:t>
+        <w:t>Следующий шаг: стартовый шаг выбранной ситуации (файл 01, таблица 1)</w:t>
       </w:r>
     </w:p>
     <w:p>
@@ -858,7 +1270,7 @@
         <w:pStyle w:val="ListBullet"/>
       </w:pPr>
       <w:r>
-        <w:t>Итог называет границу B1–B4 — действуйте по строке границы в файле 01; по S1 дальше идёт только бесспорная часть.</w:t>
+        <w:t>Есть признаки границы B1–B4 — действуйте по строке границы в файле 01, таблица 2; по системе дальше идёт только бесспорная часть.</w:t>
       </w:r>
     </w:p>
     <w:p>
@@ -866,7 +1278,7 @@
         <w:pStyle w:val="ListBullet"/>
       </w:pPr>
       <w:r>
-        <w:t>Итог «РАНО» (срок оплаты не истёк или не определён) — ведите шаги 2–5, к шагу 6 возвращайтесь после срока.</w:t>
+        <w:t>Не уверены, какая ситуация ваша, — по желанию пройдите детальную проверку (шаг 1, файл 02) и вернитесь к таблице 1.</w:t>
       </w:r>
     </w:p>
     <w:p>
@@ -883,7 +1295,7 @@
         <w:pStyle w:val="Heading2"/>
       </w:pPr>
       <w:r>
-        <w:t>Шаг 1. Проверить документы и найти недостающие подтверждения</w:t>
+        <w:t>Шаг 1. Детальная проверка — по желанию</w:t>
       </w:r>
     </w:p>
     <w:p>
@@ -892,7 +1304,7 @@
           <w:b w:val="0"/>
           <w:i w:val="0"/>
         </w:rPr>
-        <w:t>Инструменты: 02-pervichnaya-proverka-i-kontrol.xlsx — Первичная проверка, карта рисков, контроль ответа заказчика</w:t>
+        <w:t>Инструменты: 02-pervichnaya-proverka-i-kontrol.xlsx — Детальная проверка по желанию, карта рисков, дата просрочки, контроль ответа заказчика</w:t>
       </w:r>
     </w:p>
     <w:p>
@@ -901,7 +1313,7 @@
           <w:b w:val="0"/>
           <w:i w:val="0"/>
         </w:rPr>
-        <w:t>Подтверждение выполнения: В файле 02, лист «Карта рисков», нет строк со статусом «НЕ ХВАТАЕТ» либо по каждой такой строке назначено действие и срок.</w:t>
+        <w:t>Шаг по желанию: не входит ни в один путь и не обязателен для выбора ситуации.</w:t>
       </w:r>
     </w:p>
     <w:p>
@@ -910,7 +1322,16 @@
           <w:b w:val="0"/>
           <w:i w:val="0"/>
         </w:rPr>
-        <w:t>Следующий шаг: шаг 2</w:t>
+        <w:t>Подтверждение выполнения: Если проверка пройдена: в файле 02, лист «Маршрут», ячейка «Итог» называет ситуацию или границу, а на листе «Карта рисков» по каждой строке «НЕ ХВАТАЕТ» назначены действие и срок.</w:t>
+      </w:r>
+    </w:p>
+    <w:p>
+      <w:r>
+        <w:rPr>
+          <w:b w:val="0"/>
+          <w:i w:val="0"/>
+        </w:rPr>
+        <w:t>Следующий шаг: стартовый шаг выбранной ситуации (файл 01, таблица 1)</w:t>
       </w:r>
     </w:p>
     <w:p>
@@ -927,7 +1348,7 @@
         <w:pStyle w:val="ListBullet"/>
       </w:pPr>
       <w:r>
-        <w:t>Не хватает подписанного обеими сторонами акта — шаги 2–5: оформить, передать с доказательством, закрыть замечания.</w:t>
+        <w:t>Итог называет границу B1–B4 — файл 01, таблица 2.</w:t>
       </w:r>
     </w:p>
     <w:p>
@@ -935,7 +1356,7 @@
         <w:pStyle w:val="ListBullet"/>
       </w:pPr>
       <w:r>
-        <w:t>Не хватает подтверждения суммы — сначала реестр взаиморасчётов (файл 08), затем шаг 6.</w:t>
+        <w:t>Итог называет шаг — начните с него; он совпадает со стартовым шагом одной из ситуаций таблицы 1.</w:t>
       </w:r>
     </w:p>
     <w:p>
@@ -962,6 +1383,15 @@
           <w:i w:val="0"/>
         </w:rPr>
         <w:t>Инструменты: 04-ks-2-ks-3.xlsx — Рабочие формы КС-2 и КС-3 со связанными итогами; 05-akt-vypolnennyh-rabot.docx — Акт выполненных работ (если договор не требует КС-2); 06-akt-priemki-rezultata.docx — Акт приёмки результата работ с перечнем замечаний; 07-peredatochnyy-akt.docx — Передаточный акт результата и документов; 08-uchet-obemov-peredachi-raschetov.xlsx — Журнал объёмов, реестры замечаний, передачи, взаиморасчётов, приложений</w:t>
+      </w:r>
+    </w:p>
+    <w:p>
+      <w:r>
+        <w:rPr>
+          <w:b w:val="0"/>
+          <w:i w:val="0"/>
+        </w:rPr>
+        <w:t>Входит в путь ситуаций: Г.</w:t>
       </w:r>
     </w:p>
     <w:p>
@@ -1039,6 +1469,15 @@
           <w:b w:val="0"/>
           <w:i w:val="0"/>
         </w:rPr>
+        <w:t>Входит в путь ситуаций: Г.</w:t>
+      </w:r>
+    </w:p>
+    <w:p>
+      <w:r>
+        <w:rPr>
+          <w:b w:val="0"/>
+          <w:i w:val="0"/>
+        </w:rPr>
         <w:t>Подтверждение выполнения: Протокол внутренней проверки (файл 09, раздел Б) заполнен и содержит решение «Передавать»; реестр приложений (файл 08) заполнен.</w:t>
       </w:r>
     </w:p>
@@ -1083,6 +1522,15 @@
           <w:i w:val="0"/>
         </w:rPr>
         <w:t>Инструменты: 10-peredacha-i-zamechaniya.docx — Доказательство передачи и порядок работы с замечаниями; 07-peredatochnyy-akt.docx — Передаточный акт результата и документов; 08-uchet-obemov-peredachi-raschetov.xlsx — Журнал объёмов, реестры замечаний, передачи, взаиморасчётов, приложений</w:t>
+      </w:r>
+    </w:p>
+    <w:p>
+      <w:r>
+        <w:rPr>
+          <w:b w:val="0"/>
+          <w:i w:val="0"/>
+        </w:rPr>
+        <w:t>Входит в путь ситуаций: Г, Е.</w:t>
       </w:r>
     </w:p>
     <w:p>
@@ -1168,6 +1616,15 @@
           <w:b w:val="0"/>
           <w:i w:val="0"/>
         </w:rPr>
+        <w:t>Входит в путь ситуаций: Г, Д, Е.</w:t>
+      </w:r>
+    </w:p>
+    <w:p>
+      <w:r>
+        <w:rPr>
+          <w:b w:val="0"/>
+          <w:i w:val="0"/>
+        </w:rPr>
         <w:t>Подтверждение выполнения: В файле 08, лист «Реестр замечаний», каждое замечание имеет статус «ЗАКРЫТО» или «ГРАНИЦА: к специалисту»; повторное предъявление зафиксировано в реестре передачи.</w:t>
       </w:r>
     </w:p>
@@ -1236,7 +1693,7 @@
           <w:b w:val="0"/>
           <w:i w:val="0"/>
         </w:rPr>
-        <w:t>Инструменты: 08-uchet-obemov-peredachi-raschetov.xlsx — Журнал объёмов, реестры замечаний, передачи, взаиморасчётов, приложений; 02-pervichnaya-proverka-i-kontrol.xlsx — Первичная проверка, карта рисков, контроль ответа заказчика</w:t>
+        <w:t>Инструменты: 08-uchet-obemov-peredachi-raschetov.xlsx — Журнал объёмов, реестры замечаний, передачи, взаиморасчётов, приложений; 02-pervichnaya-proverka-i-kontrol.xlsx — Детальная проверка по желанию, карта рисков, дата просрочки, контроль ответа заказчика</w:t>
       </w:r>
     </w:p>
     <w:p>
@@ -1245,7 +1702,16 @@
           <w:b w:val="0"/>
           <w:i w:val="0"/>
         </w:rPr>
-        <w:t>Подтверждение выполнения: В файле 08, лист «Взаиморасчёты», рассчитан бесспорный долг больше нуля и нет незакрытого флага «ГРАНИЦА»; дата начала просрочки внесена в файл 02.</w:t>
+        <w:t>Входит в путь ситуаций: А, Б, В, Г, Д, Е.</w:t>
+      </w:r>
+    </w:p>
+    <w:p>
+      <w:r>
+        <w:rPr>
+          <w:b w:val="0"/>
+          <w:i w:val="0"/>
+        </w:rPr>
+        <w:t>Подтверждение выполнения: В файле 08, лист «Взаиморасчёты», рассчитан бесспорный долг больше нуля и нет незакрытого флага «ГРАНИЦА»; последний день срока оплаты внесён в файл 02, лист «Маршрут», строка под вопросами (сами вопросы заполнять не обязательно).</w:t>
       </w:r>
     </w:p>
     <w:p>
@@ -1264,6 +1730,14 @@
           <w:i w:val="0"/>
         </w:rPr>
         <w:t>Развилки:</w:t>
+      </w:r>
+    </w:p>
+    <w:p>
+      <w:pPr>
+        <w:pStyle w:val="ListBullet"/>
+      </w:pPr>
+      <w:r>
+        <w:t>Взаиморасчёты ещё не подтверждены (авансы, частичные оплаты, нет акта сверки) — заполните реестр взаиморасчётов и предложите заказчику акт сверки; к оформлению актов (шаги 2–5) не возвращайтесь.</w:t>
       </w:r>
     </w:p>
     <w:p>
@@ -1298,6 +1772,15 @@
           <w:i w:val="0"/>
         </w:rPr>
         <w:t>Инструменты: 11-peregovory-i-perenos-sroka.docx — Протокол переговоров и двустороннее соглашение о переносе срока оплаты</w:t>
+      </w:r>
+    </w:p>
+    <w:p>
+      <w:r>
+        <w:rPr>
+          <w:b w:val="0"/>
+          <w:i w:val="0"/>
+        </w:rPr>
+        <w:t>Входит в путь ситуаций: А, Б, В, Г, Д, Е.</w:t>
       </w:r>
     </w:p>
     <w:p>
@@ -1383,6 +1866,15 @@
           <w:b w:val="0"/>
           <w:i w:val="0"/>
         </w:rPr>
+        <w:t>Входит в путь ситуаций: А, Б, В, Г, Д, Е.</w:t>
+      </w:r>
+    </w:p>
+    <w:p>
+      <w:r>
+        <w:rPr>
+          <w:b w:val="0"/>
+          <w:i w:val="0"/>
+        </w:rPr>
         <w:t>Подтверждение выполнения: Уведомление направлено; отправка внесена в реестр передачи с доказательством.</w:t>
       </w:r>
     </w:p>
@@ -1443,6 +1935,15 @@
           <w:b w:val="0"/>
           <w:i w:val="0"/>
         </w:rPr>
+        <w:t>Входит в путь ситуаций: А, Б, В, Г, Д, Е.</w:t>
+      </w:r>
+    </w:p>
+    <w:p>
+      <w:r>
+        <w:rPr>
+          <w:b w:val="0"/>
+          <w:i w:val="0"/>
+        </w:rPr>
         <w:t>Подтверждение выполнения: В файле 14 на листе «Расчёт» статус «ГОТОВ», а не «ЗАБЛОКИРОВАН»; итог перенесён в претензию.</w:t>
       </w:r>
     </w:p>
@@ -1495,6 +1996,15 @@
           <w:b w:val="0"/>
           <w:i w:val="0"/>
         </w:rPr>
+        <w:t>Входит в путь ситуаций: А, Б, В, Г, Д, Е.</w:t>
+      </w:r>
+    </w:p>
+    <w:p>
+      <w:r>
+        <w:rPr>
+          <w:b w:val="0"/>
+          <w:i w:val="0"/>
+        </w:rPr>
         <w:t>Подтверждение выполнения: Претензия с расчётом направлена; дата направления и доказательство внесены в реестр передачи; дата внесена в лист «Контроль ответа» файла 02.</w:t>
       </w:r>
     </w:p>
@@ -1521,7 +2031,16 @@
           <w:b w:val="0"/>
           <w:i w:val="0"/>
         </w:rPr>
-        <w:t>Инструменты: 02-pervichnaya-proverka-i-kontrol.xlsx — Первичная проверка, карта рисков, контроль ответа заказчика</w:t>
+        <w:t>Инструменты: 02-pervichnaya-proverka-i-kontrol.xlsx — Детальная проверка по желанию, карта рисков, дата просрочки, контроль ответа заказчика</w:t>
+      </w:r>
+    </w:p>
+    <w:p>
+      <w:r>
+        <w:rPr>
+          <w:b w:val="0"/>
+          <w:i w:val="0"/>
+        </w:rPr>
+        <w:t>Входит в путь ситуаций: А, Б, В, Г, Д, Е.</w:t>
       </w:r>
     </w:p>
     <w:p>
@@ -1623,6 +2142,15 @@
           <w:i w:val="0"/>
         </w:rPr>
         <w:t>Инструменты: 15-obrashchenie-v-sud.docx — Подготовка обращения в арбитражный суд: алгоритм, иск, опись; 14-raschet-procentov-395.xlsx — Расчёт процентов по ст. 395 ГК РФ с частичными оплатами; 08-uchet-obemov-peredachi-raschetov.xlsx — Журнал объёмов, реестры замечаний, передачи, взаиморасчётов, приложений</w:t>
+      </w:r>
+    </w:p>
+    <w:p>
+      <w:r>
+        <w:rPr>
+          <w:b w:val="0"/>
+          <w:i w:val="0"/>
+        </w:rPr>
+        <w:t>Входит в путь ситуаций: А, Б, В, Г, Д, Е.</w:t>
       </w:r>
     </w:p>
     <w:p>

--- a/tools/candidates/s1-oplata-za-raboty/03-algoritm-dejstviy.docx
+++ b/tools/candidates/s1-oplata-za-raboty/03-algoritm-dejstviy.docx
@@ -26,7 +26,7 @@
         <w:t xml:space="preserve">Важно, прочитайте до использования. </w:t>
       </w:r>
       <w:r>
-        <w:t>Это рабочий шаблон, а не юридическая консультация и не гарантия взыскания. Система рассчитана на одну ситуацию: работы приняты, задолженность и взаиморасчёты подтверждены документами, срок оплаты истёк. Приоритет всегда у условий вашего договора. Если заказчик удерживает оплату, заявляет зачёт, неустойку, недостатки или встречное требование, оспаривает подпись или объёмы, направил мотивированный отказ, работы сданы односторонним актом или есть признаки банкротства — это границы системы: откройте файл 01 и действуйте по строке своей границы. Ставок, сроков и размеров пошлин числом в тексте нет намеренно: они меняются, а файл сам не обновляется — берите их из названного источника на дату документа.</w:t>
+        <w:t>Это рабочий шаблон, а не юридическая консультация и не гарантия взыскания. Маршрут задолженности (шаги 6–12) рассчитан на одну ситуацию: работы приняты, задолженность и взаиморасчёты подтверждены документами, срок оплаты истёк; пока это не так, система ведёт к оформлению и сдаче работ. Приоритет всегда у условий вашего договора. Если заказчик удерживает оплату, заявляет зачёт, неустойку, недостатки или встречное требование, оспаривает подпись или объёмы, направил мотивированный отказ, работы сданы односторонним актом или есть признаки банкротства — это границы системы: откройте файл 01 и действуйте по строке своей границы. Ставок, сроков и размеров пошлин числом в тексте нет намеренно: они меняются, а файл сам не обновляется — берите их из названного источника на дату документа.</w:t>
       </w:r>
     </w:p>
     <w:p>
@@ -51,7 +51,7 @@
           <w:b w:val="0"/>
           <w:i w:val="0"/>
         </w:rPr>
-        <w:t>Выберите ситуацию в файле 01, таблица 1, и идите только по её пути. Основной путь при просроченной оплате — шаги 6–12: оформление и сдача работ (шаги 2–5) в нём не повторяются.</w:t>
+        <w:t>Выберите ситуацию в файле 01, таблица 1, и идите только по её пути. Основной путь при просроченной оплате — шаги 6–12: оформление и сдача работ (шаги 2–5) в нём не повторяются. Шаги 2–5 заканчиваются проверкой G и к задолженности сами не ведут.</w:t>
       </w:r>
     </w:p>
     <w:tbl>
@@ -62,14 +62,15 @@
         <w:tblLook w:firstColumn="1" w:firstRow="1" w:lastColumn="0" w:lastRow="0" w:noHBand="0" w:noVBand="1" w:val="04A0"/>
       </w:tblPr>
       <w:tblGrid>
-        <w:gridCol w:w="2880"/>
-        <w:gridCol w:w="2880"/>
-        <w:gridCol w:w="2880"/>
+        <w:gridCol w:w="2160"/>
+        <w:gridCol w:w="2160"/>
+        <w:gridCol w:w="2160"/>
+        <w:gridCol w:w="2160"/>
       </w:tblGrid>
       <w:tr>
         <w:tc>
           <w:tcPr>
-            <w:tcW w:type="dxa" w:w="2880"/>
+            <w:tcW w:type="dxa" w:w="2160"/>
           </w:tcPr>
           <w:p>
             <w:r/>
@@ -83,7 +84,7 @@
         </w:tc>
         <w:tc>
           <w:tcPr>
-            <w:tcW w:type="dxa" w:w="2880"/>
+            <w:tcW w:type="dxa" w:w="2160"/>
           </w:tcPr>
           <w:p>
             <w:r/>
@@ -97,7 +98,7 @@
         </w:tc>
         <w:tc>
           <w:tcPr>
-            <w:tcW w:type="dxa" w:w="2880"/>
+            <w:tcW w:type="dxa" w:w="2160"/>
           </w:tcPr>
           <w:p>
             <w:r/>
@@ -109,11 +110,25 @@
             </w:r>
           </w:p>
         </w:tc>
+        <w:tc>
+          <w:tcPr>
+            <w:tcW w:type="dxa" w:w="2160"/>
+          </w:tcPr>
+          <w:p>
+            <w:r/>
+            <w:r>
+              <w:rPr>
+                <w:b/>
+              </w:rPr>
+              <w:t>После пути</w:t>
+            </w:r>
+          </w:p>
+        </w:tc>
       </w:tr>
       <w:tr>
         <w:tc>
           <w:tcPr>
-            <w:tcW w:type="dxa" w:w="2880"/>
+            <w:tcW w:type="dxa" w:w="2160"/>
           </w:tcPr>
           <w:p>
             <w:r>
@@ -123,21 +138,31 @@
         </w:tc>
         <w:tc>
           <w:tcPr>
-            <w:tcW w:type="dxa" w:w="2880"/>
+            <w:tcW w:type="dxa" w:w="2160"/>
           </w:tcPr>
           <w:p>
             <w:r>
-              <w:t>Шаг 6</w:t>
+              <w:t>Проверка G, затем шаг 6</w:t>
             </w:r>
           </w:p>
         </w:tc>
         <w:tc>
           <w:tcPr>
-            <w:tcW w:type="dxa" w:w="2880"/>
+            <w:tcW w:type="dxa" w:w="2160"/>
           </w:tcPr>
           <w:p>
             <w:r>
-              <w:t>6 → 7 → 8 → 9 → 10 → 11 → 12</w:t>
+              <w:t>G → 6 → 7 → 8 → 9 → 10 → 11 → 12</w:t>
+            </w:r>
+          </w:p>
+        </w:tc>
+        <w:tc>
+          <w:tcPr>
+            <w:tcW w:type="dxa" w:w="2160"/>
+          </w:tcPr>
+          <w:p>
+            <w:r>
+              <w:t>условия G выполнены — дальше по пути; не выполнены — строка проверки G</w:t>
             </w:r>
           </w:p>
         </w:tc>
@@ -145,7 +170,7 @@
       <w:tr>
         <w:tc>
           <w:tcPr>
-            <w:tcW w:type="dxa" w:w="2880"/>
+            <w:tcW w:type="dxa" w:w="2160"/>
           </w:tcPr>
           <w:p>
             <w:r>
@@ -155,21 +180,31 @@
         </w:tc>
         <w:tc>
           <w:tcPr>
-            <w:tcW w:type="dxa" w:w="2880"/>
+            <w:tcW w:type="dxa" w:w="2160"/>
           </w:tcPr>
           <w:p>
             <w:r>
-              <w:t>Шаг 6</w:t>
+              <w:t>Проверка G, затем шаг 6</w:t>
             </w:r>
           </w:p>
         </w:tc>
         <w:tc>
           <w:tcPr>
-            <w:tcW w:type="dxa" w:w="2880"/>
+            <w:tcW w:type="dxa" w:w="2160"/>
           </w:tcPr>
           <w:p>
             <w:r>
-              <w:t>6 → 7 → 8 → 9 → 10 → 11 → 12</w:t>
+              <w:t>G → 6 → 7 → 8 → 9 → 10 → 11 → 12</w:t>
+            </w:r>
+          </w:p>
+        </w:tc>
+        <w:tc>
+          <w:tcPr>
+            <w:tcW w:type="dxa" w:w="2160"/>
+          </w:tcPr>
+          <w:p>
+            <w:r>
+              <w:t>условия G выполнены — дальше по пути; не выполнены — строка проверки G</w:t>
             </w:r>
           </w:p>
         </w:tc>
@@ -177,7 +212,7 @@
       <w:tr>
         <w:tc>
           <w:tcPr>
-            <w:tcW w:type="dxa" w:w="2880"/>
+            <w:tcW w:type="dxa" w:w="2160"/>
           </w:tcPr>
           <w:p>
             <w:r>
@@ -187,21 +222,31 @@
         </w:tc>
         <w:tc>
           <w:tcPr>
-            <w:tcW w:type="dxa" w:w="2880"/>
+            <w:tcW w:type="dxa" w:w="2160"/>
           </w:tcPr>
           <w:p>
             <w:r>
-              <w:t>Шаг 6</w:t>
+              <w:t>Проверка G, затем шаг 6</w:t>
             </w:r>
           </w:p>
         </w:tc>
         <w:tc>
           <w:tcPr>
-            <w:tcW w:type="dxa" w:w="2880"/>
+            <w:tcW w:type="dxa" w:w="2160"/>
           </w:tcPr>
           <w:p>
             <w:r>
-              <w:t>6 → 7 → 8 → 9 → 10 → 11 → 12</w:t>
+              <w:t>G → 6 → 7 → 8 → 9 → 10 → 11 → 12</w:t>
+            </w:r>
+          </w:p>
+        </w:tc>
+        <w:tc>
+          <w:tcPr>
+            <w:tcW w:type="dxa" w:w="2160"/>
+          </w:tcPr>
+          <w:p>
+            <w:r>
+              <w:t>условия G выполнены — дальше по пути; не выполнены — строка проверки G</w:t>
             </w:r>
           </w:p>
         </w:tc>
@@ -209,7 +254,7 @@
       <w:tr>
         <w:tc>
           <w:tcPr>
-            <w:tcW w:type="dxa" w:w="2880"/>
+            <w:tcW w:type="dxa" w:w="2160"/>
           </w:tcPr>
           <w:p>
             <w:r>
@@ -219,7 +264,7 @@
         </w:tc>
         <w:tc>
           <w:tcPr>
-            <w:tcW w:type="dxa" w:w="2880"/>
+            <w:tcW w:type="dxa" w:w="2160"/>
           </w:tcPr>
           <w:p>
             <w:r>
@@ -229,11 +274,21 @@
         </w:tc>
         <w:tc>
           <w:tcPr>
-            <w:tcW w:type="dxa" w:w="2880"/>
+            <w:tcW w:type="dxa" w:w="2160"/>
           </w:tcPr>
           <w:p>
             <w:r>
-              <w:t>2 → 3 → 4 → 5 → 6 → 7 → 8 → 9 → 10 → 11 → 12</w:t>
+              <w:t>2 → 3 → 4 → G</w:t>
+            </w:r>
+          </w:p>
+        </w:tc>
+        <w:tc>
+          <w:tcPr>
+            <w:tcW w:type="dxa" w:w="2160"/>
+          </w:tcPr>
+          <w:p>
+            <w:r>
+              <w:t>проверка G: выполнена — шаг 6; не выполнена — шаг по строке проверки G, без фиксации задолженности</w:t>
             </w:r>
           </w:p>
         </w:tc>
@@ -241,7 +296,7 @@
       <w:tr>
         <w:tc>
           <w:tcPr>
-            <w:tcW w:type="dxa" w:w="2880"/>
+            <w:tcW w:type="dxa" w:w="2160"/>
           </w:tcPr>
           <w:p>
             <w:r>
@@ -251,7 +306,7 @@
         </w:tc>
         <w:tc>
           <w:tcPr>
-            <w:tcW w:type="dxa" w:w="2880"/>
+            <w:tcW w:type="dxa" w:w="2160"/>
           </w:tcPr>
           <w:p>
             <w:r>
@@ -261,11 +316,21 @@
         </w:tc>
         <w:tc>
           <w:tcPr>
-            <w:tcW w:type="dxa" w:w="2880"/>
+            <w:tcW w:type="dxa" w:w="2160"/>
           </w:tcPr>
           <w:p>
             <w:r>
-              <w:t>5 → 6 → 7 → 8 → 9 → 10 → 11 → 12</w:t>
+              <w:t>5 → G</w:t>
+            </w:r>
+          </w:p>
+        </w:tc>
+        <w:tc>
+          <w:tcPr>
+            <w:tcW w:type="dxa" w:w="2160"/>
+          </w:tcPr>
+          <w:p>
+            <w:r>
+              <w:t>проверка G: выполнена — шаг 6; не выполнена — шаг по строке проверки G, без фиксации задолженности</w:t>
             </w:r>
           </w:p>
         </w:tc>
@@ -273,7 +338,7 @@
       <w:tr>
         <w:tc>
           <w:tcPr>
-            <w:tcW w:type="dxa" w:w="2880"/>
+            <w:tcW w:type="dxa" w:w="2160"/>
           </w:tcPr>
           <w:p>
             <w:r>
@@ -283,7 +348,7 @@
         </w:tc>
         <w:tc>
           <w:tcPr>
-            <w:tcW w:type="dxa" w:w="2880"/>
+            <w:tcW w:type="dxa" w:w="2160"/>
           </w:tcPr>
           <w:p>
             <w:r>
@@ -293,11 +358,246 @@
         </w:tc>
         <w:tc>
           <w:tcPr>
-            <w:tcW w:type="dxa" w:w="2880"/>
+            <w:tcW w:type="dxa" w:w="2160"/>
           </w:tcPr>
           <w:p>
             <w:r>
-              <w:t>4 → 5 → 6 → 7 → 8 → 9 → 10 → 11 → 12</w:t>
+              <w:t>4 → G</w:t>
+            </w:r>
+          </w:p>
+        </w:tc>
+        <w:tc>
+          <w:tcPr>
+            <w:tcW w:type="dxa" w:w="2160"/>
+          </w:tcPr>
+          <w:p>
+            <w:r>
+              <w:t>проверка G: выполнена — шаг 6; не выполнена — шаг по строке проверки G, без фиксации задолженности</w:t>
+            </w:r>
+          </w:p>
+        </w:tc>
+      </w:tr>
+    </w:tbl>
+    <w:p/>
+    <w:p>
+      <w:pPr>
+        <w:pStyle w:val="Heading1"/>
+      </w:pPr>
+      <w:r>
+        <w:t>Проверка G: можно ли переходить к задолженности</w:t>
+      </w:r>
+    </w:p>
+    <w:p>
+      <w:r>
+        <w:rPr>
+          <w:b w:val="0"/>
+          <w:i w:val="0"/>
+        </w:rPr>
+        <w:t>Единственный вход в маршрут задолженности (шаги 6–12). Все условия должны быть выполнены и подтверждены документами:</w:t>
+      </w:r>
+    </w:p>
+    <w:p>
+      <w:pPr>
+        <w:pStyle w:val="ListNumber"/>
+      </w:pPr>
+      <w:r>
+        <w:t>Работы приняты заказчиком: акт (КС-2/КС-3 или акт, названный в договоре) подписан обеими сторонами либо приёмка подтверждена другим документом, который признаёт договор.</w:t>
+      </w:r>
+    </w:p>
+    <w:p>
+      <w:pPr>
+        <w:pStyle w:val="ListNumber"/>
+      </w:pPr>
+      <w:r>
+        <w:t>По этим работам нет незакрытых замечаний и нет мотивированного отказа.</w:t>
+      </w:r>
+    </w:p>
+    <w:p>
+      <w:pPr>
+        <w:pStyle w:val="ListNumber"/>
+      </w:pPr>
+      <w:r>
+        <w:t>Наступило событие, от которого договор считает срок оплаты, и срок истёк: сегодня — не раньше следующего дня после последнего дня срока.</w:t>
+      </w:r>
+    </w:p>
+    <w:p>
+      <w:r>
+        <w:rPr>
+          <w:b w:val="0"/>
+          <w:i w:val="0"/>
+        </w:rPr>
+        <w:t>Все три условия выполнены и подтверждаются документами — шаг 6 (ситуации А, Б, В).</w:t>
+      </w:r>
+    </w:p>
+    <w:tbl>
+      <w:tblPr>
+        <w:tblStyle w:val="TableGrid"/>
+        <w:tblW w:type="auto" w:w="0"/>
+        <w:jc w:val="center"/>
+        <w:tblLook w:firstColumn="1" w:firstRow="1" w:lastColumn="0" w:lastRow="0" w:noHBand="0" w:noVBand="1" w:val="04A0"/>
+      </w:tblPr>
+      <w:tblGrid>
+        <w:gridCol w:w="4320"/>
+        <w:gridCol w:w="4320"/>
+      </w:tblGrid>
+      <w:tr>
+        <w:tc>
+          <w:tcPr>
+            <w:tcW w:type="dxa" w:w="4320"/>
+          </w:tcPr>
+          <w:p>
+            <w:r/>
+            <w:r>
+              <w:rPr>
+                <w:b/>
+              </w:rPr>
+              <w:t>Условие не выполнено</w:t>
+            </w:r>
+          </w:p>
+        </w:tc>
+        <w:tc>
+          <w:tcPr>
+            <w:tcW w:type="dxa" w:w="4320"/>
+          </w:tcPr>
+          <w:p>
+            <w:r/>
+            <w:r>
+              <w:rPr>
+                <w:b/>
+              </w:rPr>
+              <w:t>Следующий шаг</w:t>
+            </w:r>
+          </w:p>
+        </w:tc>
+      </w:tr>
+      <w:tr>
+        <w:tc>
+          <w:tcPr>
+            <w:tcW w:type="dxa" w:w="4320"/>
+          </w:tcPr>
+          <w:p>
+            <w:r>
+              <w:t>Акт не оформлен</w:t>
+            </w:r>
+          </w:p>
+        </w:tc>
+        <w:tc>
+          <w:tcPr>
+            <w:tcW w:type="dxa" w:w="4320"/>
+          </w:tcPr>
+          <w:p>
+            <w:r>
+              <w:t>Шаг 2: оформите закрывающие документы (файлы 04–07), затем шаги 3–4.</w:t>
+            </w:r>
+          </w:p>
+        </w:tc>
+      </w:tr>
+      <w:tr>
+        <w:tc>
+          <w:tcPr>
+            <w:tcW w:type="dxa" w:w="4320"/>
+          </w:tcPr>
+          <w:p>
+            <w:r>
+              <w:t>Документы не переданы или передача не доказана</w:t>
+            </w:r>
+          </w:p>
+        </w:tc>
+        <w:tc>
+          <w:tcPr>
+            <w:tcW w:type="dxa" w:w="4320"/>
+          </w:tcPr>
+          <w:p>
+            <w:r>
+              <w:t>Шаг 4: передайте документы способом, который можно доказать, и внесите передачу в реестр (файлы 10, 08).</w:t>
+            </w:r>
+          </w:p>
+        </w:tc>
+      </w:tr>
+      <w:tr>
+        <w:tc>
+          <w:tcPr>
+            <w:tcW w:type="dxa" w:w="4320"/>
+          </w:tcPr>
+          <w:p>
+            <w:r>
+              <w:t>Есть незакрытые замечания</w:t>
+            </w:r>
+          </w:p>
+        </w:tc>
+        <w:tc>
+          <w:tcPr>
+            <w:tcW w:type="dxa" w:w="4320"/>
+          </w:tcPr>
+          <w:p>
+            <w:r>
+              <w:t>Шаг 5: устраните замечания, направьте уведомление об устранении и повторно предъявите работы (файл 10).</w:t>
+            </w:r>
+          </w:p>
+        </w:tc>
+      </w:tr>
+      <w:tr>
+        <w:tc>
+          <w:tcPr>
+            <w:tcW w:type="dxa" w:w="4320"/>
+          </w:tcPr>
+          <w:p>
+            <w:r>
+              <w:t>Документы переданы, заказчик не подписывает и не отвечает</w:t>
+            </w:r>
+          </w:p>
+        </w:tc>
+        <w:tc>
+          <w:tcPr>
+            <w:tcW w:type="dxa" w:w="4320"/>
+          </w:tcPr>
+          <w:p>
+            <w:r>
+              <w:t>Приёмка не подтверждена, поэтому долг не фиксируйте и претензию не готовьте. Проверьте по договору срок и порядок приёмки; направьте заказчику запрос подписать акт или прислать мотивированный отказ и повторно предъявите документы (файл 10, раздел Б); каждую отправку внесите в реестр передачи (файл 08). Если считаете работы принятыми по акту, подписанному только вами, — граница B4.</w:t>
+            </w:r>
+          </w:p>
+        </w:tc>
+      </w:tr>
+      <w:tr>
+        <w:tc>
+          <w:tcPr>
+            <w:tcW w:type="dxa" w:w="4320"/>
+          </w:tcPr>
+          <w:p>
+            <w:r>
+              <w:t>Мотивированный отказ, спор о подписи или объёмах</w:t>
+            </w:r>
+          </w:p>
+        </w:tc>
+        <w:tc>
+          <w:tcPr>
+            <w:tcW w:type="dxa" w:w="4320"/>
+          </w:tcPr>
+          <w:p>
+            <w:r>
+              <w:t>Граница B4: файл 01, таблица 2.</w:t>
+            </w:r>
+          </w:p>
+        </w:tc>
+      </w:tr>
+      <w:tr>
+        <w:tc>
+          <w:tcPr>
+            <w:tcW w:type="dxa" w:w="4320"/>
+          </w:tcPr>
+          <w:p>
+            <w:r>
+              <w:t>Срок оплаты не наступил или договор его не определяет</w:t>
+            </w:r>
+          </w:p>
+        </w:tc>
+        <w:tc>
+          <w:tcPr>
+            <w:tcW w:type="dxa" w:w="4320"/>
+          </w:tcPr>
+          <w:p>
+            <w:r>
+              <w:t>Ждите следующего дня после срока; документы можно готовить и сдавать. Если договор срок не определяет — дату начала просрочки определите со специалистом.</w:t>
             </w:r>
           </w:p>
         </w:tc>
@@ -708,7 +1008,7 @@
           </w:tcPr>
           <w:p>
             <w:r>
-              <w:t>шаг 5</w:t>
+              <w:t>проверка G</w:t>
             </w:r>
           </w:p>
         </w:tc>
@@ -770,7 +1070,7 @@
           </w:tcPr>
           <w:p>
             <w:r>
-              <w:t>шаг 6</w:t>
+              <w:t>проверка G</w:t>
             </w:r>
           </w:p>
         </w:tc>
@@ -780,7 +1080,7 @@
           </w:tcPr>
           <w:p>
             <w:r>
-              <w:t>Г, Д, Е</w:t>
+              <w:t>Д</w:t>
             </w:r>
           </w:p>
         </w:tc>
@@ -822,7 +1122,7 @@
           </w:tcPr>
           <w:p>
             <w:r>
-              <w:t>В файле 08, лист «Взаиморасчёты», рассчитан бесспорный долг больше нуля и нет незакрытого флага «ГРАНИЦА»; последний день срока оплаты внесён в файл 02, лист «Маршрут», строка под вопросами (сами вопросы заполнять не обязательно).</w:t>
+              <w:t>Проверка G пройдена: работы приняты, замечаний нет, срок оплаты истёк. В файле 08, лист «Взаиморасчёты», рассчитан бесспорный долг больше нуля и нет незакрытого флага «ГРАНИЦА»; последний день срока оплаты внесён в файл 02, лист «Маршрут», строка под вопросами (сами вопросы заполнять не обязательно).</w:t>
             </w:r>
           </w:p>
         </w:tc>
@@ -842,7 +1142,7 @@
           </w:tcPr>
           <w:p>
             <w:r>
-              <w:t>А, Б, В, Г, Д, Е</w:t>
+              <w:t>А, Б, В</w:t>
             </w:r>
           </w:p>
         </w:tc>
@@ -904,7 +1204,7 @@
           </w:tcPr>
           <w:p>
             <w:r>
-              <w:t>А, Б, В, Г, Д, Е</w:t>
+              <w:t>А, Б, В</w:t>
             </w:r>
           </w:p>
         </w:tc>
@@ -966,7 +1266,7 @@
           </w:tcPr>
           <w:p>
             <w:r>
-              <w:t>А, Б, В, Г, Д, Е</w:t>
+              <w:t>А, Б, В</w:t>
             </w:r>
           </w:p>
         </w:tc>
@@ -1028,7 +1328,7 @@
           </w:tcPr>
           <w:p>
             <w:r>
-              <w:t>А, Б, В, Г, Д, Е</w:t>
+              <w:t>А, Б, В</w:t>
             </w:r>
           </w:p>
         </w:tc>
@@ -1090,7 +1390,7 @@
           </w:tcPr>
           <w:p>
             <w:r>
-              <w:t>А, Б, В, Г, Д, Е</w:t>
+              <w:t>А, Б, В</w:t>
             </w:r>
           </w:p>
         </w:tc>
@@ -1152,7 +1452,7 @@
           </w:tcPr>
           <w:p>
             <w:r>
-              <w:t>А, Б, В, Г, Д, Е</w:t>
+              <w:t>А, Б, В</w:t>
             </w:r>
           </w:p>
         </w:tc>
@@ -1214,7 +1514,7 @@
           </w:tcPr>
           <w:p>
             <w:r>
-              <w:t>А, Б, В, Г, Д, Е</w:t>
+              <w:t>А, Б, В</w:t>
             </w:r>
           </w:p>
         </w:tc>
@@ -1548,7 +1848,7 @@
           <w:b w:val="0"/>
           <w:i w:val="0"/>
         </w:rPr>
-        <w:t>Следующий шаг: шаг 5</w:t>
+        <w:t>Следующий шаг: проверка G</w:t>
       </w:r>
     </w:p>
     <w:p>
@@ -1565,7 +1865,7 @@
         <w:pStyle w:val="ListBullet"/>
       </w:pPr>
       <w:r>
-        <w:t>Заказчик подписал без замечаний — шаг 6.</w:t>
+        <w:t>Заказчик подписал без замечаний — проверка G.</w:t>
       </w:r>
     </w:p>
     <w:p>
@@ -1581,7 +1881,15 @@
         <w:pStyle w:val="ListBullet"/>
       </w:pPr>
       <w:r>
-        <w:t>Заказчик молчит — зафиксируйте получение по доказательству передачи и срок приёмки по договору; при мотивированном отказе или одностороннем акте — граница B4.</w:t>
+        <w:t>Заказчик не подписывает и не отвечает — проверка G, строка «Документы переданы, заказчик не подписывает и не отвечает»: долг не фиксируется, работы предъявляются повторно.</w:t>
+      </w:r>
+    </w:p>
+    <w:p>
+      <w:pPr>
+        <w:pStyle w:val="ListBullet"/>
+      </w:pPr>
+      <w:r>
+        <w:t>Мотивированный отказ или односторонний акт — граница B4.</w:t>
       </w:r>
     </w:p>
     <w:p>
@@ -1616,7 +1924,7 @@
           <w:b w:val="0"/>
           <w:i w:val="0"/>
         </w:rPr>
-        <w:t>Входит в путь ситуаций: Г, Д, Е.</w:t>
+        <w:t>Входит в путь ситуаций: Д.</w:t>
       </w:r>
     </w:p>
     <w:p>
@@ -1634,7 +1942,7 @@
           <w:b w:val="0"/>
           <w:i w:val="0"/>
         </w:rPr>
-        <w:t>Следующий шаг: шаг 6</w:t>
+        <w:t>Следующий шаг: проверка G</w:t>
       </w:r>
     </w:p>
     <w:p>
@@ -1652,6 +1960,14 @@
       </w:pPr>
       <w:r>
         <w:t>Устранимое или документальное замечание — устранить, направить уведомление об устранении и повторно предъявить.</w:t>
+      </w:r>
+    </w:p>
+    <w:p>
+      <w:pPr>
+        <w:pStyle w:val="ListBullet"/>
+      </w:pPr>
+      <w:r>
+        <w:t>Замечания закрыты и акт подписан — проверка G.</w:t>
       </w:r>
     </w:p>
     <w:p>
@@ -1702,7 +2018,7 @@
           <w:b w:val="0"/>
           <w:i w:val="0"/>
         </w:rPr>
-        <w:t>Входит в путь ситуаций: А, Б, В, Г, Д, Е.</w:t>
+        <w:t>Входит в путь ситуаций: А, Б, В.</w:t>
       </w:r>
     </w:p>
     <w:p>
@@ -1711,7 +2027,7 @@
           <w:b w:val="0"/>
           <w:i w:val="0"/>
         </w:rPr>
-        <w:t>Подтверждение выполнения: В файле 08, лист «Взаиморасчёты», рассчитан бесспорный долг больше нуля и нет незакрытого флага «ГРАНИЦА»; последний день срока оплаты внесён в файл 02, лист «Маршрут», строка под вопросами (сами вопросы заполнять не обязательно).</w:t>
+        <w:t>Подтверждение выполнения: Проверка G пройдена: работы приняты, замечаний нет, срок оплаты истёк. В файле 08, лист «Взаиморасчёты», рассчитан бесспорный долг больше нуля и нет незакрытого флага «ГРАНИЦА»; последний день срока оплаты внесён в файл 02, лист «Маршрут», строка под вопросами (сами вопросы заполнять не обязательно).</w:t>
       </w:r>
     </w:p>
     <w:p>
@@ -1780,7 +2096,7 @@
           <w:b w:val="0"/>
           <w:i w:val="0"/>
         </w:rPr>
-        <w:t>Входит в путь ситуаций: А, Б, В, Г, Д, Е.</w:t>
+        <w:t>Входит в путь ситуаций: А, Б, В.</w:t>
       </w:r>
     </w:p>
     <w:p>
@@ -1866,7 +2182,7 @@
           <w:b w:val="0"/>
           <w:i w:val="0"/>
         </w:rPr>
-        <w:t>Входит в путь ситуаций: А, Б, В, Г, Д, Е.</w:t>
+        <w:t>Входит в путь ситуаций: А, Б, В.</w:t>
       </w:r>
     </w:p>
     <w:p>
@@ -1935,7 +2251,7 @@
           <w:b w:val="0"/>
           <w:i w:val="0"/>
         </w:rPr>
-        <w:t>Входит в путь ситуаций: А, Б, В, Г, Д, Е.</w:t>
+        <w:t>Входит в путь ситуаций: А, Б, В.</w:t>
       </w:r>
     </w:p>
     <w:p>
@@ -1996,7 +2312,7 @@
           <w:b w:val="0"/>
           <w:i w:val="0"/>
         </w:rPr>
-        <w:t>Входит в путь ситуаций: А, Б, В, Г, Д, Е.</w:t>
+        <w:t>Входит в путь ситуаций: А, Б, В.</w:t>
       </w:r>
     </w:p>
     <w:p>
@@ -2040,7 +2356,7 @@
           <w:b w:val="0"/>
           <w:i w:val="0"/>
         </w:rPr>
-        <w:t>Входит в путь ситуаций: А, Б, В, Г, Д, Е.</w:t>
+        <w:t>Входит в путь ситуаций: А, Б, В.</w:t>
       </w:r>
     </w:p>
     <w:p>
@@ -2150,7 +2466,7 @@
           <w:b w:val="0"/>
           <w:i w:val="0"/>
         </w:rPr>
-        <w:t>Входит в путь ситуаций: А, Б, В, Г, Д, Е.</w:t>
+        <w:t>Входит в путь ситуаций: А, Б, В.</w:t>
       </w:r>
     </w:p>
     <w:p>

--- a/tools/candidates/s1-oplata-za-raboty/03-algoritm-dejstviy.docx
+++ b/tools/candidates/s1-oplata-za-raboty/03-algoritm-dejstviy.docx
@@ -1122,7 +1122,7 @@
           </w:tcPr>
           <w:p>
             <w:r>
-              <w:t>Проверка G пройдена: работы приняты, замечаний нет, срок оплаты истёк. В файле 08, лист «Взаиморасчёты», рассчитан бесспорный долг больше нуля и нет незакрытого флага «ГРАНИЦА»; последний день срока оплаты внесён в файл 02, лист «Маршрут», строка под вопросами (сами вопросы заполнять не обязательно).</w:t>
+              <w:t>Проверка G пройдена: работы приняты, замечаний нет, срок оплаты истёк. В файле 08, лист «Взаиморасчёты», каждая операция отнесена к конкретному акту, колонка «Проверка строки» без «БЛОК», рассчитан текущий бесспорный долг больше нуля и нет незакрытого флага «ГРАНИЦА»; на листе «Долг по актам» у каждого акта указан свой последний день срока оплаты и посчитан долг на первый день просрочки; последний день срока оплаты по самому раннему акту внесён в файл 02, лист «Маршрут», строка под вопросами (сами вопросы заполнять не обязательно).</w:t>
             </w:r>
           </w:p>
         </w:tc>
@@ -1308,7 +1308,7 @@
           </w:tcPr>
           <w:p>
             <w:r>
-              <w:t>В файле 14 на листе «Расчёт» статус «ГОТОВ», а не «ЗАБЛОКИРОВАН»; итог перенесён в претензию.</w:t>
+              <w:t>В файле 14 на листе «Акты» по каждому акту перенесены из файла 08 (лист «Долг по актам») долг на первый день просрочки, дата начала просрочки и текущий остаток для сверки; оплаты после начала просрочки отнесены к актам на листе «Оплаты»; на листе «Расчёт» статус «ГОТОВ», а не «ЗАБЛОКИРОВАН»; итог перенесён в претензию.</w:t>
             </w:r>
           </w:p>
         </w:tc>
@@ -2027,7 +2027,7 @@
           <w:b w:val="0"/>
           <w:i w:val="0"/>
         </w:rPr>
-        <w:t>Подтверждение выполнения: Проверка G пройдена: работы приняты, замечаний нет, срок оплаты истёк. В файле 08, лист «Взаиморасчёты», рассчитан бесспорный долг больше нуля и нет незакрытого флага «ГРАНИЦА»; последний день срока оплаты внесён в файл 02, лист «Маршрут», строка под вопросами (сами вопросы заполнять не обязательно).</w:t>
+        <w:t>Подтверждение выполнения: Проверка G пройдена: работы приняты, замечаний нет, срок оплаты истёк. В файле 08, лист «Взаиморасчёты», каждая операция отнесена к конкретному акту, колонка «Проверка строки» без «БЛОК», рассчитан текущий бесспорный долг больше нуля и нет незакрытого флага «ГРАНИЦА»; на листе «Долг по актам» у каждого акта указан свой последний день срока оплаты и посчитан долг на первый день просрочки; последний день срока оплаты по самому раннему акту внесён в файл 02, лист «Маршрут», строка под вопросами (сами вопросы заполнять не обязательно).</w:t>
       </w:r>
     </w:p>
     <w:p>
@@ -2260,7 +2260,7 @@
           <w:b w:val="0"/>
           <w:i w:val="0"/>
         </w:rPr>
-        <w:t>Подтверждение выполнения: В файле 14 на листе «Расчёт» статус «ГОТОВ», а не «ЗАБЛОКИРОВАН»; итог перенесён в претензию.</w:t>
+        <w:t>Подтверждение выполнения: В файле 14 на листе «Акты» по каждому акту перенесены из файла 08 (лист «Долг по актам») долг на первый день просрочки, дата начала просрочки и текущий остаток для сверки; оплаты после начала просрочки отнесены к актам на листе «Оплаты»; на листе «Расчёт» статус «ГОТОВ», а не «ЗАБЛОКИРОВАН»; итог перенесён в претензию.</w:t>
       </w:r>
     </w:p>
     <w:p>
@@ -2287,6 +2287,22 @@
       </w:pPr>
       <w:r>
         <w:t>Договор устанавливает неустойку за просрочку оплаты — вопрос выбора между неустойкой и процентами (п. 4 ст. 395 ГК РФ) к специалисту.</w:t>
+      </w:r>
+    </w:p>
+    <w:p>
+      <w:pPr>
+        <w:pStyle w:val="ListBullet"/>
+      </w:pPr>
+      <w:r>
+        <w:t>Актов несколько и сроки оплаты по ним разные — каждый акт вводится отдельной строкой со своей датой начала просрочки; объединять их в один долг с одной датой нельзя.</w:t>
+      </w:r>
+    </w:p>
+    <w:p>
+      <w:pPr>
+        <w:pStyle w:val="ListBullet"/>
+      </w:pPr>
+      <w:r>
+        <w:t>Платёж не отнесён к конкретному акту — расчёт заблокирован: распределите платёж документально, очередность зачёта система за вас не назначает.</w:t>
       </w:r>
     </w:p>
     <w:p>
@@ -2667,7 +2683,7 @@
           </w:tcPr>
           <w:p>
             <w:r>
-              <w:t>срок по договору или по двустороннему соглашению</w:t>
+              <w:t>срок по договору или по двустороннему соглашению; по каждому акту свой</w:t>
             </w:r>
           </w:p>
         </w:tc>
@@ -2677,7 +2693,7 @@
           </w:tcPr>
           <w:p>
             <w:r>
-              <w:t>02, лист «Маршрут»</w:t>
+              <w:t>02, лист «Маршрут»; 08, лист «Долг по актам»</w:t>
             </w:r>
           </w:p>
         </w:tc>
@@ -2699,7 +2715,7 @@
           </w:tcPr>
           <w:p>
             <w:r>
-              <w:t>первый день просрочки</w:t>
+              <w:t>первый день просрочки по этому акту</w:t>
             </w:r>
           </w:p>
         </w:tc>
@@ -2709,7 +2725,7 @@
           </w:tcPr>
           <w:p>
             <w:r>
-              <w:t>02; 14, лист «Ввод»</w:t>
+              <w:t>08, «Долг по актам»; 14, лист «Акты»</w:t>
             </w:r>
           </w:p>
         </w:tc>

--- a/tools/candidates/s1-oplata-za-raboty/03-algoritm-dejstviy.docx
+++ b/tools/candidates/s1-oplata-za-raboty/03-algoritm-dejstviy.docx
@@ -26,7 +26,7 @@
         <w:t xml:space="preserve">Важно, прочитайте до использования. </w:t>
       </w:r>
       <w:r>
-        <w:t>Это рабочий шаблон, а не юридическая консультация и не гарантия взыскания. Маршрут задолженности (шаги 6–12) рассчитан на одну ситуацию: работы приняты, задолженность и взаиморасчёты подтверждены документами, срок оплаты истёк; пока это не так, система ведёт к оформлению и сдаче работ. Приоритет всегда у условий вашего договора. Если заказчик удерживает оплату, заявляет зачёт, неустойку, недостатки или встречное требование, оспаривает подпись или объёмы, направил мотивированный отказ, работы сданы односторонним актом или есть признаки банкротства — это границы системы: откройте файл 01 и действуйте по строке своей границы. Ставок, сроков и размеров пошлин числом в тексте нет намеренно: они меняются, а файл сам не обновляется — берите их из названного источника на дату документа.</w:t>
+        <w:t>Это рабочий шаблон, а не юридическая консультация и не гарантия взыскания. Система рассчитана на одну ситуацию: работы приняты заказчиком, срок оплаты истёк, оплаты нет или она частичная. Если работы не приняты, система не подходит: сначала нужна приёмка работ по договору. Приоритет всегда у условий вашего договора. Если заказчик удерживает оплату, заявляет зачёт, неустойку, недостатки или встречное требование, оспаривает подпись или объёмы, направил мотивированный отказ, работы сданы односторонним актом, в долге есть допработы без соглашения или есть признаки банкротства — это границы системы: откройте файл 01 и действуйте по строке своей границы. Ставок, сроков и размеров пошлин числом в тексте нет намеренно: они меняются, а файл сам не обновляется — берите их из названного источника на дату документа.</w:t>
       </w:r>
     </w:p>
     <w:p>
@@ -51,7 +51,7 @@
           <w:b w:val="0"/>
           <w:i w:val="0"/>
         </w:rPr>
-        <w:t>Выберите ситуацию в файле 01, таблица 1, и идите только по её пути. Основной путь при просроченной оплате — шаги 6–12: оформление и сдача работ (шаги 2–5) в нём не повторяются. Шаги 2–5 заканчиваются проверкой G и к задолженности сами не ведут.</w:t>
+        <w:t>Выберите ситуацию в файле 01, таблица 1, и идите по её пути. Основной путь при просроченной оплате — шаги 6–12 после проверки G: система рассчитана на работы, которые заказчик уже принял. Если работы не приняты, система не подходит — что сделать, сказано в последней строке таблицы.</w:t>
       </w:r>
     </w:p>
     <w:tbl>
@@ -59,18 +59,18 @@
         <w:tblStyle w:val="TableGrid"/>
         <w:tblW w:type="auto" w:w="0"/>
         <w:jc w:val="center"/>
+        <w:tblLayout w:type="fixed"/>
         <w:tblLook w:firstColumn="1" w:firstRow="1" w:lastColumn="0" w:lastRow="0" w:noHBand="0" w:noVBand="1" w:val="04A0"/>
       </w:tblPr>
       <w:tblGrid>
-        <w:gridCol w:w="2160"/>
-        <w:gridCol w:w="2160"/>
-        <w:gridCol w:w="2160"/>
-        <w:gridCol w:w="2160"/>
+        <w:gridCol w:w="2608"/>
+        <w:gridCol w:w="1814"/>
+        <w:gridCol w:w="4195"/>
       </w:tblGrid>
       <w:tr>
         <w:tc>
           <w:tcPr>
-            <w:tcW w:type="dxa" w:w="2160"/>
+            <w:tcW w:type="dxa" w:w="2608"/>
           </w:tcPr>
           <w:p>
             <w:r/>
@@ -84,7 +84,7 @@
         </w:tc>
         <w:tc>
           <w:tcPr>
-            <w:tcW w:type="dxa" w:w="2160"/>
+            <w:tcW w:type="dxa" w:w="1814"/>
           </w:tcPr>
           <w:p>
             <w:r/>
@@ -98,7 +98,7 @@
         </w:tc>
         <w:tc>
           <w:tcPr>
-            <w:tcW w:type="dxa" w:w="2160"/>
+            <w:tcW w:type="dxa" w:w="4195"/>
           </w:tcPr>
           <w:p>
             <w:r/>
@@ -110,25 +110,11 @@
             </w:r>
           </w:p>
         </w:tc>
-        <w:tc>
-          <w:tcPr>
-            <w:tcW w:type="dxa" w:w="2160"/>
-          </w:tcPr>
-          <w:p>
-            <w:r/>
-            <w:r>
-              <w:rPr>
-                <w:b/>
-              </w:rPr>
-              <w:t>После пути</w:t>
-            </w:r>
-          </w:p>
-        </w:tc>
       </w:tr>
       <w:tr>
         <w:tc>
           <w:tcPr>
-            <w:tcW w:type="dxa" w:w="2160"/>
+            <w:tcW w:type="dxa" w:w="2608"/>
           </w:tcPr>
           <w:p>
             <w:r>
@@ -138,7 +124,7 @@
         </w:tc>
         <w:tc>
           <w:tcPr>
-            <w:tcW w:type="dxa" w:w="2160"/>
+            <w:tcW w:type="dxa" w:w="1814"/>
           </w:tcPr>
           <w:p>
             <w:r>
@@ -148,7 +134,7 @@
         </w:tc>
         <w:tc>
           <w:tcPr>
-            <w:tcW w:type="dxa" w:w="2160"/>
+            <w:tcW w:type="dxa" w:w="4195"/>
           </w:tcPr>
           <w:p>
             <w:r>
@@ -156,21 +142,11 @@
             </w:r>
           </w:p>
         </w:tc>
-        <w:tc>
-          <w:tcPr>
-            <w:tcW w:type="dxa" w:w="2160"/>
-          </w:tcPr>
-          <w:p>
-            <w:r>
-              <w:t>условия G выполнены — дальше по пути; не выполнены — строка проверки G</w:t>
-            </w:r>
-          </w:p>
-        </w:tc>
       </w:tr>
       <w:tr>
         <w:tc>
           <w:tcPr>
-            <w:tcW w:type="dxa" w:w="2160"/>
+            <w:tcW w:type="dxa" w:w="2608"/>
           </w:tcPr>
           <w:p>
             <w:r>
@@ -180,7 +156,7 @@
         </w:tc>
         <w:tc>
           <w:tcPr>
-            <w:tcW w:type="dxa" w:w="2160"/>
+            <w:tcW w:type="dxa" w:w="1814"/>
           </w:tcPr>
           <w:p>
             <w:r>
@@ -190,7 +166,7 @@
         </w:tc>
         <w:tc>
           <w:tcPr>
-            <w:tcW w:type="dxa" w:w="2160"/>
+            <w:tcW w:type="dxa" w:w="4195"/>
           </w:tcPr>
           <w:p>
             <w:r>
@@ -198,21 +174,11 @@
             </w:r>
           </w:p>
         </w:tc>
-        <w:tc>
-          <w:tcPr>
-            <w:tcW w:type="dxa" w:w="2160"/>
-          </w:tcPr>
-          <w:p>
-            <w:r>
-              <w:t>условия G выполнены — дальше по пути; не выполнены — строка проверки G</w:t>
-            </w:r>
-          </w:p>
-        </w:tc>
       </w:tr>
       <w:tr>
         <w:tc>
           <w:tcPr>
-            <w:tcW w:type="dxa" w:w="2160"/>
+            <w:tcW w:type="dxa" w:w="2608"/>
           </w:tcPr>
           <w:p>
             <w:r>
@@ -222,7 +188,7 @@
         </w:tc>
         <w:tc>
           <w:tcPr>
-            <w:tcW w:type="dxa" w:w="2160"/>
+            <w:tcW w:type="dxa" w:w="1814"/>
           </w:tcPr>
           <w:p>
             <w:r>
@@ -232,7 +198,7 @@
         </w:tc>
         <w:tc>
           <w:tcPr>
-            <w:tcW w:type="dxa" w:w="2160"/>
+            <w:tcW w:type="dxa" w:w="4195"/>
           </w:tcPr>
           <w:p>
             <w:r>
@@ -240,139 +206,35 @@
             </w:r>
           </w:p>
         </w:tc>
-        <w:tc>
-          <w:tcPr>
-            <w:tcW w:type="dxa" w:w="2160"/>
-          </w:tcPr>
-          <w:p>
-            <w:r>
-              <w:t>условия G выполнены — дальше по пути; не выполнены — строка проверки G</w:t>
-            </w:r>
-          </w:p>
-        </w:tc>
       </w:tr>
       <w:tr>
         <w:tc>
           <w:tcPr>
-            <w:tcW w:type="dxa" w:w="2160"/>
+            <w:tcW w:type="dxa" w:w="2608"/>
           </w:tcPr>
           <w:p>
             <w:r>
-              <w:t>Г. Документы не оформлены или не переданы</w:t>
+              <w:t>Работы не приняты — эта система не подходит</w:t>
             </w:r>
           </w:p>
         </w:tc>
         <w:tc>
           <w:tcPr>
-            <w:tcW w:type="dxa" w:w="2160"/>
+            <w:tcW w:type="dxa" w:w="1814"/>
           </w:tcPr>
           <w:p>
             <w:r>
-              <w:t>Шаг 2</w:t>
+              <w:t>—</w:t>
             </w:r>
           </w:p>
         </w:tc>
         <w:tc>
           <w:tcPr>
-            <w:tcW w:type="dxa" w:w="2160"/>
+            <w:tcW w:type="dxa" w:w="4195"/>
           </w:tcPr>
           <w:p>
             <w:r>
-              <w:t>2 → 3 → 4 → G</w:t>
-            </w:r>
-          </w:p>
-        </w:tc>
-        <w:tc>
-          <w:tcPr>
-            <w:tcW w:type="dxa" w:w="2160"/>
-          </w:tcPr>
-          <w:p>
-            <w:r>
-              <w:t>проверка G: выполнена — шаг 6; не выполнена — шаг по строке проверки G, без фиксации задолженности</w:t>
-            </w:r>
-          </w:p>
-        </w:tc>
-      </w:tr>
-      <w:tr>
-        <w:tc>
-          <w:tcPr>
-            <w:tcW w:type="dxa" w:w="2160"/>
-          </w:tcPr>
-          <w:p>
-            <w:r>
-              <w:t>Д. Документы переданы, есть устранимые замечания</w:t>
-            </w:r>
-          </w:p>
-        </w:tc>
-        <w:tc>
-          <w:tcPr>
-            <w:tcW w:type="dxa" w:w="2160"/>
-          </w:tcPr>
-          <w:p>
-            <w:r>
-              <w:t>Шаг 5</w:t>
-            </w:r>
-          </w:p>
-        </w:tc>
-        <w:tc>
-          <w:tcPr>
-            <w:tcW w:type="dxa" w:w="2160"/>
-          </w:tcPr>
-          <w:p>
-            <w:r>
-              <w:t>5 → G</w:t>
-            </w:r>
-          </w:p>
-        </w:tc>
-        <w:tc>
-          <w:tcPr>
-            <w:tcW w:type="dxa" w:w="2160"/>
-          </w:tcPr>
-          <w:p>
-            <w:r>
-              <w:t>проверка G: выполнена — шаг 6; не выполнена — шаг по строке проверки G, без фиксации задолженности</w:t>
-            </w:r>
-          </w:p>
-        </w:tc>
-      </w:tr>
-      <w:tr>
-        <w:tc>
-          <w:tcPr>
-            <w:tcW w:type="dxa" w:w="2160"/>
-          </w:tcPr>
-          <w:p>
-            <w:r>
-              <w:t>Е. Документы переданы, заказчик не подписывает и не отвечает</w:t>
-            </w:r>
-          </w:p>
-        </w:tc>
-        <w:tc>
-          <w:tcPr>
-            <w:tcW w:type="dxa" w:w="2160"/>
-          </w:tcPr>
-          <w:p>
-            <w:r>
-              <w:t>Шаг 4</w:t>
-            </w:r>
-          </w:p>
-        </w:tc>
-        <w:tc>
-          <w:tcPr>
-            <w:tcW w:type="dxa" w:w="2160"/>
-          </w:tcPr>
-          <w:p>
-            <w:r>
-              <w:t>4 → G</w:t>
-            </w:r>
-          </w:p>
-        </w:tc>
-        <w:tc>
-          <w:tcPr>
-            <w:tcW w:type="dxa" w:w="2160"/>
-          </w:tcPr>
-          <w:p>
-            <w:r>
-              <w:t>проверка G: выполнена — шаг 6; не выполнена — шаг по строке проверки G, без фиксации задолженности</w:t>
+              <w:t>Что сделать: Долг не фиксируйте и претензию не готовьте. Сначала добейтесь приёмки по договору: оформите акт, передайте его способом, который можно доказать, закройте замечания; если заказчик молчит — направьте запрос подписать акт или прислать мотивированный отказ. Когда акт подписан обеими сторонами и срок оплаты истёк, вернитесь к проверке G. Если заказчик направил мотивированный отказ или вы считаете работы принятыми по акту, подписанному только вами, — граница B4, файл 01, таблица 2.</w:t>
             </w:r>
           </w:p>
         </w:tc>
@@ -434,16 +296,17 @@
         <w:tblStyle w:val="TableGrid"/>
         <w:tblW w:type="auto" w:w="0"/>
         <w:jc w:val="center"/>
+        <w:tblLayout w:type="fixed"/>
         <w:tblLook w:firstColumn="1" w:firstRow="1" w:lastColumn="0" w:lastRow="0" w:noHBand="0" w:noVBand="1" w:val="04A0"/>
       </w:tblPr>
       <w:tblGrid>
-        <w:gridCol w:w="4320"/>
-        <w:gridCol w:w="4320"/>
+        <w:gridCol w:w="2948"/>
+        <w:gridCol w:w="5669"/>
       </w:tblGrid>
       <w:tr>
         <w:tc>
           <w:tcPr>
-            <w:tcW w:type="dxa" w:w="4320"/>
+            <w:tcW w:type="dxa" w:w="2948"/>
           </w:tcPr>
           <w:p>
             <w:r/>
@@ -457,7 +320,7 @@
         </w:tc>
         <w:tc>
           <w:tcPr>
-            <w:tcW w:type="dxa" w:w="4320"/>
+            <w:tcW w:type="dxa" w:w="5669"/>
           </w:tcPr>
           <w:p>
             <w:r/>
@@ -473,21 +336,21 @@
       <w:tr>
         <w:tc>
           <w:tcPr>
-            <w:tcW w:type="dxa" w:w="4320"/>
+            <w:tcW w:type="dxa" w:w="2948"/>
           </w:tcPr>
           <w:p>
             <w:r>
-              <w:t>Акт не оформлен</w:t>
+              <w:t>Работы не приняты: акт не подписан обеими сторонами, есть незакрытые замечания, заказчик не подписывает и не отвечает</w:t>
             </w:r>
           </w:p>
         </w:tc>
         <w:tc>
           <w:tcPr>
-            <w:tcW w:type="dxa" w:w="4320"/>
+            <w:tcW w:type="dxa" w:w="5669"/>
           </w:tcPr>
           <w:p>
             <w:r>
-              <w:t>Шаг 2: оформите закрывающие документы (файлы 04–07), затем шаги 3–4.</w:t>
+              <w:t>Долг не фиксируйте и претензию не готовьте. Сначала добейтесь приёмки по договору: оформите акт, передайте его способом, который можно доказать, закройте замечания; если заказчик молчит — направьте запрос подписать акт или прислать мотивированный отказ. Когда акт подписан обеими сторонами и срок оплаты истёк, вернитесь к проверке G. Если заказчик направил мотивированный отказ или вы считаете работы принятыми по акту, подписанному только вами, — граница B4, файл 01, таблица 2.</w:t>
             </w:r>
           </w:p>
         </w:tc>
@@ -495,73 +358,7 @@
       <w:tr>
         <w:tc>
           <w:tcPr>
-            <w:tcW w:type="dxa" w:w="4320"/>
-          </w:tcPr>
-          <w:p>
-            <w:r>
-              <w:t>Документы не переданы или передача не доказана</w:t>
-            </w:r>
-          </w:p>
-        </w:tc>
-        <w:tc>
-          <w:tcPr>
-            <w:tcW w:type="dxa" w:w="4320"/>
-          </w:tcPr>
-          <w:p>
-            <w:r>
-              <w:t>Шаг 4: передайте документы способом, который можно доказать, и внесите передачу в реестр (файлы 10, 08).</w:t>
-            </w:r>
-          </w:p>
-        </w:tc>
-      </w:tr>
-      <w:tr>
-        <w:tc>
-          <w:tcPr>
-            <w:tcW w:type="dxa" w:w="4320"/>
-          </w:tcPr>
-          <w:p>
-            <w:r>
-              <w:t>Есть незакрытые замечания</w:t>
-            </w:r>
-          </w:p>
-        </w:tc>
-        <w:tc>
-          <w:tcPr>
-            <w:tcW w:type="dxa" w:w="4320"/>
-          </w:tcPr>
-          <w:p>
-            <w:r>
-              <w:t>Шаг 5: устраните замечания, направьте уведомление об устранении и повторно предъявите работы (файл 10).</w:t>
-            </w:r>
-          </w:p>
-        </w:tc>
-      </w:tr>
-      <w:tr>
-        <w:tc>
-          <w:tcPr>
-            <w:tcW w:type="dxa" w:w="4320"/>
-          </w:tcPr>
-          <w:p>
-            <w:r>
-              <w:t>Документы переданы, заказчик не подписывает и не отвечает</w:t>
-            </w:r>
-          </w:p>
-        </w:tc>
-        <w:tc>
-          <w:tcPr>
-            <w:tcW w:type="dxa" w:w="4320"/>
-          </w:tcPr>
-          <w:p>
-            <w:r>
-              <w:t>Приёмка не подтверждена, поэтому долг не фиксируйте и претензию не готовьте. Проверьте по договору срок и порядок приёмки; направьте заказчику запрос подписать акт или прислать мотивированный отказ и повторно предъявите документы (файл 10, раздел Б); каждую отправку внесите в реестр передачи (файл 08). Если считаете работы принятыми по акту, подписанному только вами, — граница B4.</w:t>
-            </w:r>
-          </w:p>
-        </w:tc>
-      </w:tr>
-      <w:tr>
-        <w:tc>
-          <w:tcPr>
-            <w:tcW w:type="dxa" w:w="4320"/>
+            <w:tcW w:type="dxa" w:w="2948"/>
           </w:tcPr>
           <w:p>
             <w:r>
@@ -571,7 +368,7 @@
         </w:tc>
         <w:tc>
           <w:tcPr>
-            <w:tcW w:type="dxa" w:w="4320"/>
+            <w:tcW w:type="dxa" w:w="5669"/>
           </w:tcPr>
           <w:p>
             <w:r>
@@ -583,7 +380,7 @@
       <w:tr>
         <w:tc>
           <w:tcPr>
-            <w:tcW w:type="dxa" w:w="4320"/>
+            <w:tcW w:type="dxa" w:w="2948"/>
           </w:tcPr>
           <w:p>
             <w:r>
@@ -593,11 +390,11 @@
         </w:tc>
         <w:tc>
           <w:tcPr>
-            <w:tcW w:type="dxa" w:w="4320"/>
+            <w:tcW w:type="dxa" w:w="5669"/>
           </w:tcPr>
           <w:p>
             <w:r>
-              <w:t>Ждите следующего дня после срока; документы можно готовить и сдавать. Если договор срок не определяет — дату начала просрочки определите со специалистом.</w:t>
+              <w:t>Ждите следующего дня после срока. Если договор срок не определяет — дату начала просрочки определите со специалистом.</w:t>
             </w:r>
           </w:p>
         </w:tc>
@@ -617,26 +414,32 @@
         <w:tblStyle w:val="TableGrid"/>
         <w:tblW w:type="auto" w:w="0"/>
         <w:jc w:val="center"/>
+        <w:tblLayout w:type="fixed"/>
         <w:tblLook w:firstColumn="1" w:firstRow="1" w:lastColumn="0" w:lastRow="0" w:noHBand="0" w:noVBand="1" w:val="04A0"/>
       </w:tblPr>
       <w:tblGrid>
-        <w:gridCol w:w="1440"/>
-        <w:gridCol w:w="1440"/>
-        <w:gridCol w:w="1440"/>
-        <w:gridCol w:w="1440"/>
-        <w:gridCol w:w="1440"/>
-        <w:gridCol w:w="1440"/>
+        <w:gridCol w:w="850"/>
+        <w:gridCol w:w="1644"/>
+        <w:gridCol w:w="1247"/>
+        <w:gridCol w:w="2948"/>
+        <w:gridCol w:w="1134"/>
+        <w:gridCol w:w="794"/>
       </w:tblGrid>
       <w:tr>
         <w:tc>
           <w:tcPr>
-            <w:tcW w:type="dxa" w:w="1440"/>
+            <w:tcW w:type="dxa" w:w="850"/>
           </w:tcPr>
           <w:p>
-            <w:r/>
+            <w:r>
+              <w:rPr>
+                <w:sz w:val="17"/>
+              </w:rPr>
+            </w:r>
             <w:r>
               <w:rPr>
                 <w:b/>
+                <w:sz w:val="17"/>
               </w:rPr>
               <w:t>Шаг</w:t>
             </w:r>
@@ -644,13 +447,18 @@
         </w:tc>
         <w:tc>
           <w:tcPr>
-            <w:tcW w:type="dxa" w:w="1440"/>
+            <w:tcW w:type="dxa" w:w="1644"/>
           </w:tcPr>
           <w:p>
-            <w:r/>
+            <w:r>
+              <w:rPr>
+                <w:sz w:val="17"/>
+              </w:rPr>
+            </w:r>
             <w:r>
               <w:rPr>
                 <w:b/>
+                <w:sz w:val="17"/>
               </w:rPr>
               <w:t>Что делаем</w:t>
             </w:r>
@@ -658,13 +466,18 @@
         </w:tc>
         <w:tc>
           <w:tcPr>
-            <w:tcW w:type="dxa" w:w="1440"/>
+            <w:tcW w:type="dxa" w:w="1247"/>
           </w:tcPr>
           <w:p>
-            <w:r/>
+            <w:r>
+              <w:rPr>
+                <w:sz w:val="17"/>
+              </w:rPr>
+            </w:r>
             <w:r>
               <w:rPr>
                 <w:b/>
+                <w:sz w:val="17"/>
               </w:rPr>
               <w:t>Инструмент</w:t>
             </w:r>
@@ -672,13 +485,18 @@
         </w:tc>
         <w:tc>
           <w:tcPr>
-            <w:tcW w:type="dxa" w:w="1440"/>
+            <w:tcW w:type="dxa" w:w="2948"/>
           </w:tcPr>
           <w:p>
-            <w:r/>
+            <w:r>
+              <w:rPr>
+                <w:sz w:val="17"/>
+              </w:rPr>
+            </w:r>
             <w:r>
               <w:rPr>
                 <w:b/>
+                <w:sz w:val="17"/>
               </w:rPr>
               <w:t>Подтверждение выполнения</w:t>
             </w:r>
@@ -686,13 +504,18 @@
         </w:tc>
         <w:tc>
           <w:tcPr>
-            <w:tcW w:type="dxa" w:w="1440"/>
+            <w:tcW w:type="dxa" w:w="1134"/>
           </w:tcPr>
           <w:p>
-            <w:r/>
+            <w:r>
+              <w:rPr>
+                <w:sz w:val="17"/>
+              </w:rPr>
+            </w:r>
             <w:r>
               <w:rPr>
                 <w:b/>
+                <w:sz w:val="17"/>
               </w:rPr>
               <w:t>Следующий шаг</w:t>
             </w:r>
@@ -700,13 +523,18 @@
         </w:tc>
         <w:tc>
           <w:tcPr>
-            <w:tcW w:type="dxa" w:w="1440"/>
+            <w:tcW w:type="dxa" w:w="794"/>
           </w:tcPr>
           <w:p>
-            <w:r/>
+            <w:r>
+              <w:rPr>
+                <w:sz w:val="17"/>
+              </w:rPr>
+            </w:r>
             <w:r>
               <w:rPr>
                 <w:b/>
+                <w:sz w:val="17"/>
               </w:rPr>
               <w:t>Ситуации</w:t>
             </w:r>
@@ -716,60 +544,78 @@
       <w:tr>
         <w:tc>
           <w:tcPr>
-            <w:tcW w:type="dxa" w:w="1440"/>
+            <w:tcW w:type="dxa" w:w="850"/>
           </w:tcPr>
           <w:p>
             <w:r>
+              <w:rPr>
+                <w:sz w:val="17"/>
+              </w:rPr>
               <w:t>Шаг 0</w:t>
             </w:r>
           </w:p>
         </w:tc>
         <w:tc>
           <w:tcPr>
-            <w:tcW w:type="dxa" w:w="1440"/>
+            <w:tcW w:type="dxa" w:w="1644"/>
           </w:tcPr>
           <w:p>
             <w:r>
+              <w:rPr>
+                <w:sz w:val="17"/>
+              </w:rPr>
               <w:t>Выбрать исходную ситуацию</w:t>
             </w:r>
           </w:p>
         </w:tc>
         <w:tc>
           <w:tcPr>
-            <w:tcW w:type="dxa" w:w="1440"/>
+            <w:tcW w:type="dxa" w:w="1247"/>
           </w:tcPr>
           <w:p>
             <w:r>
+              <w:rPr>
+                <w:sz w:val="17"/>
+              </w:rPr>
               <w:t>файл 00, файл 01, файл 03</w:t>
             </w:r>
           </w:p>
         </w:tc>
         <w:tc>
           <w:tcPr>
-            <w:tcW w:type="dxa" w:w="1440"/>
+            <w:tcW w:type="dxa" w:w="2948"/>
           </w:tcPr>
           <w:p>
             <w:r>
+              <w:rPr>
+                <w:sz w:val="17"/>
+              </w:rPr>
               <w:t>В файле 01, таблица 1, выбрана одна ситуация, и её стартовый шаг известен. Отвечать на вопросы детальной проверки (файл 02) для этого не нужно.</w:t>
             </w:r>
           </w:p>
         </w:tc>
         <w:tc>
           <w:tcPr>
-            <w:tcW w:type="dxa" w:w="1440"/>
+            <w:tcW w:type="dxa" w:w="1134"/>
           </w:tcPr>
           <w:p>
             <w:r>
+              <w:rPr>
+                <w:sz w:val="17"/>
+              </w:rPr>
               <w:t>стартовый шаг выбранной ситуации (файл 01, таблица 1)</w:t>
             </w:r>
           </w:p>
         </w:tc>
         <w:tc>
           <w:tcPr>
-            <w:tcW w:type="dxa" w:w="1440"/>
+            <w:tcW w:type="dxa" w:w="794"/>
           </w:tcPr>
           <w:p>
             <w:r>
+              <w:rPr>
+                <w:sz w:val="17"/>
+              </w:rPr>
               <w:t>все</w:t>
             </w:r>
           </w:p>
@@ -778,60 +624,78 @@
       <w:tr>
         <w:tc>
           <w:tcPr>
-            <w:tcW w:type="dxa" w:w="1440"/>
+            <w:tcW w:type="dxa" w:w="850"/>
           </w:tcPr>
           <w:p>
             <w:r>
+              <w:rPr>
+                <w:sz w:val="17"/>
+              </w:rPr>
               <w:t>Шаг 1</w:t>
             </w:r>
           </w:p>
         </w:tc>
         <w:tc>
           <w:tcPr>
-            <w:tcW w:type="dxa" w:w="1440"/>
+            <w:tcW w:type="dxa" w:w="1644"/>
           </w:tcPr>
           <w:p>
             <w:r>
+              <w:rPr>
+                <w:sz w:val="17"/>
+              </w:rPr>
               <w:t>Детальная проверка — по желанию</w:t>
             </w:r>
           </w:p>
         </w:tc>
         <w:tc>
           <w:tcPr>
-            <w:tcW w:type="dxa" w:w="1440"/>
+            <w:tcW w:type="dxa" w:w="1247"/>
           </w:tcPr>
           <w:p>
             <w:r>
+              <w:rPr>
+                <w:sz w:val="17"/>
+              </w:rPr>
               <w:t>файл 02</w:t>
             </w:r>
           </w:p>
         </w:tc>
         <w:tc>
           <w:tcPr>
-            <w:tcW w:type="dxa" w:w="1440"/>
+            <w:tcW w:type="dxa" w:w="2948"/>
           </w:tcPr>
           <w:p>
             <w:r>
-              <w:t>Если проверка пройдена: в файле 02, лист «Маршрут», ячейка «Итог» называет ситуацию или границу, а на листе «Карта рисков» по каждой строке «НЕ ХВАТАЕТ» назначены действие и срок.</w:t>
+              <w:rPr>
+                <w:sz w:val="17"/>
+              </w:rPr>
+              <w:t>Если проверка пройдена: в файле 02, лист «Маршрут», ячейка «Итог» называет ситуацию, границу или выход «работы не приняты», а на листе «Карта рисков» по каждой строке «НЕ ХВАТАЕТ» назначены действие и срок.</w:t>
             </w:r>
           </w:p>
         </w:tc>
         <w:tc>
           <w:tcPr>
-            <w:tcW w:type="dxa" w:w="1440"/>
+            <w:tcW w:type="dxa" w:w="1134"/>
           </w:tcPr>
           <w:p>
             <w:r>
+              <w:rPr>
+                <w:sz w:val="17"/>
+              </w:rPr>
               <w:t>стартовый шаг выбранной ситуации (файл 01, таблица 1)</w:t>
             </w:r>
           </w:p>
         </w:tc>
         <w:tc>
           <w:tcPr>
-            <w:tcW w:type="dxa" w:w="1440"/>
+            <w:tcW w:type="dxa" w:w="794"/>
           </w:tcPr>
           <w:p>
             <w:r>
+              <w:rPr>
+                <w:sz w:val="17"/>
+              </w:rPr>
               <w:t>по желанию</w:t>
             </w:r>
           </w:p>
@@ -840,308 +704,78 @@
       <w:tr>
         <w:tc>
           <w:tcPr>
-            <w:tcW w:type="dxa" w:w="1440"/>
+            <w:tcW w:type="dxa" w:w="850"/>
           </w:tcPr>
           <w:p>
             <w:r>
-              <w:t>Шаг 2</w:t>
-            </w:r>
-          </w:p>
-        </w:tc>
-        <w:tc>
-          <w:tcPr>
-            <w:tcW w:type="dxa" w:w="1440"/>
-          </w:tcPr>
-          <w:p>
-            <w:r>
-              <w:t>Оформить закрывающие документы в рабочем виде</w:t>
-            </w:r>
-          </w:p>
-        </w:tc>
-        <w:tc>
-          <w:tcPr>
-            <w:tcW w:type="dxa" w:w="1440"/>
-          </w:tcPr>
-          <w:p>
-            <w:r>
-              <w:t>файл 04, файл 05, файл 06, файл 07, файл 08</w:t>
-            </w:r>
-          </w:p>
-        </w:tc>
-        <w:tc>
-          <w:tcPr>
-            <w:tcW w:type="dxa" w:w="1440"/>
-          </w:tcPr>
-          <w:p>
-            <w:r>
-              <w:t>В файле 04 на листе «Сверка» все строки «СХОДИТСЯ»; в файле 08 журнал объёмов по позициям совпадает с КС-2 (колонка «Расхождение» пуста или равна 0).</w:t>
-            </w:r>
-          </w:p>
-        </w:tc>
-        <w:tc>
-          <w:tcPr>
-            <w:tcW w:type="dxa" w:w="1440"/>
-          </w:tcPr>
-          <w:p>
-            <w:r>
-              <w:t>шаг 3</w:t>
-            </w:r>
-          </w:p>
-        </w:tc>
-        <w:tc>
-          <w:tcPr>
-            <w:tcW w:type="dxa" w:w="1440"/>
-          </w:tcPr>
-          <w:p>
-            <w:r>
-              <w:t>Г</w:t>
-            </w:r>
-          </w:p>
-        </w:tc>
-      </w:tr>
-      <w:tr>
-        <w:tc>
-          <w:tcPr>
-            <w:tcW w:type="dxa" w:w="1440"/>
-          </w:tcPr>
-          <w:p>
-            <w:r>
-              <w:t>Шаг 3</w:t>
-            </w:r>
-          </w:p>
-        </w:tc>
-        <w:tc>
-          <w:tcPr>
-            <w:tcW w:type="dxa" w:w="1440"/>
-          </w:tcPr>
-          <w:p>
-            <w:r>
-              <w:t>Внутренняя проверка перед передачей</w:t>
-            </w:r>
-          </w:p>
-        </w:tc>
-        <w:tc>
-          <w:tcPr>
-            <w:tcW w:type="dxa" w:w="1440"/>
-          </w:tcPr>
-          <w:p>
-            <w:r>
-              <w:t>файл 09, файл 08</w:t>
-            </w:r>
-          </w:p>
-        </w:tc>
-        <w:tc>
-          <w:tcPr>
-            <w:tcW w:type="dxa" w:w="1440"/>
-          </w:tcPr>
-          <w:p>
-            <w:r>
-              <w:t>Протокол внутренней проверки (файл 09, раздел Б) заполнен и содержит решение «Передавать»; реестр приложений (файл 08) заполнен.</w:t>
-            </w:r>
-          </w:p>
-        </w:tc>
-        <w:tc>
-          <w:tcPr>
-            <w:tcW w:type="dxa" w:w="1440"/>
-          </w:tcPr>
-          <w:p>
-            <w:r>
-              <w:t>шаг 4</w:t>
-            </w:r>
-          </w:p>
-        </w:tc>
-        <w:tc>
-          <w:tcPr>
-            <w:tcW w:type="dxa" w:w="1440"/>
-          </w:tcPr>
-          <w:p>
-            <w:r>
-              <w:t>Г</w:t>
-            </w:r>
-          </w:p>
-        </w:tc>
-      </w:tr>
-      <w:tr>
-        <w:tc>
-          <w:tcPr>
-            <w:tcW w:type="dxa" w:w="1440"/>
-          </w:tcPr>
-          <w:p>
-            <w:r>
-              <w:t>Шаг 4</w:t>
-            </w:r>
-          </w:p>
-        </w:tc>
-        <w:tc>
-          <w:tcPr>
-            <w:tcW w:type="dxa" w:w="1440"/>
-          </w:tcPr>
-          <w:p>
-            <w:r>
-              <w:t>Передать документы и сохранить доказательство передачи</w:t>
-            </w:r>
-          </w:p>
-        </w:tc>
-        <w:tc>
-          <w:tcPr>
-            <w:tcW w:type="dxa" w:w="1440"/>
-          </w:tcPr>
-          <w:p>
-            <w:r>
-              <w:t>файл 10, файл 07, файл 08</w:t>
-            </w:r>
-          </w:p>
-        </w:tc>
-        <w:tc>
-          <w:tcPr>
-            <w:tcW w:type="dxa" w:w="1440"/>
-          </w:tcPr>
-          <w:p>
-            <w:r>
-              <w:t>В файле 08, лист «Реестр передачи», по каждой передаче заполнены способ, дата и доказательство; статус не «НЕТ ДОКАЗАТЕЛЬСТВА».</w:t>
-            </w:r>
-          </w:p>
-        </w:tc>
-        <w:tc>
-          <w:tcPr>
-            <w:tcW w:type="dxa" w:w="1440"/>
-          </w:tcPr>
-          <w:p>
-            <w:r>
-              <w:t>проверка G</w:t>
-            </w:r>
-          </w:p>
-        </w:tc>
-        <w:tc>
-          <w:tcPr>
-            <w:tcW w:type="dxa" w:w="1440"/>
-          </w:tcPr>
-          <w:p>
-            <w:r>
-              <w:t>Г, Е</w:t>
-            </w:r>
-          </w:p>
-        </w:tc>
-      </w:tr>
-      <w:tr>
-        <w:tc>
-          <w:tcPr>
-            <w:tcW w:type="dxa" w:w="1440"/>
-          </w:tcPr>
-          <w:p>
-            <w:r>
-              <w:t>Шаг 5</w:t>
-            </w:r>
-          </w:p>
-        </w:tc>
-        <w:tc>
-          <w:tcPr>
-            <w:tcW w:type="dxa" w:w="1440"/>
-          </w:tcPr>
-          <w:p>
-            <w:r>
-              <w:t>Отработать замечания</w:t>
-            </w:r>
-          </w:p>
-        </w:tc>
-        <w:tc>
-          <w:tcPr>
-            <w:tcW w:type="dxa" w:w="1440"/>
-          </w:tcPr>
-          <w:p>
-            <w:r>
-              <w:t>файл 10, файл 08</w:t>
-            </w:r>
-          </w:p>
-        </w:tc>
-        <w:tc>
-          <w:tcPr>
-            <w:tcW w:type="dxa" w:w="1440"/>
-          </w:tcPr>
-          <w:p>
-            <w:r>
-              <w:t>В файле 08, лист «Реестр замечаний», каждое замечание имеет статус «ЗАКРЫТО» или «ГРАНИЦА: к специалисту»; повторное предъявление зафиксировано в реестре передачи.</w:t>
-            </w:r>
-          </w:p>
-        </w:tc>
-        <w:tc>
-          <w:tcPr>
-            <w:tcW w:type="dxa" w:w="1440"/>
-          </w:tcPr>
-          <w:p>
-            <w:r>
-              <w:t>проверка G</w:t>
-            </w:r>
-          </w:p>
-        </w:tc>
-        <w:tc>
-          <w:tcPr>
-            <w:tcW w:type="dxa" w:w="1440"/>
-          </w:tcPr>
-          <w:p>
-            <w:r>
-              <w:t>Д</w:t>
-            </w:r>
-          </w:p>
-        </w:tc>
-      </w:tr>
-      <w:tr>
-        <w:tc>
-          <w:tcPr>
-            <w:tcW w:type="dxa" w:w="1440"/>
-          </w:tcPr>
-          <w:p>
-            <w:r>
+              <w:rPr>
+                <w:sz w:val="17"/>
+              </w:rPr>
               <w:t>Шаг 6</w:t>
             </w:r>
           </w:p>
         </w:tc>
         <w:tc>
           <w:tcPr>
-            <w:tcW w:type="dxa" w:w="1440"/>
+            <w:tcW w:type="dxa" w:w="1644"/>
           </w:tcPr>
           <w:p>
             <w:r>
+              <w:rPr>
+                <w:sz w:val="17"/>
+              </w:rPr>
               <w:t>Зафиксировать задолженность и дату начала просрочки</w:t>
             </w:r>
           </w:p>
         </w:tc>
         <w:tc>
           <w:tcPr>
-            <w:tcW w:type="dxa" w:w="1440"/>
+            <w:tcW w:type="dxa" w:w="1247"/>
           </w:tcPr>
           <w:p>
             <w:r>
-              <w:t>файл 08, файл 02</w:t>
+              <w:rPr>
+                <w:sz w:val="17"/>
+              </w:rPr>
+              <w:t>файл 04, файл 02</w:t>
             </w:r>
           </w:p>
         </w:tc>
         <w:tc>
           <w:tcPr>
-            <w:tcW w:type="dxa" w:w="1440"/>
+            <w:tcW w:type="dxa" w:w="2948"/>
           </w:tcPr>
           <w:p>
             <w:r>
-              <w:t>Проверка G пройдена: работы приняты, замечаний нет, срок оплаты истёк. В файле 08, лист «Взаиморасчёты», каждая операция отнесена к конкретному акту, колонка «Проверка строки» без «БЛОК», рассчитан текущий бесспорный долг больше нуля и нет незакрытого флага «ГРАНИЦА»; на листе «Долг по актам» у каждого акта указан свой последний день срока оплаты и посчитан долг на первый день просрочки; последний день срока оплаты по самому раннему акту внесён в файл 02, лист «Маршрут», строка под вопросами (сами вопросы заполнять не обязательно).</w:t>
+              <w:rPr>
+                <w:sz w:val="17"/>
+              </w:rPr>
+              <w:t>Проверка G пройдена: работы приняты, замечаний нет, срок оплаты истёк. В файле 04, лист «Взаиморасчёты», каждая операция отнесена к конкретному акту, колонка «Проверка строки» без «БЛОК», рассчитан текущий бесспорный долг больше нуля и нет незакрытого флага «ГРАНИЦА»; на листе «Долг по актам» у каждого акта указан свой последний день срока оплаты и посчитан долг на первый день просрочки; последний день срока оплаты по самому раннему акту внесён в файл 02, лист «Маршрут», строка под вопросами (сами вопросы заполнять не обязательно).</w:t>
             </w:r>
           </w:p>
         </w:tc>
         <w:tc>
           <w:tcPr>
-            <w:tcW w:type="dxa" w:w="1440"/>
+            <w:tcW w:type="dxa" w:w="1134"/>
           </w:tcPr>
           <w:p>
             <w:r>
+              <w:rPr>
+                <w:sz w:val="17"/>
+              </w:rPr>
               <w:t>шаг 7</w:t>
             </w:r>
           </w:p>
         </w:tc>
         <w:tc>
           <w:tcPr>
-            <w:tcW w:type="dxa" w:w="1440"/>
+            <w:tcW w:type="dxa" w:w="794"/>
           </w:tcPr>
           <w:p>
             <w:r>
+              <w:rPr>
+                <w:sz w:val="17"/>
+              </w:rPr>
               <w:t>А, Б, В</w:t>
             </w:r>
           </w:p>
@@ -1150,60 +784,78 @@
       <w:tr>
         <w:tc>
           <w:tcPr>
-            <w:tcW w:type="dxa" w:w="1440"/>
+            <w:tcW w:type="dxa" w:w="850"/>
           </w:tcPr>
           <w:p>
             <w:r>
+              <w:rPr>
+                <w:sz w:val="17"/>
+              </w:rPr>
               <w:t>Шаг 7</w:t>
             </w:r>
           </w:p>
         </w:tc>
         <w:tc>
           <w:tcPr>
-            <w:tcW w:type="dxa" w:w="1440"/>
+            <w:tcW w:type="dxa" w:w="1644"/>
           </w:tcPr>
           <w:p>
             <w:r>
+              <w:rPr>
+                <w:sz w:val="17"/>
+              </w:rPr>
               <w:t>Переговоры после просрочки</w:t>
             </w:r>
           </w:p>
         </w:tc>
         <w:tc>
           <w:tcPr>
-            <w:tcW w:type="dxa" w:w="1440"/>
+            <w:tcW w:type="dxa" w:w="1247"/>
           </w:tcPr>
           <w:p>
             <w:r>
-              <w:t>файл 11</w:t>
+              <w:rPr>
+                <w:sz w:val="17"/>
+              </w:rPr>
+              <w:t>файл 05, файл 02</w:t>
             </w:r>
           </w:p>
         </w:tc>
         <w:tc>
           <w:tcPr>
-            <w:tcW w:type="dxa" w:w="1440"/>
+            <w:tcW w:type="dxa" w:w="2948"/>
           </w:tcPr>
           <w:p>
             <w:r>
-              <w:t>Протокол переговоров (файл 11, раздел А) составлен и направлен заказчику; если срок переносится — подписано обеими сторонами соглашение (раздел Б).</w:t>
+              <w:rPr>
+                <w:sz w:val="17"/>
+              </w:rPr>
+              <w:t>Протокол переговоров (файл 05, раздел А) составлен и направлен заказчику; если срок переносится — подписано обеими сторонами соглашение (раздел Б). Если заказчик на переговоры не вышел, переговоров не было: это отмечено в файле 02, лист «Контроль ответа», реакцией «Не вышел на переговоры».</w:t>
             </w:r>
           </w:p>
         </w:tc>
         <w:tc>
           <w:tcPr>
-            <w:tcW w:type="dxa" w:w="1440"/>
+            <w:tcW w:type="dxa" w:w="1134"/>
           </w:tcPr>
           <w:p>
             <w:r>
+              <w:rPr>
+                <w:sz w:val="17"/>
+              </w:rPr>
               <w:t>шаг 8</w:t>
             </w:r>
           </w:p>
         </w:tc>
         <w:tc>
           <w:tcPr>
-            <w:tcW w:type="dxa" w:w="1440"/>
+            <w:tcW w:type="dxa" w:w="794"/>
           </w:tcPr>
           <w:p>
             <w:r>
+              <w:rPr>
+                <w:sz w:val="17"/>
+              </w:rPr>
               <w:t>А, Б, В</w:t>
             </w:r>
           </w:p>
@@ -1212,60 +864,78 @@
       <w:tr>
         <w:tc>
           <w:tcPr>
-            <w:tcW w:type="dxa" w:w="1440"/>
+            <w:tcW w:type="dxa" w:w="850"/>
           </w:tcPr>
           <w:p>
             <w:r>
+              <w:rPr>
+                <w:sz w:val="17"/>
+              </w:rPr>
               <w:t>Шаг 8</w:t>
             </w:r>
           </w:p>
         </w:tc>
         <w:tc>
           <w:tcPr>
-            <w:tcW w:type="dxa" w:w="1440"/>
+            <w:tcW w:type="dxa" w:w="1644"/>
           </w:tcPr>
           <w:p>
             <w:r>
+              <w:rPr>
+                <w:sz w:val="17"/>
+              </w:rPr>
               <w:t>Уведомление о просрочке</w:t>
             </w:r>
           </w:p>
         </w:tc>
         <w:tc>
           <w:tcPr>
-            <w:tcW w:type="dxa" w:w="1440"/>
+            <w:tcW w:type="dxa" w:w="1247"/>
           </w:tcPr>
           <w:p>
             <w:r>
-              <w:t>файл 12, файл 08</w:t>
+              <w:rPr>
+                <w:sz w:val="17"/>
+              </w:rPr>
+              <w:t>файл 06, файл 07, файл 04</w:t>
             </w:r>
           </w:p>
         </w:tc>
         <w:tc>
           <w:tcPr>
-            <w:tcW w:type="dxa" w:w="1440"/>
+            <w:tcW w:type="dxa" w:w="2948"/>
           </w:tcPr>
           <w:p>
             <w:r>
-              <w:t>Уведомление направлено; отправка внесена в реестр передачи с доказательством.</w:t>
+              <w:rPr>
+                <w:sz w:val="17"/>
+              </w:rPr>
+              <w:t>Уведомление направлено способом из файла 07; отправка внесена в файл 04, лист «Реестр передачи», с доказательством.</w:t>
             </w:r>
           </w:p>
         </w:tc>
         <w:tc>
           <w:tcPr>
-            <w:tcW w:type="dxa" w:w="1440"/>
+            <w:tcW w:type="dxa" w:w="1134"/>
           </w:tcPr>
           <w:p>
             <w:r>
+              <w:rPr>
+                <w:sz w:val="17"/>
+              </w:rPr>
               <w:t>шаг 9</w:t>
             </w:r>
           </w:p>
         </w:tc>
         <w:tc>
           <w:tcPr>
-            <w:tcW w:type="dxa" w:w="1440"/>
+            <w:tcW w:type="dxa" w:w="794"/>
           </w:tcPr>
           <w:p>
             <w:r>
+              <w:rPr>
+                <w:sz w:val="17"/>
+              </w:rPr>
               <w:t>А, Б, В</w:t>
             </w:r>
           </w:p>
@@ -1274,60 +944,78 @@
       <w:tr>
         <w:tc>
           <w:tcPr>
-            <w:tcW w:type="dxa" w:w="1440"/>
+            <w:tcW w:type="dxa" w:w="850"/>
           </w:tcPr>
           <w:p>
             <w:r>
+              <w:rPr>
+                <w:sz w:val="17"/>
+              </w:rPr>
               <w:t>Шаг 9</w:t>
             </w:r>
           </w:p>
         </w:tc>
         <w:tc>
           <w:tcPr>
-            <w:tcW w:type="dxa" w:w="1440"/>
+            <w:tcW w:type="dxa" w:w="1644"/>
           </w:tcPr>
           <w:p>
             <w:r>
+              <w:rPr>
+                <w:sz w:val="17"/>
+              </w:rPr>
               <w:t>Расчёт долга и процентов</w:t>
             </w:r>
           </w:p>
         </w:tc>
         <w:tc>
           <w:tcPr>
-            <w:tcW w:type="dxa" w:w="1440"/>
+            <w:tcW w:type="dxa" w:w="1247"/>
           </w:tcPr>
           <w:p>
             <w:r>
-              <w:t>файл 14</w:t>
+              <w:rPr>
+                <w:sz w:val="17"/>
+              </w:rPr>
+              <w:t>файл 08</w:t>
             </w:r>
           </w:p>
         </w:tc>
         <w:tc>
           <w:tcPr>
-            <w:tcW w:type="dxa" w:w="1440"/>
+            <w:tcW w:type="dxa" w:w="2948"/>
           </w:tcPr>
           <w:p>
             <w:r>
-              <w:t>В файле 14 на листе «Акты» по каждому акту перенесены из файла 08 (лист «Долг по актам») долг на первый день просрочки, дата начала просрочки и текущий остаток для сверки; оплаты после начала просрочки отнесены к актам на листе «Оплаты»; на листе «Расчёт» статус «ГОТОВ», а не «ЗАБЛОКИРОВАН»; итог перенесён в претензию.</w:t>
+              <w:rPr>
+                <w:sz w:val="17"/>
+              </w:rPr>
+              <w:t>В файле 08 на листе «Акты» по каждому акту перенесены из файла 04 (лист «Долг по актам») долг на первый день просрочки, дата начала просрочки и текущий остаток для сверки; оплаты после начала просрочки отнесены к актам на листе «Оплаты»; на листе «Расчёт» статус «ГОТОВ», а не «ЗАБЛОКИРОВАН»; сумма «Проценты итого» и последний день расчёта перенесены в претензию (файл 09, поля {{СУММА_ПРОЦЕНТОВ}} и {{ДАТА_РАСЧЁТА}}).</w:t>
             </w:r>
           </w:p>
         </w:tc>
         <w:tc>
           <w:tcPr>
-            <w:tcW w:type="dxa" w:w="1440"/>
+            <w:tcW w:type="dxa" w:w="1134"/>
           </w:tcPr>
           <w:p>
             <w:r>
+              <w:rPr>
+                <w:sz w:val="17"/>
+              </w:rPr>
               <w:t>шаг 10</w:t>
             </w:r>
           </w:p>
         </w:tc>
         <w:tc>
           <w:tcPr>
-            <w:tcW w:type="dxa" w:w="1440"/>
+            <w:tcW w:type="dxa" w:w="794"/>
           </w:tcPr>
           <w:p>
             <w:r>
+              <w:rPr>
+                <w:sz w:val="17"/>
+              </w:rPr>
               <w:t>А, Б, В</w:t>
             </w:r>
           </w:p>
@@ -1336,60 +1024,78 @@
       <w:tr>
         <w:tc>
           <w:tcPr>
-            <w:tcW w:type="dxa" w:w="1440"/>
+            <w:tcW w:type="dxa" w:w="850"/>
           </w:tcPr>
           <w:p>
             <w:r>
+              <w:rPr>
+                <w:sz w:val="17"/>
+              </w:rPr>
               <w:t>Шаг 10</w:t>
             </w:r>
           </w:p>
         </w:tc>
         <w:tc>
           <w:tcPr>
-            <w:tcW w:type="dxa" w:w="1440"/>
+            <w:tcW w:type="dxa" w:w="1644"/>
           </w:tcPr>
           <w:p>
             <w:r>
+              <w:rPr>
+                <w:sz w:val="17"/>
+              </w:rPr>
               <w:t>Претензия</w:t>
             </w:r>
           </w:p>
         </w:tc>
         <w:tc>
           <w:tcPr>
-            <w:tcW w:type="dxa" w:w="1440"/>
+            <w:tcW w:type="dxa" w:w="1247"/>
           </w:tcPr>
           <w:p>
             <w:r>
-              <w:t>файл 13, файл 14, файл 08</w:t>
+              <w:rPr>
+                <w:sz w:val="17"/>
+              </w:rPr>
+              <w:t>файл 09, файл 08, файл 07, файл 04</w:t>
             </w:r>
           </w:p>
         </w:tc>
         <w:tc>
           <w:tcPr>
-            <w:tcW w:type="dxa" w:w="1440"/>
+            <w:tcW w:type="dxa" w:w="2948"/>
           </w:tcPr>
           <w:p>
             <w:r>
-              <w:t>Претензия с расчётом направлена; дата направления и доказательство внесены в реестр передачи; дата внесена в лист «Контроль ответа» файла 02.</w:t>
+              <w:rPr>
+                <w:sz w:val="17"/>
+              </w:rPr>
+              <w:t>Претензия с расчётом направлена способом из файла 07; дата направления и доказательство внесены в файл 04, лист «Реестр передачи»; дата внесена в лист «Контроль ответа» файла 02.</w:t>
             </w:r>
           </w:p>
         </w:tc>
         <w:tc>
           <w:tcPr>
-            <w:tcW w:type="dxa" w:w="1440"/>
+            <w:tcW w:type="dxa" w:w="1134"/>
           </w:tcPr>
           <w:p>
             <w:r>
+              <w:rPr>
+                <w:sz w:val="17"/>
+              </w:rPr>
               <w:t>шаг 11</w:t>
             </w:r>
           </w:p>
         </w:tc>
         <w:tc>
           <w:tcPr>
-            <w:tcW w:type="dxa" w:w="1440"/>
+            <w:tcW w:type="dxa" w:w="794"/>
           </w:tcPr>
           <w:p>
             <w:r>
+              <w:rPr>
+                <w:sz w:val="17"/>
+              </w:rPr>
               <w:t>А, Б, В</w:t>
             </w:r>
           </w:p>
@@ -1398,60 +1104,78 @@
       <w:tr>
         <w:tc>
           <w:tcPr>
-            <w:tcW w:type="dxa" w:w="1440"/>
+            <w:tcW w:type="dxa" w:w="850"/>
           </w:tcPr>
           <w:p>
             <w:r>
+              <w:rPr>
+                <w:sz w:val="17"/>
+              </w:rPr>
               <w:t>Шаг 11</w:t>
             </w:r>
           </w:p>
         </w:tc>
         <w:tc>
           <w:tcPr>
-            <w:tcW w:type="dxa" w:w="1440"/>
+            <w:tcW w:type="dxa" w:w="1644"/>
           </w:tcPr>
           <w:p>
             <w:r>
+              <w:rPr>
+                <w:sz w:val="17"/>
+              </w:rPr>
               <w:t>Контроль ответа и выбор следующего шага</w:t>
             </w:r>
           </w:p>
         </w:tc>
         <w:tc>
           <w:tcPr>
-            <w:tcW w:type="dxa" w:w="1440"/>
+            <w:tcW w:type="dxa" w:w="1247"/>
           </w:tcPr>
           <w:p>
             <w:r>
+              <w:rPr>
+                <w:sz w:val="17"/>
+              </w:rPr>
               <w:t>файл 02</w:t>
             </w:r>
           </w:p>
         </w:tc>
         <w:tc>
           <w:tcPr>
-            <w:tcW w:type="dxa" w:w="1440"/>
+            <w:tcW w:type="dxa" w:w="2948"/>
           </w:tcPr>
           <w:p>
             <w:r>
+              <w:rPr>
+                <w:sz w:val="17"/>
+              </w:rPr>
               <w:t>В файле 02, лист «Контроль ответа», по реакции заказчика показан следующий шаг.</w:t>
             </w:r>
           </w:p>
         </w:tc>
         <w:tc>
           <w:tcPr>
-            <w:tcW w:type="dxa" w:w="1440"/>
+            <w:tcW w:type="dxa" w:w="1134"/>
           </w:tcPr>
           <w:p>
             <w:r>
+              <w:rPr>
+                <w:sz w:val="17"/>
+              </w:rPr>
               <w:t>шаг 12</w:t>
             </w:r>
           </w:p>
         </w:tc>
         <w:tc>
           <w:tcPr>
-            <w:tcW w:type="dxa" w:w="1440"/>
+            <w:tcW w:type="dxa" w:w="794"/>
           </w:tcPr>
           <w:p>
             <w:r>
+              <w:rPr>
+                <w:sz w:val="17"/>
+              </w:rPr>
               <w:t>А, Б, В</w:t>
             </w:r>
           </w:p>
@@ -1460,60 +1184,78 @@
       <w:tr>
         <w:tc>
           <w:tcPr>
-            <w:tcW w:type="dxa" w:w="1440"/>
+            <w:tcW w:type="dxa" w:w="850"/>
           </w:tcPr>
           <w:p>
             <w:r>
+              <w:rPr>
+                <w:sz w:val="17"/>
+              </w:rPr>
               <w:t>Шаг 12</w:t>
             </w:r>
           </w:p>
         </w:tc>
         <w:tc>
           <w:tcPr>
-            <w:tcW w:type="dxa" w:w="1440"/>
+            <w:tcW w:type="dxa" w:w="1644"/>
           </w:tcPr>
           <w:p>
             <w:r>
+              <w:rPr>
+                <w:sz w:val="17"/>
+              </w:rPr>
               <w:t>Подготовить обращение в арбитражный суд</w:t>
             </w:r>
           </w:p>
         </w:tc>
         <w:tc>
           <w:tcPr>
-            <w:tcW w:type="dxa" w:w="1440"/>
+            <w:tcW w:type="dxa" w:w="1247"/>
           </w:tcPr>
           <w:p>
             <w:r>
-              <w:t>файл 15, файл 14, файл 08</w:t>
+              <w:rPr>
+                <w:sz w:val="17"/>
+              </w:rPr>
+              <w:t>файл 10, файл 08, файл 04</w:t>
             </w:r>
           </w:p>
         </w:tc>
         <w:tc>
           <w:tcPr>
-            <w:tcW w:type="dxa" w:w="1440"/>
+            <w:tcW w:type="dxa" w:w="2948"/>
           </w:tcPr>
           <w:p>
             <w:r>
-              <w:t>Проверочный лист готовности иска (файл 15, раздел А) пройден; опись материалов заполнена; иск подан либо пакет передан специалисту.</w:t>
+              <w:rPr>
+                <w:sz w:val="17"/>
+              </w:rPr>
+              <w:t>Проверочный лист готовности иска (файл 10, раздел А) пройден; опись материалов заполнена; иск подан либо пакет передан специалисту.</w:t>
             </w:r>
           </w:p>
         </w:tc>
         <w:tc>
           <w:tcPr>
-            <w:tcW w:type="dxa" w:w="1440"/>
+            <w:tcW w:type="dxa" w:w="1134"/>
           </w:tcPr>
           <w:p>
             <w:r>
+              <w:rPr>
+                <w:sz w:val="17"/>
+              </w:rPr>
               <w:t>завершение маршрута</w:t>
             </w:r>
           </w:p>
         </w:tc>
         <w:tc>
           <w:tcPr>
-            <w:tcW w:type="dxa" w:w="1440"/>
+            <w:tcW w:type="dxa" w:w="794"/>
           </w:tcPr>
           <w:p>
             <w:r>
+              <w:rPr>
+                <w:sz w:val="17"/>
+              </w:rPr>
               <w:t>А, Б, В</w:t>
             </w:r>
           </w:p>
@@ -1535,7 +1277,7 @@
           <w:b w:val="0"/>
           <w:i w:val="0"/>
         </w:rPr>
-        <w:t>Инструменты: 00-START-HERE.txt — С чего начать: порядок работы с системой; 01-karta-situacii-i-granic.docx — Выбор исходной ситуации, маршрут по ней и границы системы; 03-algoritm-dejstviy.docx — Алгоритм: шаги, развилки, подтверждение и следующий шаг</w:t>
+        <w:t>Инструменты: 00-START-HERE.txt — С чего начать: подходит ли система, выбор ситуации, первый шаг; 01-karta-situacii-i-granic.docx — Ситуации А, Б, В, проверка G, выход «работы не приняты», границы и когда к юристу; 03-algoritm-dejstviy.docx — Алгоритм: проверка G и шаги 6–12, развилки, подтверждение и следующий шаг</w:t>
       </w:r>
     </w:p>
     <w:p>
@@ -1570,7 +1312,15 @@
         <w:pStyle w:val="ListBullet"/>
       </w:pPr>
       <w:r>
-        <w:t>Есть признаки границы B1–B4 — действуйте по строке границы в файле 01, таблица 2; по системе дальше идёт только бесспорная часть.</w:t>
+        <w:t>Работы не приняты — эта система не подходит: что сделать, сказано в файле 01, таблица 1, последняя строка.</w:t>
+      </w:r>
+    </w:p>
+    <w:p>
+      <w:pPr>
+        <w:pStyle w:val="ListBullet"/>
+      </w:pPr>
+      <w:r>
+        <w:t>Есть признаки границы B1–B5 — действуйте по строке границы в файле 01, таблица 2; по системе дальше идёт только бесспорная часть.</w:t>
       </w:r>
     </w:p>
     <w:p>
@@ -1587,7 +1337,7 @@
           <w:b w:val="0"/>
           <w:i w:val="0"/>
         </w:rPr>
-        <w:t>Границы, которые распознаются на этом шаге: B1 — Исполнительная документация и её системное ведение; B2 — Удержание, зачёт, неустойка, недостатки, встречное денежное требование; B3 — Признаки банкротства заказчика; B4 — Мотивированный отказ, односторонний акт, экспертиза объёмов, спор о подписи. Что делать — файл 01, таблица 2.</w:t>
+        <w:t>Границы, которые распознаются на этом шаге: B1 — Исполнительная документация и её системное ведение; B2 — Удержание, зачёт, неустойка, недостатки, встречное денежное требование; B3 — Признаки банкротства заказчика; B4 — Спор о принятых работах: объём, качество, подпись, экспертиза, односторонний акт, мотивированный отказ; B5 — Допработы без соглашения. Что делать — файл 01, таблица 2.</w:t>
       </w:r>
     </w:p>
     <w:p>
@@ -1604,7 +1354,7 @@
           <w:b w:val="0"/>
           <w:i w:val="0"/>
         </w:rPr>
-        <w:t>Инструменты: 02-pervichnaya-proverka-i-kontrol.xlsx — Детальная проверка по желанию, карта рисков, дата просрочки, контроль ответа заказчика</w:t>
+        <w:t>Инструменты: 02-proverka-i-kontrol-otveta.xlsx — Детальная проверка по желанию, карта рисков, дата просрочки, контроль ответа заказчика</w:t>
       </w:r>
     </w:p>
     <w:p>
@@ -1622,7 +1372,7 @@
           <w:b w:val="0"/>
           <w:i w:val="0"/>
         </w:rPr>
-        <w:t>Подтверждение выполнения: Если проверка пройдена: в файле 02, лист «Маршрут», ячейка «Итог» называет ситуацию или границу, а на листе «Карта рисков» по каждой строке «НЕ ХВАТАЕТ» назначены действие и срок.</w:t>
+        <w:t>Подтверждение выполнения: Если проверка пройдена: в файле 02, лист «Маршрут», ячейка «Итог» называет ситуацию, границу или выход «работы не приняты», а на листе «Карта рисков» по каждой строке «НЕ ХВАТАЕТ» назначены действие и срок.</w:t>
       </w:r>
     </w:p>
     <w:p>
@@ -1648,7 +1398,15 @@
         <w:pStyle w:val="ListBullet"/>
       </w:pPr>
       <w:r>
-        <w:t>Итог называет границу B1–B4 — файл 01, таблица 2.</w:t>
+        <w:t>Итог называет границу B1–B5 — файл 01, таблица 2.</w:t>
+      </w:r>
+    </w:p>
+    <w:p>
+      <w:pPr>
+        <w:pStyle w:val="ListBullet"/>
+      </w:pPr>
+      <w:r>
+        <w:t>Итог «Работы не приняты» — эта система не подходит: что сделать, показано в строке «Следующий шаг».</w:t>
       </w:r>
     </w:p>
     <w:p>
@@ -1665,334 +1423,7 @@
           <w:b w:val="0"/>
           <w:i w:val="0"/>
         </w:rPr>
-        <w:t>Границы, которые распознаются на этом шаге: B4 — Мотивированный отказ, односторонний акт, экспертиза объёмов, спор о подписи. Что делать — файл 01, таблица 2.</w:t>
-      </w:r>
-    </w:p>
-    <w:p>
-      <w:pPr>
-        <w:pStyle w:val="Heading2"/>
-      </w:pPr>
-      <w:r>
-        <w:t>Шаг 2. Оформить закрывающие документы в рабочем виде</w:t>
-      </w:r>
-    </w:p>
-    <w:p>
-      <w:r>
-        <w:rPr>
-          <w:b w:val="0"/>
-          <w:i w:val="0"/>
-        </w:rPr>
-        <w:t>Инструменты: 04-ks-2-ks-3.xlsx — Рабочие формы КС-2 и КС-3 со связанными итогами; 05-akt-vypolnennyh-rabot.docx — Акт выполненных работ (если договор не требует КС-2); 06-akt-priemki-rezultata.docx — Акт приёмки результата работ с перечнем замечаний; 07-peredatochnyy-akt.docx — Передаточный акт результата и документов; 08-uchet-obemov-peredachi-raschetov.xlsx — Журнал объёмов, реестры замечаний, передачи, взаиморасчётов, приложений</w:t>
-      </w:r>
-    </w:p>
-    <w:p>
-      <w:r>
-        <w:rPr>
-          <w:b w:val="0"/>
-          <w:i w:val="0"/>
-        </w:rPr>
-        <w:t>Входит в путь ситуаций: Г.</w:t>
-      </w:r>
-    </w:p>
-    <w:p>
-      <w:r>
-        <w:rPr>
-          <w:b w:val="0"/>
-          <w:i w:val="0"/>
-        </w:rPr>
-        <w:t>Подтверждение выполнения: В файле 04 на листе «Сверка» все строки «СХОДИТСЯ»; в файле 08 журнал объёмов по позициям совпадает с КС-2 (колонка «Расхождение» пуста или равна 0).</w:t>
-      </w:r>
-    </w:p>
-    <w:p>
-      <w:r>
-        <w:rPr>
-          <w:b w:val="0"/>
-          <w:i w:val="0"/>
-        </w:rPr>
-        <w:t>Следующий шаг: шаг 3</w:t>
-      </w:r>
-    </w:p>
-    <w:p>
-      <w:r>
-        <w:rPr>
-          <w:b/>
-          <w:i w:val="0"/>
-        </w:rPr>
-        <w:t>Развилки:</w:t>
-      </w:r>
-    </w:p>
-    <w:p>
-      <w:pPr>
-        <w:pStyle w:val="ListBullet"/>
-      </w:pPr>
-      <w:r>
-        <w:t>Договор требует КС-2/КС-3 — файл 04; договор называет иной акт — файл 05 или форма из договора.</w:t>
-      </w:r>
-    </w:p>
-    <w:p>
-      <w:pPr>
-        <w:pStyle w:val="ListBullet"/>
-      </w:pPr>
-      <w:r>
-        <w:t>Передаётся результат или документация отдельно от акта — файл 07.</w:t>
-      </w:r>
-    </w:p>
-    <w:p>
-      <w:r>
-        <w:rPr>
-          <w:b w:val="0"/>
-          <w:i w:val="0"/>
-        </w:rPr>
-        <w:t>Границы, которые распознаются на этом шаге: B1 — Исполнительная документация и её системное ведение. Что делать — файл 01, таблица 2.</w:t>
-      </w:r>
-    </w:p>
-    <w:p>
-      <w:pPr>
-        <w:pStyle w:val="Heading2"/>
-      </w:pPr>
-      <w:r>
-        <w:t>Шаг 3. Внутренняя проверка перед передачей</w:t>
-      </w:r>
-    </w:p>
-    <w:p>
-      <w:r>
-        <w:rPr>
-          <w:b w:val="0"/>
-          <w:i w:val="0"/>
-        </w:rPr>
-        <w:t>Инструменты: 09-vnutrennyaya-proverka.docx — Проверочный лист и протокол внутренней проверки перед передачей; 08-uchet-obemov-peredachi-raschetov.xlsx — Журнал объёмов, реестры замечаний, передачи, взаиморасчётов, приложений</w:t>
-      </w:r>
-    </w:p>
-    <w:p>
-      <w:r>
-        <w:rPr>
-          <w:b w:val="0"/>
-          <w:i w:val="0"/>
-        </w:rPr>
-        <w:t>Входит в путь ситуаций: Г.</w:t>
-      </w:r>
-    </w:p>
-    <w:p>
-      <w:r>
-        <w:rPr>
-          <w:b w:val="0"/>
-          <w:i w:val="0"/>
-        </w:rPr>
-        <w:t>Подтверждение выполнения: Протокол внутренней проверки (файл 09, раздел Б) заполнен и содержит решение «Передавать»; реестр приложений (файл 08) заполнен.</w:t>
-      </w:r>
-    </w:p>
-    <w:p>
-      <w:r>
-        <w:rPr>
-          <w:b w:val="0"/>
-          <w:i w:val="0"/>
-        </w:rPr>
-        <w:t>Следующий шаг: шаг 4</w:t>
-      </w:r>
-    </w:p>
-    <w:p>
-      <w:r>
-        <w:rPr>
-          <w:b/>
-          <w:i w:val="0"/>
-        </w:rPr>
-        <w:t>Развилки:</w:t>
-      </w:r>
-    </w:p>
-    <w:p>
-      <w:pPr>
-        <w:pStyle w:val="ListBullet"/>
-      </w:pPr>
-      <w:r>
-        <w:t>Проверка нашла ошибку — исправить документ и повторить проверку; не передавать комплект с известной ошибкой.</w:t>
-      </w:r>
-    </w:p>
-    <w:p>
-      <w:pPr>
-        <w:pStyle w:val="Heading2"/>
-      </w:pPr>
-      <w:r>
-        <w:t>Шаг 4. Передать документы и сохранить доказательство передачи</w:t>
-      </w:r>
-    </w:p>
-    <w:p>
-      <w:r>
-        <w:rPr>
-          <w:b w:val="0"/>
-          <w:i w:val="0"/>
-        </w:rPr>
-        <w:t>Инструменты: 10-peredacha-i-zamechaniya.docx — Доказательство передачи и порядок работы с замечаниями; 07-peredatochnyy-akt.docx — Передаточный акт результата и документов; 08-uchet-obemov-peredachi-raschetov.xlsx — Журнал объёмов, реестры замечаний, передачи, взаиморасчётов, приложений</w:t>
-      </w:r>
-    </w:p>
-    <w:p>
-      <w:r>
-        <w:rPr>
-          <w:b w:val="0"/>
-          <w:i w:val="0"/>
-        </w:rPr>
-        <w:t>Входит в путь ситуаций: Г, Е.</w:t>
-      </w:r>
-    </w:p>
-    <w:p>
-      <w:r>
-        <w:rPr>
-          <w:b w:val="0"/>
-          <w:i w:val="0"/>
-        </w:rPr>
-        <w:t>Подтверждение выполнения: В файле 08, лист «Реестр передачи», по каждой передаче заполнены способ, дата и доказательство; статус не «НЕТ ДОКАЗАТЕЛЬСТВА».</w:t>
-      </w:r>
-    </w:p>
-    <w:p>
-      <w:r>
-        <w:rPr>
-          <w:b w:val="0"/>
-          <w:i w:val="0"/>
-        </w:rPr>
-        <w:t>Следующий шаг: проверка G</w:t>
-      </w:r>
-    </w:p>
-    <w:p>
-      <w:r>
-        <w:rPr>
-          <w:b/>
-          <w:i w:val="0"/>
-        </w:rPr>
-        <w:t>Развилки:</w:t>
-      </w:r>
-    </w:p>
-    <w:p>
-      <w:pPr>
-        <w:pStyle w:val="ListBullet"/>
-      </w:pPr>
-      <w:r>
-        <w:t>Заказчик подписал без замечаний — проверка G.</w:t>
-      </w:r>
-    </w:p>
-    <w:p>
-      <w:pPr>
-        <w:pStyle w:val="ListBullet"/>
-      </w:pPr>
-      <w:r>
-        <w:t>Пришли замечания — шаг 5.</w:t>
-      </w:r>
-    </w:p>
-    <w:p>
-      <w:pPr>
-        <w:pStyle w:val="ListBullet"/>
-      </w:pPr>
-      <w:r>
-        <w:t>Заказчик не подписывает и не отвечает — проверка G, строка «Документы переданы, заказчик не подписывает и не отвечает»: долг не фиксируется, работы предъявляются повторно.</w:t>
-      </w:r>
-    </w:p>
-    <w:p>
-      <w:pPr>
-        <w:pStyle w:val="ListBullet"/>
-      </w:pPr>
-      <w:r>
-        <w:t>Мотивированный отказ или односторонний акт — граница B4.</w:t>
-      </w:r>
-    </w:p>
-    <w:p>
-      <w:r>
-        <w:rPr>
-          <w:b w:val="0"/>
-          <w:i w:val="0"/>
-        </w:rPr>
-        <w:t>Границы, которые распознаются на этом шаге: B4 — Мотивированный отказ, односторонний акт, экспертиза объёмов, спор о подписи. Что делать — файл 01, таблица 2.</w:t>
-      </w:r>
-    </w:p>
-    <w:p>
-      <w:pPr>
-        <w:pStyle w:val="Heading2"/>
-      </w:pPr>
-      <w:r>
-        <w:t>Шаг 5. Отработать замечания</w:t>
-      </w:r>
-    </w:p>
-    <w:p>
-      <w:r>
-        <w:rPr>
-          <w:b w:val="0"/>
-          <w:i w:val="0"/>
-        </w:rPr>
-        <w:t>Инструменты: 10-peredacha-i-zamechaniya.docx — Доказательство передачи и порядок работы с замечаниями; 08-uchet-obemov-peredachi-raschetov.xlsx — Журнал объёмов, реестры замечаний, передачи, взаиморасчётов, приложений</w:t>
-      </w:r>
-    </w:p>
-    <w:p>
-      <w:r>
-        <w:rPr>
-          <w:b w:val="0"/>
-          <w:i w:val="0"/>
-        </w:rPr>
-        <w:t>Входит в путь ситуаций: Д.</w:t>
-      </w:r>
-    </w:p>
-    <w:p>
-      <w:r>
-        <w:rPr>
-          <w:b w:val="0"/>
-          <w:i w:val="0"/>
-        </w:rPr>
-        <w:t>Подтверждение выполнения: В файле 08, лист «Реестр замечаний», каждое замечание имеет статус «ЗАКРЫТО» или «ГРАНИЦА: к специалисту»; повторное предъявление зафиксировано в реестре передачи.</w:t>
-      </w:r>
-    </w:p>
-    <w:p>
-      <w:r>
-        <w:rPr>
-          <w:b w:val="0"/>
-          <w:i w:val="0"/>
-        </w:rPr>
-        <w:t>Следующий шаг: проверка G</w:t>
-      </w:r>
-    </w:p>
-    <w:p>
-      <w:r>
-        <w:rPr>
-          <w:b/>
-          <w:i w:val="0"/>
-        </w:rPr>
-        <w:t>Развилки:</w:t>
-      </w:r>
-    </w:p>
-    <w:p>
-      <w:pPr>
-        <w:pStyle w:val="ListBullet"/>
-      </w:pPr>
-      <w:r>
-        <w:t>Устранимое или документальное замечание — устранить, направить уведомление об устранении и повторно предъявить.</w:t>
-      </w:r>
-    </w:p>
-    <w:p>
-      <w:pPr>
-        <w:pStyle w:val="ListBullet"/>
-      </w:pPr>
-      <w:r>
-        <w:t>Замечания закрыты и акт подписан — проверка G.</w:t>
-      </w:r>
-    </w:p>
-    <w:p>
-      <w:pPr>
-        <w:pStyle w:val="ListBullet"/>
-      </w:pPr>
-      <w:r>
-        <w:t>Мотивированный отказ, спор об объёме или качестве, требование экспертизы — граница B4.</w:t>
-      </w:r>
-    </w:p>
-    <w:p>
-      <w:pPr>
-        <w:pStyle w:val="ListBullet"/>
-      </w:pPr>
-      <w:r>
-        <w:t>Заказчик связывает замечание с удержанием или неустойкой — граница B2.</w:t>
-      </w:r>
-    </w:p>
-    <w:p>
-      <w:r>
-        <w:rPr>
-          <w:b w:val="0"/>
-          <w:i w:val="0"/>
-        </w:rPr>
-        <w:t>Границы, которые распознаются на этом шаге: B2 — Удержание, зачёт, неустойка, недостатки, встречное денежное требование; B4 — Мотивированный отказ, односторонний акт, экспертиза объёмов, спор о подписи. Что делать — файл 01, таблица 2.</w:t>
+        <w:t>Границы, которые распознаются на этом шаге: B1 — Исполнительная документация и её системное ведение; B2 — Удержание, зачёт, неустойка, недостатки, встречное денежное требование; B3 — Признаки банкротства заказчика; B4 — Спор о принятых работах: объём, качество, подпись, экспертиза, односторонний акт, мотивированный отказ; B5 — Допработы без соглашения. Что делать — файл 01, таблица 2.</w:t>
       </w:r>
     </w:p>
     <w:p>
@@ -2009,7 +1440,7 @@
           <w:b w:val="0"/>
           <w:i w:val="0"/>
         </w:rPr>
-        <w:t>Инструменты: 08-uchet-obemov-peredachi-raschetov.xlsx — Журнал объёмов, реестры замечаний, передачи, взаиморасчётов, приложений; 02-pervichnaya-proverka-i-kontrol.xlsx — Детальная проверка по желанию, карта рисков, дата просрочки, контроль ответа заказчика</w:t>
+        <w:t>Инструменты: 04-uchet-raschetov-i-otpravok.xlsx — Взаиморасчёты, долг по актам, реестр передачи ваших отправлений, реестр приложений; 02-proverka-i-kontrol-otveta.xlsx — Детальная проверка по желанию, карта рисков, дата просрочки, контроль ответа заказчика</w:t>
       </w:r>
     </w:p>
     <w:p>
@@ -2027,7 +1458,7 @@
           <w:b w:val="0"/>
           <w:i w:val="0"/>
         </w:rPr>
-        <w:t>Подтверждение выполнения: Проверка G пройдена: работы приняты, замечаний нет, срок оплаты истёк. В файле 08, лист «Взаиморасчёты», каждая операция отнесена к конкретному акту, колонка «Проверка строки» без «БЛОК», рассчитан текущий бесспорный долг больше нуля и нет незакрытого флага «ГРАНИЦА»; на листе «Долг по актам» у каждого акта указан свой последний день срока оплаты и посчитан долг на первый день просрочки; последний день срока оплаты по самому раннему акту внесён в файл 02, лист «Маршрут», строка под вопросами (сами вопросы заполнять не обязательно).</w:t>
+        <w:t>Подтверждение выполнения: Проверка G пройдена: работы приняты, замечаний нет, срок оплаты истёк. В файле 04, лист «Взаиморасчёты», каждая операция отнесена к конкретному акту, колонка «Проверка строки» без «БЛОК», рассчитан текущий бесспорный долг больше нуля и нет незакрытого флага «ГРАНИЦА»; на листе «Долг по актам» у каждого акта указан свой последний день срока оплаты и посчитан долг на первый день просрочки; последний день срока оплаты по самому раннему акту внесён в файл 02, лист «Маршрут», строка под вопросами (сами вопросы заполнять не обязательно).</w:t>
       </w:r>
     </w:p>
     <w:p>
@@ -2053,7 +1484,7 @@
         <w:pStyle w:val="ListBullet"/>
       </w:pPr>
       <w:r>
-        <w:t>Взаиморасчёты ещё не подтверждены (авансы, частичные оплаты, нет акта сверки) — заполните реестр взаиморасчётов и предложите заказчику акт сверки; к оформлению актов (шаги 2–5) не возвращайтесь.</w:t>
+        <w:t>Взаиморасчёты ещё не подтверждены (авансы, частичные оплаты, нет акта сверки) — заполните реестр взаиморасчётов и предложите заказчику акт сверки; его ответ отметьте в файле 02, лист «Контроль ответа».</w:t>
       </w:r>
     </w:p>
     <w:p>
@@ -2065,12 +1496,20 @@
       </w:r>
     </w:p>
     <w:p>
+      <w:pPr>
+        <w:pStyle w:val="ListBullet"/>
+      </w:pPr>
+      <w:r>
+        <w:t>В сумме долга есть допработы без соглашения — граница B5 для этой части (файл 01, таблица 2); бесспорная часть идёт дальше.</w:t>
+      </w:r>
+    </w:p>
+    <w:p>
       <w:r>
         <w:rPr>
           <w:b w:val="0"/>
           <w:i w:val="0"/>
         </w:rPr>
-        <w:t>Границы, которые распознаются на этом шаге: B2 — Удержание, зачёт, неустойка, недостатки, встречное денежное требование. Что делать — файл 01, таблица 2.</w:t>
+        <w:t>Границы, которые распознаются на этом шаге: B2 — Удержание, зачёт, неустойка, недостатки, встречное денежное требование; B5 — Допработы без соглашения. Что делать — файл 01, таблица 2.</w:t>
       </w:r>
     </w:p>
     <w:p>
@@ -2087,7 +1526,7 @@
           <w:b w:val="0"/>
           <w:i w:val="0"/>
         </w:rPr>
-        <w:t>Инструменты: 11-peregovory-i-perenos-sroka.docx — Протокол переговоров и двустороннее соглашение о переносе срока оплаты</w:t>
+        <w:t>Инструменты: 05-peregovory-i-perenos-sroka.docx — Протокол переговоров, соглашение о переносе срока оплаты, учёт гарантийного письма; 02-proverka-i-kontrol-otveta.xlsx — Детальная проверка по желанию, карта рисков, дата просрочки, контроль ответа заказчика</w:t>
       </w:r>
     </w:p>
     <w:p>
@@ -2105,7 +1544,7 @@
           <w:b w:val="0"/>
           <w:i w:val="0"/>
         </w:rPr>
-        <w:t>Подтверждение выполнения: Протокол переговоров (файл 11, раздел А) составлен и направлен заказчику; если срок переносится — подписано обеими сторонами соглашение (раздел Б).</w:t>
+        <w:t>Подтверждение выполнения: Протокол переговоров (файл 05, раздел А) составлен и направлен заказчику; если срок переносится — подписано обеими сторонами соглашение (раздел Б). Если заказчик на переговоры не вышел, переговоров не было: это отмечено в файле 02, лист «Контроль ответа», реакцией «Не вышел на переговоры».</w:t>
       </w:r>
     </w:p>
     <w:p>
@@ -2139,6 +1578,14 @@
         <w:pStyle w:val="ListBullet"/>
       </w:pPr>
       <w:r>
+        <w:t>Заказчик прислал гарантийное письмо без соглашения — срок оплаты не перенесён: учтите письмо по файлу 05, раздел В, и маршрут не останавливайте.</w:t>
+      </w:r>
+    </w:p>
+    <w:p>
+      <w:pPr>
+        <w:pStyle w:val="ListBullet"/>
+      </w:pPr>
+      <w:r>
         <w:t>Согласились оплатить в названную дату без переноса — контроль даты, при срыве сразу шаг 9.</w:t>
       </w:r>
     </w:p>
@@ -2147,7 +1594,7 @@
         <w:pStyle w:val="ListBullet"/>
       </w:pPr>
       <w:r>
-        <w:t>Не договорились или ответа нет — шаг 8.</w:t>
+        <w:t>Не договорились, ответа нет или переговоров не было — шаг 8.</w:t>
       </w:r>
     </w:p>
     <w:p>
@@ -2173,7 +1620,7 @@
           <w:b w:val="0"/>
           <w:i w:val="0"/>
         </w:rPr>
-        <w:t>Инструменты: 12-uvedomlenie-o-prosrochke.docx — Уведомление о просрочке оплаты; 08-uchet-obemov-peredachi-raschetov.xlsx — Журнал объёмов, реестры замечаний, передачи, взаиморасчётов, приложений</w:t>
+        <w:t>Инструменты: 06-uvedomlenie-o-prosrochke.docx — Уведомление о просрочке оплаты; 07-otpravka-i-dokazatelstvo.docx — Как направить уведомление, претензию и иск и сохранить доказательство направления; 04-uchet-raschetov-i-otpravok.xlsx — Взаиморасчёты, долг по актам, реестр передачи ваших отправлений, реестр приложений</w:t>
       </w:r>
     </w:p>
     <w:p>
@@ -2191,7 +1638,7 @@
           <w:b w:val="0"/>
           <w:i w:val="0"/>
         </w:rPr>
-        <w:t>Подтверждение выполнения: Уведомление направлено; отправка внесена в реестр передачи с доказательством.</w:t>
+        <w:t>Подтверждение выполнения: Уведомление направлено способом из файла 07; отправка внесена в файл 04, лист «Реестр передачи», с доказательством.</w:t>
       </w:r>
     </w:p>
     <w:p>
@@ -2242,7 +1689,7 @@
           <w:b w:val="0"/>
           <w:i w:val="0"/>
         </w:rPr>
-        <w:t>Инструменты: 14-raschet-procentov-395.xlsx — Расчёт процентов по ст. 395 ГК РФ с частичными оплатами</w:t>
+        <w:t>Инструменты: 08-raschet-procentov-395.xlsx — Расчёт процентов по ст. 395 ГК РФ: несколько актов в одном расчёте (до 12), у каждого своя дата начала просрочки и свои оплаты; итог — только при статусе «ГОТОВ»</w:t>
       </w:r>
     </w:p>
     <w:p>
@@ -2260,7 +1707,7 @@
           <w:b w:val="0"/>
           <w:i w:val="0"/>
         </w:rPr>
-        <w:t>Подтверждение выполнения: В файле 14 на листе «Акты» по каждому акту перенесены из файла 08 (лист «Долг по актам») долг на первый день просрочки, дата начала просрочки и текущий остаток для сверки; оплаты после начала просрочки отнесены к актам на листе «Оплаты»; на листе «Расчёт» статус «ГОТОВ», а не «ЗАБЛОКИРОВАН»; итог перенесён в претензию.</w:t>
+        <w:t>Подтверждение выполнения: В файле 08 на листе «Акты» по каждому акту перенесены из файла 04 (лист «Долг по актам») долг на первый день просрочки, дата начала просрочки и текущий остаток для сверки; оплаты после начала просрочки отнесены к актам на листе «Оплаты»; на листе «Расчёт» статус «ГОТОВ», а не «ЗАБЛОКИРОВАН»; сумма «Проценты итого» и последний день расчёта перенесены в претензию (файл 09, поля {{СУММА_ПРОЦЕНТОВ}} и {{ДАТА_РАСЧЁТА}}).</w:t>
       </w:r>
     </w:p>
     <w:p>
@@ -2319,7 +1766,7 @@
           <w:b w:val="0"/>
           <w:i w:val="0"/>
         </w:rPr>
-        <w:t>Инструменты: 13-pretenziya.docx — Претензия об оплате принятых работ; 14-raschet-procentov-395.xlsx — Расчёт процентов по ст. 395 ГК РФ с частичными оплатами; 08-uchet-obemov-peredachi-raschetov.xlsx — Журнал объёмов, реестры замечаний, передачи, взаиморасчётов, приложений</w:t>
+        <w:t>Инструменты: 09-pretenziya.docx — Претензия об оплате принятых работ: долг, проценты, приложения; 08-raschet-procentov-395.xlsx — Расчёт процентов по ст. 395 ГК РФ: несколько актов в одном расчёте (до 12), у каждого своя дата начала просрочки и свои оплаты; итог — только при статусе «ГОТОВ»; 07-otpravka-i-dokazatelstvo.docx — Как направить уведомление, претензию и иск и сохранить доказательство направления; 04-uchet-raschetov-i-otpravok.xlsx — Взаиморасчёты, долг по актам, реестр передачи ваших отправлений, реестр приложений</w:t>
       </w:r>
     </w:p>
     <w:p>
@@ -2337,7 +1784,7 @@
           <w:b w:val="0"/>
           <w:i w:val="0"/>
         </w:rPr>
-        <w:t>Подтверждение выполнения: Претензия с расчётом направлена; дата направления и доказательство внесены в реестр передачи; дата внесена в лист «Контроль ответа» файла 02.</w:t>
+        <w:t>Подтверждение выполнения: Претензия с расчётом направлена способом из файла 07; дата направления и доказательство внесены в файл 04, лист «Реестр передачи»; дата внесена в лист «Контроль ответа» файла 02.</w:t>
       </w:r>
     </w:p>
     <w:p>
@@ -2363,7 +1810,7 @@
           <w:b w:val="0"/>
           <w:i w:val="0"/>
         </w:rPr>
-        <w:t>Инструменты: 02-pervichnaya-proverka-i-kontrol.xlsx — Детальная проверка по желанию, карта рисков, дата просрочки, контроль ответа заказчика</w:t>
+        <w:t>Инструменты: 02-proverka-i-kontrol-otveta.xlsx — Детальная проверка по желанию, карта рисков, дата просрочки, контроль ответа заказчика</w:t>
       </w:r>
     </w:p>
     <w:p>
@@ -2415,7 +1862,23 @@
         <w:pStyle w:val="ListBullet"/>
       </w:pPr>
       <w:r>
-        <w:t>Согласие с графиком — двустороннее соглашение (файл 11), контроль графика.</w:t>
+        <w:t>Согласие с графиком — двустороннее соглашение (файл 05), контроль графика.</w:t>
+      </w:r>
+    </w:p>
+    <w:p>
+      <w:pPr>
+        <w:pStyle w:val="ListBullet"/>
+      </w:pPr>
+      <w:r>
+        <w:t>Гарантийное письмо без соглашения — срок не перенесён, маршрут не останавливается.</w:t>
+      </w:r>
+    </w:p>
+    <w:p>
+      <w:pPr>
+        <w:pStyle w:val="ListBullet"/>
+      </w:pPr>
+      <w:r>
+        <w:t>Подписал акт сверки, но не оплатил — долг подтверждён, маршрут идёт дальше.</w:t>
       </w:r>
     </w:p>
     <w:p>
@@ -2439,7 +1902,23 @@
         <w:pStyle w:val="ListBullet"/>
       </w:pPr>
       <w:r>
-        <w:t>Отказ с мотивами, встречное требование, зачёт — границы B4 или B2.</w:t>
+        <w:t>Возражения по сумме или акт сверки с расхождением — по причине: удержание или зачёт — граница B2, объём, качество или подпись — граница B4, допработы — граница B5. Акты, которые заказчик не оспаривает, идут дальше.</w:t>
+      </w:r>
+    </w:p>
+    <w:p>
+      <w:pPr>
+        <w:pStyle w:val="ListBullet"/>
+      </w:pPr>
+      <w:r>
+        <w:t>Отказ: работы не предусмотрены договором — граница B5.</w:t>
+      </w:r>
+    </w:p>
+    <w:p>
+      <w:pPr>
+        <w:pStyle w:val="ListBullet"/>
+      </w:pPr>
+      <w:r>
+        <w:t>Встречное требование, зачёт, удержание — граница B2.</w:t>
       </w:r>
     </w:p>
     <w:p>
@@ -2456,7 +1935,7 @@
           <w:b w:val="0"/>
           <w:i w:val="0"/>
         </w:rPr>
-        <w:t>Границы, которые распознаются на этом шаге: B2 — Удержание, зачёт, неустойка, недостатки, встречное денежное требование; B3 — Признаки банкротства заказчика; B4 — Мотивированный отказ, односторонний акт, экспертиза объёмов, спор о подписи. Что делать — файл 01, таблица 2.</w:t>
+        <w:t>Границы, которые распознаются на этом шаге: B2 — Удержание, зачёт, неустойка, недостатки, встречное денежное требование; B3 — Признаки банкротства заказчика; B4 — Спор о принятых работах: объём, качество, подпись, экспертиза, односторонний акт, мотивированный отказ; B5 — Допработы без соглашения. Что делать — файл 01, таблица 2.</w:t>
       </w:r>
     </w:p>
     <w:p>
@@ -2473,7 +1952,7 @@
           <w:b w:val="0"/>
           <w:i w:val="0"/>
         </w:rPr>
-        <w:t>Инструменты: 15-obrashchenie-v-sud.docx — Подготовка обращения в арбитражный суд: алгоритм, иск, опись; 14-raschet-procentov-395.xlsx — Расчёт процентов по ст. 395 ГК РФ с частичными оплатами; 08-uchet-obemov-peredachi-raschetov.xlsx — Журнал объёмов, реестры замечаний, передачи, взаиморасчётов, приложений</w:t>
+        <w:t>Инструменты: 10-obrashchenie-v-sud.docx — Подготовка обращения в арбитражный суд: проверочный лист, иск, опись для юриста; 08-raschet-procentov-395.xlsx — Расчёт процентов по ст. 395 ГК РФ: несколько актов в одном расчёте (до 12), у каждого своя дата начала просрочки и свои оплаты; итог — только при статусе «ГОТОВ»; 04-uchet-raschetov-i-otpravok.xlsx — Взаиморасчёты, долг по актам, реестр передачи ваших отправлений, реестр приложений</w:t>
       </w:r>
     </w:p>
     <w:p>
@@ -2491,7 +1970,7 @@
           <w:b w:val="0"/>
           <w:i w:val="0"/>
         </w:rPr>
-        <w:t>Подтверждение выполнения: Проверочный лист готовности иска (файл 15, раздел А) пройден; опись материалов заполнена; иск подан либо пакет передан специалисту.</w:t>
+        <w:t>Подтверждение выполнения: Проверочный лист готовности иска (файл 10, раздел А) пройден; опись материалов заполнена; иск подан либо пакет передан специалисту.</w:t>
       </w:r>
     </w:p>
     <w:p>
@@ -2517,7 +1996,7 @@
         <w:pStyle w:val="ListBullet"/>
       </w:pPr>
       <w:r>
-        <w:t>Спор простой (подписанные акты, нет встречных требований) — подача самостоятельно по файлу 15.</w:t>
+        <w:t>Спор простой (подписанные акты, нет встречных требований) — подача самостоятельно по файлу 10.</w:t>
       </w:r>
     </w:p>
     <w:p>
@@ -2525,7 +2004,7 @@
         <w:pStyle w:val="ListBullet"/>
       </w:pPr>
       <w:r>
-        <w:t>Любое усложнение — передача специалисту с описью из файла 15.</w:t>
+        <w:t>Любое усложнение — передача специалисту с описью из файла 10, раздел В.</w:t>
       </w:r>
     </w:p>
     <w:p>
@@ -2534,7 +2013,7 @@
           <w:b w:val="0"/>
           <w:i w:val="0"/>
         </w:rPr>
-        <w:t>Границы, которые распознаются на этом шаге: B2 — Удержание, зачёт, неустойка, недостатки, встречное денежное требование; B3 — Признаки банкротства заказчика; B4 — Мотивированный отказ, односторонний акт, экспертиза объёмов, спор о подписи. Что делать — файл 01, таблица 2.</w:t>
+        <w:t>Границы, которые распознаются на этом шаге: B2 — Удержание, зачёт, неустойка, недостатки, встречное денежное требование; B3 — Признаки банкротства заказчика; B4 — Спор о принятых работах: объём, качество, подпись, экспертиза, односторонний акт, мотивированный отказ; B5 — Допработы без соглашения. Что делать — файл 01, таблица 2.</w:t>
       </w:r>
     </w:p>
     <w:p>
@@ -2599,7 +2078,7 @@
           <w:b w:val="0"/>
           <w:i w:val="0"/>
         </w:rPr>
-        <w:t>Гарантийное письмо заказчика — его одностороннее заявление. Оно не изменяет договорный срок оплаты: изменить срок можно только соглашением сторон в той же форме, что и договор. Проценты за просрочку считаются от договорного срока, пока не подписано двустороннее соглашение. Порядок — файл 11.</w:t>
+        <w:t>Гарантийное письмо заказчика — его одностороннее заявление. Оно не изменяет договорный срок оплаты: изменить срок можно только соглашением сторон в той же форме, что и договор. Проценты за просрочку считаются от договорного срока, пока не подписано двустороннее соглашение. Порядок и учёт письма — файл 05, раздел В.</w:t>
       </w:r>
     </w:p>
     <w:p>
@@ -2615,17 +2094,18 @@
         <w:tblStyle w:val="TableGrid"/>
         <w:tblW w:type="auto" w:w="0"/>
         <w:jc w:val="center"/>
+        <w:tblLayout w:type="fixed"/>
         <w:tblLook w:firstColumn="1" w:firstRow="1" w:lastColumn="0" w:lastRow="0" w:noHBand="0" w:noVBand="1" w:val="04A0"/>
       </w:tblPr>
       <w:tblGrid>
-        <w:gridCol w:w="2880"/>
-        <w:gridCol w:w="2880"/>
-        <w:gridCol w:w="2880"/>
+        <w:gridCol w:w="2835"/>
+        <w:gridCol w:w="2608"/>
+        <w:gridCol w:w="3175"/>
       </w:tblGrid>
       <w:tr>
         <w:tc>
           <w:tcPr>
-            <w:tcW w:type="dxa" w:w="2880"/>
+            <w:tcW w:type="dxa" w:w="2835"/>
           </w:tcPr>
           <w:p>
             <w:r/>
@@ -2639,7 +2119,7 @@
         </w:tc>
         <w:tc>
           <w:tcPr>
-            <w:tcW w:type="dxa" w:w="2880"/>
+            <w:tcW w:type="dxa" w:w="2608"/>
           </w:tcPr>
           <w:p>
             <w:r/>
@@ -2653,7 +2133,7 @@
         </w:tc>
         <w:tc>
           <w:tcPr>
-            <w:tcW w:type="dxa" w:w="2880"/>
+            <w:tcW w:type="dxa" w:w="3175"/>
           </w:tcPr>
           <w:p>
             <w:r/>
@@ -2669,7 +2149,7 @@
       <w:tr>
         <w:tc>
           <w:tcPr>
-            <w:tcW w:type="dxa" w:w="2880"/>
+            <w:tcW w:type="dxa" w:w="2835"/>
           </w:tcPr>
           <w:p>
             <w:r>
@@ -2679,7 +2159,7 @@
         </w:tc>
         <w:tc>
           <w:tcPr>
-            <w:tcW w:type="dxa" w:w="2880"/>
+            <w:tcW w:type="dxa" w:w="2608"/>
           </w:tcPr>
           <w:p>
             <w:r>
@@ -2689,11 +2169,11 @@
         </w:tc>
         <w:tc>
           <w:tcPr>
-            <w:tcW w:type="dxa" w:w="2880"/>
+            <w:tcW w:type="dxa" w:w="3175"/>
           </w:tcPr>
           <w:p>
             <w:r>
-              <w:t>02, лист «Маршрут»; 08, лист «Долг по актам»</w:t>
+              <w:t>файл 02, лист «Маршрут»; файл 04, лист «Долг по актам»</w:t>
             </w:r>
           </w:p>
         </w:tc>
@@ -2701,7 +2181,7 @@
       <w:tr>
         <w:tc>
           <w:tcPr>
-            <w:tcW w:type="dxa" w:w="2880"/>
+            <w:tcW w:type="dxa" w:w="2835"/>
           </w:tcPr>
           <w:p>
             <w:r>
@@ -2711,7 +2191,7 @@
         </w:tc>
         <w:tc>
           <w:tcPr>
-            <w:tcW w:type="dxa" w:w="2880"/>
+            <w:tcW w:type="dxa" w:w="2608"/>
           </w:tcPr>
           <w:p>
             <w:r>
@@ -2721,11 +2201,11 @@
         </w:tc>
         <w:tc>
           <w:tcPr>
-            <w:tcW w:type="dxa" w:w="2880"/>
+            <w:tcW w:type="dxa" w:w="3175"/>
           </w:tcPr>
           <w:p>
             <w:r>
-              <w:t>08, «Долг по актам»; 14, лист «Акты»</w:t>
+              <w:t>файл 04, лист «Долг по актам»; файл 08, лист «Акты»</w:t>
             </w:r>
           </w:p>
         </w:tc>
@@ -2733,7 +2213,7 @@
       <w:tr>
         <w:tc>
           <w:tcPr>
-            <w:tcW w:type="dxa" w:w="2880"/>
+            <w:tcW w:type="dxa" w:w="2835"/>
           </w:tcPr>
           <w:p>
             <w:r>
@@ -2743,7 +2223,7 @@
         </w:tc>
         <w:tc>
           <w:tcPr>
-            <w:tcW w:type="dxa" w:w="2880"/>
+            <w:tcW w:type="dxa" w:w="2608"/>
           </w:tcPr>
           <w:p>
             <w:r>
@@ -2753,11 +2233,11 @@
         </w:tc>
         <w:tc>
           <w:tcPr>
-            <w:tcW w:type="dxa" w:w="2880"/>
+            <w:tcW w:type="dxa" w:w="3175"/>
           </w:tcPr>
           <w:p>
             <w:r>
-              <w:t>11, раздел А</w:t>
+              <w:t>файл 05, раздел А</w:t>
             </w:r>
           </w:p>
         </w:tc>
@@ -2765,7 +2245,7 @@
       <w:tr>
         <w:tc>
           <w:tcPr>
-            <w:tcW w:type="dxa" w:w="2880"/>
+            <w:tcW w:type="dxa" w:w="2835"/>
           </w:tcPr>
           <w:p>
             <w:r>
@@ -2775,7 +2255,7 @@
         </w:tc>
         <w:tc>
           <w:tcPr>
-            <w:tcW w:type="dxa" w:w="2880"/>
+            <w:tcW w:type="dxa" w:w="2608"/>
           </w:tcPr>
           <w:p>
             <w:r>
@@ -2785,11 +2265,11 @@
         </w:tc>
         <w:tc>
           <w:tcPr>
-            <w:tcW w:type="dxa" w:w="2880"/>
+            <w:tcW w:type="dxa" w:w="3175"/>
           </w:tcPr>
           <w:p>
             <w:r>
-              <w:t>12; 08, «Реестр передачи»</w:t>
+              <w:t>файлы 06, 07; файл 04, лист «Реестр передачи»</w:t>
             </w:r>
           </w:p>
         </w:tc>
@@ -2797,7 +2277,7 @@
       <w:tr>
         <w:tc>
           <w:tcPr>
-            <w:tcW w:type="dxa" w:w="2880"/>
+            <w:tcW w:type="dxa" w:w="2835"/>
           </w:tcPr>
           <w:p>
             <w:r>
@@ -2807,7 +2287,7 @@
         </w:tc>
         <w:tc>
           <w:tcPr>
-            <w:tcW w:type="dxa" w:w="2880"/>
+            <w:tcW w:type="dxa" w:w="2608"/>
           </w:tcPr>
           <w:p>
             <w:r>
@@ -2817,11 +2297,11 @@
         </w:tc>
         <w:tc>
           <w:tcPr>
-            <w:tcW w:type="dxa" w:w="2880"/>
+            <w:tcW w:type="dxa" w:w="3175"/>
           </w:tcPr>
           <w:p>
             <w:r>
-              <w:t>13, 14; 08</w:t>
+              <w:t>файлы 09, 08, 07; файл 04, лист «Реестр передачи»</w:t>
             </w:r>
           </w:p>
         </w:tc>
@@ -2829,7 +2309,7 @@
       <w:tr>
         <w:tc>
           <w:tcPr>
-            <w:tcW w:type="dxa" w:w="2880"/>
+            <w:tcW w:type="dxa" w:w="2835"/>
           </w:tcPr>
           <w:p>
             <w:r>
@@ -2839,7 +2319,7 @@
         </w:tc>
         <w:tc>
           <w:tcPr>
-            <w:tcW w:type="dxa" w:w="2880"/>
+            <w:tcW w:type="dxa" w:w="2608"/>
           </w:tcPr>
           <w:p>
             <w:r>
@@ -2849,11 +2329,11 @@
         </w:tc>
         <w:tc>
           <w:tcPr>
-            <w:tcW w:type="dxa" w:w="2880"/>
+            <w:tcW w:type="dxa" w:w="3175"/>
           </w:tcPr>
           <w:p>
             <w:r>
-              <w:t>02, «Контроль ответа»</w:t>
+              <w:t>файл 02, лист «Контроль ответа»</w:t>
             </w:r>
           </w:p>
         </w:tc>
@@ -2861,7 +2341,7 @@
       <w:tr>
         <w:tc>
           <w:tcPr>
-            <w:tcW w:type="dxa" w:w="2880"/>
+            <w:tcW w:type="dxa" w:w="2835"/>
           </w:tcPr>
           <w:p>
             <w:r>
@@ -2871,7 +2351,7 @@
         </w:tc>
         <w:tc>
           <w:tcPr>
-            <w:tcW w:type="dxa" w:w="2880"/>
+            <w:tcW w:type="dxa" w:w="2608"/>
           </w:tcPr>
           <w:p>
             <w:r>
@@ -2881,11 +2361,11 @@
         </w:tc>
         <w:tc>
           <w:tcPr>
-            <w:tcW w:type="dxa" w:w="2880"/>
+            <w:tcW w:type="dxa" w:w="3175"/>
           </w:tcPr>
           <w:p>
             <w:r>
-              <w:t>15</w:t>
+              <w:t>файл 10</w:t>
             </w:r>
           </w:p>
         </w:tc>

--- a/tools/candidates/s1-oplata-za-raboty/03-algoritm-dejstviy.docx
+++ b/tools/candidates/s1-oplata-za-raboty/03-algoritm-dejstviy.docx
@@ -418,17 +418,17 @@
         <w:tblLook w:firstColumn="1" w:firstRow="1" w:lastColumn="0" w:lastRow="0" w:noHBand="0" w:noVBand="1" w:val="04A0"/>
       </w:tblPr>
       <w:tblGrid>
-        <w:gridCol w:w="850"/>
-        <w:gridCol w:w="1644"/>
+        <w:gridCol w:w="737"/>
+        <w:gridCol w:w="1474"/>
         <w:gridCol w:w="1247"/>
-        <w:gridCol w:w="2948"/>
+        <w:gridCol w:w="2551"/>
+        <w:gridCol w:w="1474"/>
         <w:gridCol w:w="1134"/>
-        <w:gridCol w:w="794"/>
       </w:tblGrid>
       <w:tr>
         <w:tc>
           <w:tcPr>
-            <w:tcW w:type="dxa" w:w="850"/>
+            <w:tcW w:type="dxa" w:w="737"/>
           </w:tcPr>
           <w:p>
             <w:r>
@@ -447,7 +447,7 @@
         </w:tc>
         <w:tc>
           <w:tcPr>
-            <w:tcW w:type="dxa" w:w="1644"/>
+            <w:tcW w:type="dxa" w:w="1474"/>
           </w:tcPr>
           <w:p>
             <w:r>
@@ -485,7 +485,7 @@
         </w:tc>
         <w:tc>
           <w:tcPr>
-            <w:tcW w:type="dxa" w:w="2948"/>
+            <w:tcW w:type="dxa" w:w="2551"/>
           </w:tcPr>
           <w:p>
             <w:r>
@@ -504,7 +504,7 @@
         </w:tc>
         <w:tc>
           <w:tcPr>
-            <w:tcW w:type="dxa" w:w="1134"/>
+            <w:tcW w:type="dxa" w:w="1474"/>
           </w:tcPr>
           <w:p>
             <w:r>
@@ -523,7 +523,7 @@
         </w:tc>
         <w:tc>
           <w:tcPr>
-            <w:tcW w:type="dxa" w:w="794"/>
+            <w:tcW w:type="dxa" w:w="1134"/>
           </w:tcPr>
           <w:p>
             <w:r>
@@ -544,7 +544,7 @@
       <w:tr>
         <w:tc>
           <w:tcPr>
-            <w:tcW w:type="dxa" w:w="850"/>
+            <w:tcW w:type="dxa" w:w="737"/>
           </w:tcPr>
           <w:p>
             <w:r>
@@ -557,7 +557,7 @@
         </w:tc>
         <w:tc>
           <w:tcPr>
-            <w:tcW w:type="dxa" w:w="1644"/>
+            <w:tcW w:type="dxa" w:w="1474"/>
           </w:tcPr>
           <w:p>
             <w:r>
@@ -583,7 +583,7 @@
         </w:tc>
         <w:tc>
           <w:tcPr>
-            <w:tcW w:type="dxa" w:w="2948"/>
+            <w:tcW w:type="dxa" w:w="2551"/>
           </w:tcPr>
           <w:p>
             <w:r>
@@ -596,7 +596,7 @@
         </w:tc>
         <w:tc>
           <w:tcPr>
-            <w:tcW w:type="dxa" w:w="1134"/>
+            <w:tcW w:type="dxa" w:w="1474"/>
           </w:tcPr>
           <w:p>
             <w:r>
@@ -609,7 +609,7 @@
         </w:tc>
         <w:tc>
           <w:tcPr>
-            <w:tcW w:type="dxa" w:w="794"/>
+            <w:tcW w:type="dxa" w:w="1134"/>
           </w:tcPr>
           <w:p>
             <w:r>
@@ -624,7 +624,7 @@
       <w:tr>
         <w:tc>
           <w:tcPr>
-            <w:tcW w:type="dxa" w:w="850"/>
+            <w:tcW w:type="dxa" w:w="737"/>
           </w:tcPr>
           <w:p>
             <w:r>
@@ -637,7 +637,7 @@
         </w:tc>
         <w:tc>
           <w:tcPr>
-            <w:tcW w:type="dxa" w:w="1644"/>
+            <w:tcW w:type="dxa" w:w="1474"/>
           </w:tcPr>
           <w:p>
             <w:r>
@@ -663,7 +663,7 @@
         </w:tc>
         <w:tc>
           <w:tcPr>
-            <w:tcW w:type="dxa" w:w="2948"/>
+            <w:tcW w:type="dxa" w:w="2551"/>
           </w:tcPr>
           <w:p>
             <w:r>
@@ -676,7 +676,7 @@
         </w:tc>
         <w:tc>
           <w:tcPr>
-            <w:tcW w:type="dxa" w:w="1134"/>
+            <w:tcW w:type="dxa" w:w="1474"/>
           </w:tcPr>
           <w:p>
             <w:r>
@@ -689,7 +689,7 @@
         </w:tc>
         <w:tc>
           <w:tcPr>
-            <w:tcW w:type="dxa" w:w="794"/>
+            <w:tcW w:type="dxa" w:w="1134"/>
           </w:tcPr>
           <w:p>
             <w:r>
@@ -704,7 +704,7 @@
       <w:tr>
         <w:tc>
           <w:tcPr>
-            <w:tcW w:type="dxa" w:w="850"/>
+            <w:tcW w:type="dxa" w:w="737"/>
           </w:tcPr>
           <w:p>
             <w:r>
@@ -717,7 +717,7 @@
         </w:tc>
         <w:tc>
           <w:tcPr>
-            <w:tcW w:type="dxa" w:w="1644"/>
+            <w:tcW w:type="dxa" w:w="1474"/>
           </w:tcPr>
           <w:p>
             <w:r>
@@ -743,7 +743,7 @@
         </w:tc>
         <w:tc>
           <w:tcPr>
-            <w:tcW w:type="dxa" w:w="2948"/>
+            <w:tcW w:type="dxa" w:w="2551"/>
           </w:tcPr>
           <w:p>
             <w:r>
@@ -756,7 +756,7 @@
         </w:tc>
         <w:tc>
           <w:tcPr>
-            <w:tcW w:type="dxa" w:w="1134"/>
+            <w:tcW w:type="dxa" w:w="1474"/>
           </w:tcPr>
           <w:p>
             <w:r>
@@ -769,7 +769,7 @@
         </w:tc>
         <w:tc>
           <w:tcPr>
-            <w:tcW w:type="dxa" w:w="794"/>
+            <w:tcW w:type="dxa" w:w="1134"/>
           </w:tcPr>
           <w:p>
             <w:r>
@@ -784,7 +784,7 @@
       <w:tr>
         <w:tc>
           <w:tcPr>
-            <w:tcW w:type="dxa" w:w="850"/>
+            <w:tcW w:type="dxa" w:w="737"/>
           </w:tcPr>
           <w:p>
             <w:r>
@@ -797,7 +797,7 @@
         </w:tc>
         <w:tc>
           <w:tcPr>
-            <w:tcW w:type="dxa" w:w="1644"/>
+            <w:tcW w:type="dxa" w:w="1474"/>
           </w:tcPr>
           <w:p>
             <w:r>
@@ -823,7 +823,7 @@
         </w:tc>
         <w:tc>
           <w:tcPr>
-            <w:tcW w:type="dxa" w:w="2948"/>
+            <w:tcW w:type="dxa" w:w="2551"/>
           </w:tcPr>
           <w:p>
             <w:r>
@@ -836,7 +836,7 @@
         </w:tc>
         <w:tc>
           <w:tcPr>
-            <w:tcW w:type="dxa" w:w="1134"/>
+            <w:tcW w:type="dxa" w:w="1474"/>
           </w:tcPr>
           <w:p>
             <w:r>
@@ -849,7 +849,7 @@
         </w:tc>
         <w:tc>
           <w:tcPr>
-            <w:tcW w:type="dxa" w:w="794"/>
+            <w:tcW w:type="dxa" w:w="1134"/>
           </w:tcPr>
           <w:p>
             <w:r>
@@ -864,7 +864,7 @@
       <w:tr>
         <w:tc>
           <w:tcPr>
-            <w:tcW w:type="dxa" w:w="850"/>
+            <w:tcW w:type="dxa" w:w="737"/>
           </w:tcPr>
           <w:p>
             <w:r>
@@ -877,7 +877,7 @@
         </w:tc>
         <w:tc>
           <w:tcPr>
-            <w:tcW w:type="dxa" w:w="1644"/>
+            <w:tcW w:type="dxa" w:w="1474"/>
           </w:tcPr>
           <w:p>
             <w:r>
@@ -903,7 +903,7 @@
         </w:tc>
         <w:tc>
           <w:tcPr>
-            <w:tcW w:type="dxa" w:w="2948"/>
+            <w:tcW w:type="dxa" w:w="2551"/>
           </w:tcPr>
           <w:p>
             <w:r>
@@ -916,7 +916,7 @@
         </w:tc>
         <w:tc>
           <w:tcPr>
-            <w:tcW w:type="dxa" w:w="1134"/>
+            <w:tcW w:type="dxa" w:w="1474"/>
           </w:tcPr>
           <w:p>
             <w:r>
@@ -929,7 +929,7 @@
         </w:tc>
         <w:tc>
           <w:tcPr>
-            <w:tcW w:type="dxa" w:w="794"/>
+            <w:tcW w:type="dxa" w:w="1134"/>
           </w:tcPr>
           <w:p>
             <w:r>
@@ -944,7 +944,7 @@
       <w:tr>
         <w:tc>
           <w:tcPr>
-            <w:tcW w:type="dxa" w:w="850"/>
+            <w:tcW w:type="dxa" w:w="737"/>
           </w:tcPr>
           <w:p>
             <w:r>
@@ -957,7 +957,7 @@
         </w:tc>
         <w:tc>
           <w:tcPr>
-            <w:tcW w:type="dxa" w:w="1644"/>
+            <w:tcW w:type="dxa" w:w="1474"/>
           </w:tcPr>
           <w:p>
             <w:r>
@@ -983,7 +983,7 @@
         </w:tc>
         <w:tc>
           <w:tcPr>
-            <w:tcW w:type="dxa" w:w="2948"/>
+            <w:tcW w:type="dxa" w:w="2551"/>
           </w:tcPr>
           <w:p>
             <w:r>
@@ -996,7 +996,7 @@
         </w:tc>
         <w:tc>
           <w:tcPr>
-            <w:tcW w:type="dxa" w:w="1134"/>
+            <w:tcW w:type="dxa" w:w="1474"/>
           </w:tcPr>
           <w:p>
             <w:r>
@@ -1009,7 +1009,7 @@
         </w:tc>
         <w:tc>
           <w:tcPr>
-            <w:tcW w:type="dxa" w:w="794"/>
+            <w:tcW w:type="dxa" w:w="1134"/>
           </w:tcPr>
           <w:p>
             <w:r>
@@ -1024,7 +1024,7 @@
       <w:tr>
         <w:tc>
           <w:tcPr>
-            <w:tcW w:type="dxa" w:w="850"/>
+            <w:tcW w:type="dxa" w:w="737"/>
           </w:tcPr>
           <w:p>
             <w:r>
@@ -1037,7 +1037,7 @@
         </w:tc>
         <w:tc>
           <w:tcPr>
-            <w:tcW w:type="dxa" w:w="1644"/>
+            <w:tcW w:type="dxa" w:w="1474"/>
           </w:tcPr>
           <w:p>
             <w:r>
@@ -1063,7 +1063,7 @@
         </w:tc>
         <w:tc>
           <w:tcPr>
-            <w:tcW w:type="dxa" w:w="2948"/>
+            <w:tcW w:type="dxa" w:w="2551"/>
           </w:tcPr>
           <w:p>
             <w:r>
@@ -1076,7 +1076,7 @@
         </w:tc>
         <w:tc>
           <w:tcPr>
-            <w:tcW w:type="dxa" w:w="1134"/>
+            <w:tcW w:type="dxa" w:w="1474"/>
           </w:tcPr>
           <w:p>
             <w:r>
@@ -1089,7 +1089,7 @@
         </w:tc>
         <w:tc>
           <w:tcPr>
-            <w:tcW w:type="dxa" w:w="794"/>
+            <w:tcW w:type="dxa" w:w="1134"/>
           </w:tcPr>
           <w:p>
             <w:r>
@@ -1104,7 +1104,7 @@
       <w:tr>
         <w:tc>
           <w:tcPr>
-            <w:tcW w:type="dxa" w:w="850"/>
+            <w:tcW w:type="dxa" w:w="737"/>
           </w:tcPr>
           <w:p>
             <w:r>
@@ -1117,7 +1117,7 @@
         </w:tc>
         <w:tc>
           <w:tcPr>
-            <w:tcW w:type="dxa" w:w="1644"/>
+            <w:tcW w:type="dxa" w:w="1474"/>
           </w:tcPr>
           <w:p>
             <w:r>
@@ -1143,7 +1143,7 @@
         </w:tc>
         <w:tc>
           <w:tcPr>
-            <w:tcW w:type="dxa" w:w="2948"/>
+            <w:tcW w:type="dxa" w:w="2551"/>
           </w:tcPr>
           <w:p>
             <w:r>
@@ -1156,7 +1156,7 @@
         </w:tc>
         <w:tc>
           <w:tcPr>
-            <w:tcW w:type="dxa" w:w="1134"/>
+            <w:tcW w:type="dxa" w:w="1474"/>
           </w:tcPr>
           <w:p>
             <w:r>
@@ -1169,7 +1169,7 @@
         </w:tc>
         <w:tc>
           <w:tcPr>
-            <w:tcW w:type="dxa" w:w="794"/>
+            <w:tcW w:type="dxa" w:w="1134"/>
           </w:tcPr>
           <w:p>
             <w:r>
@@ -1184,7 +1184,7 @@
       <w:tr>
         <w:tc>
           <w:tcPr>
-            <w:tcW w:type="dxa" w:w="850"/>
+            <w:tcW w:type="dxa" w:w="737"/>
           </w:tcPr>
           <w:p>
             <w:r>
@@ -1197,7 +1197,7 @@
         </w:tc>
         <w:tc>
           <w:tcPr>
-            <w:tcW w:type="dxa" w:w="1644"/>
+            <w:tcW w:type="dxa" w:w="1474"/>
           </w:tcPr>
           <w:p>
             <w:r>
@@ -1223,7 +1223,7 @@
         </w:tc>
         <w:tc>
           <w:tcPr>
-            <w:tcW w:type="dxa" w:w="2948"/>
+            <w:tcW w:type="dxa" w:w="2551"/>
           </w:tcPr>
           <w:p>
             <w:r>
@@ -1236,7 +1236,7 @@
         </w:tc>
         <w:tc>
           <w:tcPr>
-            <w:tcW w:type="dxa" w:w="1134"/>
+            <w:tcW w:type="dxa" w:w="1474"/>
           </w:tcPr>
           <w:p>
             <w:r>
@@ -1249,7 +1249,7 @@
         </w:tc>
         <w:tc>
           <w:tcPr>
-            <w:tcW w:type="dxa" w:w="794"/>
+            <w:tcW w:type="dxa" w:w="1134"/>
           </w:tcPr>
           <w:p>
             <w:r>

--- a/tools/candidates/s1-oplata-za-raboty/03-algoritm-dejstviy.docx
+++ b/tools/candidates/s1-oplata-za-raboty/03-algoritm-dejstviy.docx
@@ -1230,7 +1230,7 @@
               <w:rPr>
                 <w:sz w:val="17"/>
               </w:rPr>
-              <w:t>Проверочный лист готовности иска (файл 10, раздел А) пройден; опись материалов заполнена; иск подан либо пакет передан специалисту.</w:t>
+              <w:t>Проверочный лист готовности иска (файл 10, раздел А) пройден. Подаёте сами — приложения к иску собраны по файлу 04, «Реестр приложений» (колонка «К иску», строка «Нужно к иску, но нет» = 0), иск подан. Передаёте специалисту — заполнена опись для специалиста (файл 10, раздел В), и пакет передан.</w:t>
             </w:r>
           </w:p>
         </w:tc>
@@ -1578,7 +1578,7 @@
         <w:pStyle w:val="ListBullet"/>
       </w:pPr>
       <w:r>
-        <w:t>Заказчик прислал гарантийное письмо без соглашения — срок оплаты не перенесён: учтите письмо по файлу 05, раздел В, и маршрут не останавливайте.</w:t>
+        <w:t>Заказчик прислал гарантийное письмо без соглашения (файл 05, раздел В). Срок оплаты не перенесён: просрочка и проценты считаются от договорного срока. Письмо внесите в файл 04, «Реестр приложений», строка «Гарантийное письмо заказчика»; предложите соглашение (файл 05, раздел Б). Маршрут не останавливайте: пока дата из письма не прошла — следующий шаг вашего пути; дата прошла без оплаты — сразу шаг 9, без уведомления; если претензия уже направлена — по истечении срока ожидания шаг 12.</w:t>
       </w:r>
     </w:p>
     <w:p>
@@ -1870,7 +1870,7 @@
         <w:pStyle w:val="ListBullet"/>
       </w:pPr>
       <w:r>
-        <w:t>Гарантийное письмо без соглашения — срок не перенесён, маршрут не останавливается.</w:t>
+        <w:t>Гарантийное письмо без соглашения. Срок оплаты не перенесён: просрочка и проценты считаются от договорного срока. Письмо внесите в файл 04, «Реестр приложений», строка «Гарантийное письмо заказчика»; предложите соглашение (файл 05, раздел Б). Маршрут не останавливайте: пока дата из письма не прошла — следующий шаг вашего пути; дата прошла без оплаты — сразу шаг 9, без уведомления; если претензия уже направлена — по истечении срока ожидания шаг 12.</w:t>
       </w:r>
     </w:p>
     <w:p>
@@ -1970,7 +1970,7 @@
           <w:b w:val="0"/>
           <w:i w:val="0"/>
         </w:rPr>
-        <w:t>Подтверждение выполнения: Проверочный лист готовности иска (файл 10, раздел А) пройден; опись материалов заполнена; иск подан либо пакет передан специалисту.</w:t>
+        <w:t>Подтверждение выполнения: Проверочный лист готовности иска (файл 10, раздел А) пройден. Подаёте сами — приложения к иску собраны по файлу 04, «Реестр приложений» (колонка «К иску», строка «Нужно к иску, но нет» = 0), иск подан. Передаёте специалисту — заполнена опись для специалиста (файл 10, раздел В), и пакет передан.</w:t>
       </w:r>
     </w:p>
     <w:p>

--- a/tools/candidates/s1-oplata-za-raboty/03-algoritm-dejstviy.docx
+++ b/tools/candidates/s1-oplata-za-raboty/03-algoritm-dejstviy.docx
@@ -750,7 +750,7 @@
               <w:rPr>
                 <w:sz w:val="17"/>
               </w:rPr>
-              <w:t>Проверка G пройдена: работы приняты, замечаний нет, срок оплаты истёк. В файле 04, лист «Взаиморасчёты», каждая операция отнесена к конкретному акту, колонка «Проверка строки» без «БЛОК», рассчитан текущий бесспорный долг больше нуля и нет незакрытого флага «ГРАНИЦА»; на листе «Долг по актам» у каждого акта указан свой последний день срока оплаты и посчитан долг на первый день просрочки; последний день срока оплаты по самому раннему акту внесён в файл 02, лист «Маршрут», строка под вопросами (сами вопросы заполнять не обязательно).</w:t>
+              <w:t>Проверка G пройдена: работы приняты, замечаний нет, срок оплаты истёк. В файле 04, лист «Взаиморасчёты», каждая операция отнесена к конкретному акту, колонка «Проверка строки» без «БЛОК», рассчитаны общий долг, спорная и бесспорная части, бесспорная часть больше нуля; если строка «Граница» называет B2 или B5, спорная часть передана специалисту по описи (файл 10, раздел В); на листе «Долг по актам» у каждого акта указан свой последний день срока оплаты и посчитан бесспорный долг на первый день просрочки; последний день срока оплаты по самому раннему акту внесён в файл 02, лист «Маршрут», строка под вопросами (сами вопросы заполнять не обязательно).</w:t>
             </w:r>
           </w:p>
         </w:tc>
@@ -990,7 +990,7 @@
               <w:rPr>
                 <w:sz w:val="17"/>
               </w:rPr>
-              <w:t>В файле 08 на листе «Акты» по каждому акту перенесены из файла 04 (лист «Долг по актам») долг на первый день просрочки, дата начала просрочки и текущий остаток для сверки; оплаты после начала просрочки отнесены к актам на листе «Оплаты»; на листе «Расчёт» статус «ГОТОВ», а не «ЗАБЛОКИРОВАН»; сумма «Проценты итого» и последний день расчёта перенесены в претензию (файл 09, поля {{СУММА_ПРОЦЕНТОВ}} и {{ДАТА_РАСЧЁТА}}).</w:t>
+              <w:t>В файле 08 на листе «Акты» по каждому акту перенесены из файла 04 (лист «Долг по актам») бесспорный долг на первый день просрочки, дата начала просрочки и текущий бесспорный остаток для сверки; спорная часть в расчёт не внесена; оплаты после начала просрочки отнесены к актам на листе «Оплаты»; на листе «Расчёт» статус «ГОТОВ», а не «ЗАБЛОКИРОВАН»; сумма «Проценты итого» и последний день расчёта перенесены в претензию (файл 09, поля {{СУММА_ПРОЦЕНТОВ}} и {{ДАТА_РАСЧЁТА}}).</w:t>
             </w:r>
           </w:p>
         </w:tc>
@@ -1440,7 +1440,7 @@
           <w:b w:val="0"/>
           <w:i w:val="0"/>
         </w:rPr>
-        <w:t>Инструменты: 04-uchet-raschetov-i-otpravok.xlsx — Взаиморасчёты, долг по актам, реестр передачи ваших отправлений, реестр приложений; 02-proverka-i-kontrol-otveta.xlsx — Детальная проверка по желанию, карта рисков, дата просрочки, контроль ответа заказчика</w:t>
+        <w:t>Инструменты: 04-uchet-raschetov-i-otpravok.xlsx — Взаиморасчёты: общий долг, спорная и бесспорная части раздельно; долг по актам, акт сверки, реестр передачи ваших отправлений, реестр приложений; 02-proverka-i-kontrol-otveta.xlsx — Детальная проверка по желанию, карта рисков, дата просрочки, контроль ответа заказчика</w:t>
       </w:r>
     </w:p>
     <w:p>
@@ -1458,7 +1458,7 @@
           <w:b w:val="0"/>
           <w:i w:val="0"/>
         </w:rPr>
-        <w:t>Подтверждение выполнения: Проверка G пройдена: работы приняты, замечаний нет, срок оплаты истёк. В файле 04, лист «Взаиморасчёты», каждая операция отнесена к конкретному акту, колонка «Проверка строки» без «БЛОК», рассчитан текущий бесспорный долг больше нуля и нет незакрытого флага «ГРАНИЦА»; на листе «Долг по актам» у каждого акта указан свой последний день срока оплаты и посчитан долг на первый день просрочки; последний день срока оплаты по самому раннему акту внесён в файл 02, лист «Маршрут», строка под вопросами (сами вопросы заполнять не обязательно).</w:t>
+        <w:t>Подтверждение выполнения: Проверка G пройдена: работы приняты, замечаний нет, срок оплаты истёк. В файле 04, лист «Взаиморасчёты», каждая операция отнесена к конкретному акту, колонка «Проверка строки» без «БЛОК», рассчитаны общий долг, спорная и бесспорная части, бесспорная часть больше нуля; если строка «Граница» называет B2 или B5, спорная часть передана специалисту по описи (файл 10, раздел В); на листе «Долг по актам» у каждого акта указан свой последний день срока оплаты и посчитан бесспорный долг на первый день просрочки; последний день срока оплаты по самому раннему акту внесён в файл 02, лист «Маршрут», строка под вопросами (сами вопросы заполнять не обязательно).</w:t>
       </w:r>
     </w:p>
     <w:p>
@@ -1484,7 +1484,7 @@
         <w:pStyle w:val="ListBullet"/>
       </w:pPr>
       <w:r>
-        <w:t>Взаиморасчёты ещё не подтверждены (авансы, частичные оплаты, нет акта сверки) — заполните реестр взаиморасчётов и предложите заказчику акт сверки; его ответ отметьте в файле 02, лист «Контроль ответа».</w:t>
+        <w:t>Взаиморасчёты ещё не подтверждены (авансы, частичные оплаты, нет акта сверки) — заполните реестр взаиморасчётов, распечатайте акт сверки (файл 04, лист «Акт сверки») и направьте заказчику; его ответ отметьте в файле 02, лист «Контроль ответа».</w:t>
       </w:r>
     </w:p>
     <w:p>
@@ -1492,7 +1492,7 @@
         <w:pStyle w:val="ListBullet"/>
       </w:pPr>
       <w:r>
-        <w:t>Есть операции «Удержание», «Зачёт», «Неустойка заявлена» — граница B2 для спорной части; бесспорная часть идёт дальше.</w:t>
+        <w:t>Есть операции «Удержание», «Зачёт встречного требования», «Неустойка заявлена» — граница B2 для спорной части; бесспорная часть идёт дальше.</w:t>
       </w:r>
     </w:p>
     <w:p>
@@ -1500,7 +1500,7 @@
         <w:pStyle w:val="ListBullet"/>
       </w:pPr>
       <w:r>
-        <w:t>В сумме долга есть допработы без соглашения — граница B5 для этой части (файл 01, таблица 2); бесспорная часть идёт дальше.</w:t>
+        <w:t>В сумме долга есть допработы без соглашения — граница B5 для этой части (файл 01, таблица 2): операция «Допработы без соглашения (спорно)» в файле 04; бесспорная часть идёт дальше.</w:t>
       </w:r>
     </w:p>
     <w:p>
@@ -1620,7 +1620,7 @@
           <w:b w:val="0"/>
           <w:i w:val="0"/>
         </w:rPr>
-        <w:t>Инструменты: 06-uvedomlenie-o-prosrochke.docx — Уведомление о просрочке оплаты; 07-otpravka-i-dokazatelstvo.docx — Как направить уведомление, претензию и иск и сохранить доказательство направления; 04-uchet-raschetov-i-otpravok.xlsx — Взаиморасчёты, долг по актам, реестр передачи ваших отправлений, реестр приложений</w:t>
+        <w:t>Инструменты: 06-uvedomlenie-o-prosrochke.docx — Уведомление о просрочке оплаты; 07-otpravka-i-dokazatelstvo.docx — Как направить уведомление, претензию и иск и сохранить доказательство направления; 04-uchet-raschetov-i-otpravok.xlsx — Взаиморасчёты: общий долг, спорная и бесспорная части раздельно; долг по актам, акт сверки, реестр передачи ваших отправлений, реестр приложений</w:t>
       </w:r>
     </w:p>
     <w:p>
@@ -1689,7 +1689,7 @@
           <w:b w:val="0"/>
           <w:i w:val="0"/>
         </w:rPr>
-        <w:t>Инструменты: 08-raschet-procentov-395.xlsx — Расчёт процентов по ст. 395 ГК РФ: несколько актов в одном расчёте (до 12), у каждого своя дата начала просрочки и свои оплаты; итог — только при статусе «ГОТОВ»</w:t>
+        <w:t>Инструменты: 08-raschet-procentov-395.xlsx — Расчёт процентов по ст. 395 ГК РФ: несколько актов в одном расчёте (до 12), у каждого своя дата начала просрочки и свои оплаты; проценты только на бесспорную часть; итог — только при статусе «ГОТОВ»</w:t>
       </w:r>
     </w:p>
     <w:p>
@@ -1707,7 +1707,7 @@
           <w:b w:val="0"/>
           <w:i w:val="0"/>
         </w:rPr>
-        <w:t>Подтверждение выполнения: В файле 08 на листе «Акты» по каждому акту перенесены из файла 04 (лист «Долг по актам») долг на первый день просрочки, дата начала просрочки и текущий остаток для сверки; оплаты после начала просрочки отнесены к актам на листе «Оплаты»; на листе «Расчёт» статус «ГОТОВ», а не «ЗАБЛОКИРОВАН»; сумма «Проценты итого» и последний день расчёта перенесены в претензию (файл 09, поля {{СУММА_ПРОЦЕНТОВ}} и {{ДАТА_РАСЧЁТА}}).</w:t>
+        <w:t>Подтверждение выполнения: В файле 08 на листе «Акты» по каждому акту перенесены из файла 04 (лист «Долг по актам») бесспорный долг на первый день просрочки, дата начала просрочки и текущий бесспорный остаток для сверки; спорная часть в расчёт не внесена; оплаты после начала просрочки отнесены к актам на листе «Оплаты»; на листе «Расчёт» статус «ГОТОВ», а не «ЗАБЛОКИРОВАН»; сумма «Проценты итого» и последний день расчёта перенесены в претензию (файл 09, поля {{СУММА_ПРОЦЕНТОВ}} и {{ДАТА_РАСЧЁТА}}).</w:t>
       </w:r>
     </w:p>
     <w:p>
@@ -1766,7 +1766,7 @@
           <w:b w:val="0"/>
           <w:i w:val="0"/>
         </w:rPr>
-        <w:t>Инструменты: 09-pretenziya.docx — Претензия об оплате принятых работ: долг, проценты, приложения; 08-raschet-procentov-395.xlsx — Расчёт процентов по ст. 395 ГК РФ: несколько актов в одном расчёте (до 12), у каждого своя дата начала просрочки и свои оплаты; итог — только при статусе «ГОТОВ»; 07-otpravka-i-dokazatelstvo.docx — Как направить уведомление, претензию и иск и сохранить доказательство направления; 04-uchet-raschetov-i-otpravok.xlsx — Взаиморасчёты, долг по актам, реестр передачи ваших отправлений, реестр приложений</w:t>
+        <w:t>Инструменты: 09-pretenziya.docx — Претензия об оплате принятых работ: бесспорный долг, проценты, приложения; 08-raschet-procentov-395.xlsx — Расчёт процентов по ст. 395 ГК РФ: несколько актов в одном расчёте (до 12), у каждого своя дата начала просрочки и свои оплаты; проценты только на бесспорную часть; итог — только при статусе «ГОТОВ»; 07-otpravka-i-dokazatelstvo.docx — Как направить уведомление, претензию и иск и сохранить доказательство направления; 04-uchet-raschetov-i-otpravok.xlsx — Взаиморасчёты: общий долг, спорная и бесспорная части раздельно; долг по актам, акт сверки, реестр передачи ваших отправлений, реестр приложений</w:t>
       </w:r>
     </w:p>
     <w:p>
@@ -1952,7 +1952,7 @@
           <w:b w:val="0"/>
           <w:i w:val="0"/>
         </w:rPr>
-        <w:t>Инструменты: 10-obrashchenie-v-sud.docx — Подготовка обращения в арбитражный суд: проверочный лист, иск, опись для юриста; 08-raschet-procentov-395.xlsx — Расчёт процентов по ст. 395 ГК РФ: несколько актов в одном расчёте (до 12), у каждого своя дата начала просрочки и свои оплаты; итог — только при статусе «ГОТОВ»; 04-uchet-raschetov-i-otpravok.xlsx — Взаиморасчёты, долг по актам, реестр передачи ваших отправлений, реестр приложений</w:t>
+        <w:t>Инструменты: 10-obrashchenie-v-sud.docx — Подготовка обращения в арбитражный суд: проверочный лист, иск, опись для юриста; 08-raschet-procentov-395.xlsx — Расчёт процентов по ст. 395 ГК РФ: несколько актов в одном расчёте (до 12), у каждого своя дата начала просрочки и свои оплаты; проценты только на бесспорную часть; итог — только при статусе «ГОТОВ»; 04-uchet-raschetov-i-otpravok.xlsx — Взаиморасчёты: общий долг, спорная и бесспорная части раздельно; долг по актам, акт сверки, реестр передачи ваших отправлений, реестр приложений</w:t>
       </w:r>
     </w:p>
     <w:p>

--- a/tools/candidates/s1-oplata-za-raboty/03-algoritm-dejstviy.docx
+++ b/tools/candidates/s1-oplata-za-raboty/03-algoritm-dejstviy.docx
@@ -1676,6 +1676,100 @@
       </w:r>
     </w:p>
     <w:p>
+      <w:r>
+        <w:rPr>
+          <w:b w:val="0"/>
+          <w:i w:val="0"/>
+        </w:rPr>
+        <w:t>Уведомление (файл 06) — первое письменное требование после просрочки. Короче претензии; может направляться до неё. Если в письме есть основание, сумма, срок и последствия — суд может оценить его и как претензию, но надёжнее пройти шаг 10.</w:t>
+      </w:r>
+    </w:p>
+    <w:p>
+      <w:r>
+        <w:rPr>
+          <w:b w:val="0"/>
+          <w:i w:val="0"/>
+        </w:rPr>
+        <w:t>Файл 06 — готовое письмо заказчику: в нём только реквизиты сторон, текст, таблица актов, приложение и подпись. Пояснений в письме нет: раздел «Важно, прочитайте до использования» и примечание о редакции-кандидате в начале этого файла относятся и к файлу 06 — прочитайте их до отправки.</w:t>
+      </w:r>
+    </w:p>
+    <w:p>
+      <w:r>
+        <w:rPr>
+          <w:b/>
+          <w:i w:val="0"/>
+        </w:rPr>
+        <w:t>Как заполнить письмо</w:t>
+      </w:r>
+    </w:p>
+    <w:p>
+      <w:pPr>
+        <w:pStyle w:val="ListBullet"/>
+      </w:pPr>
+      <w:r>
+        <w:t>Таблица актов (строки 1–12 файла 06) — по одной строке на акт с листа «Долг по актам» файла 04 (строки 5–34): № и дата акта — колонка C, последний день срока оплаты — колонка D.</w:t>
+      </w:r>
+    </w:p>
+    <w:p>
+      <w:pPr>
+        <w:pStyle w:val="ListBullet"/>
+      </w:pPr>
+      <w:r>
+        <w:t>Замените все поля в двойных фигурных скобках; перед печатью в письме не должно остаться ни одного поля.</w:t>
+      </w:r>
+    </w:p>
+    <w:p>
+      <w:r>
+        <w:rPr>
+          <w:b/>
+          <w:i w:val="0"/>
+        </w:rPr>
+        <w:t>Как подготовить приложение</w:t>
+      </w:r>
+    </w:p>
+    <w:p>
+      <w:r>
+        <w:rPr>
+          <w:b w:val="0"/>
+          <w:i w:val="0"/>
+        </w:rPr>
+        <w:t>Приложение — лист «Взаиморасчёты» файла 04, только заполненные строки. Выделите шапку таблицы (строка 4) и строки с операциями (с 5-й, колонки A–J), затем напечатайте или сохраните в PDF только выделенное: в Calc — «Файл → Экспорт в PDF → Выделение», в Excel — «Печать → Напечатать выделенный фрагмент». Свод справа (колонки L–M) прикладывать не нужно.</w:t>
+      </w:r>
+    </w:p>
+    <w:p>
+      <w:r>
+        <w:rPr>
+          <w:b/>
+          <w:i w:val="0"/>
+        </w:rPr>
+        <w:t>После отправки</w:t>
+      </w:r>
+    </w:p>
+    <w:p>
+      <w:pPr>
+        <w:pStyle w:val="ListBullet"/>
+      </w:pPr>
+      <w:r>
+        <w:t>Направьте способом из файла 07; строка в файле 04, лист «Реестр передачи», с доказательством.</w:t>
+      </w:r>
+    </w:p>
+    <w:p>
+      <w:pPr>
+        <w:pStyle w:val="ListBullet"/>
+      </w:pPr>
+      <w:r>
+        <w:t>Строка в листе «Контроль ответа» (файл 02) со сроком ответа.</w:t>
+      </w:r>
+    </w:p>
+    <w:p>
+      <w:pPr>
+        <w:pStyle w:val="ListBullet"/>
+      </w:pPr>
+      <w:r>
+        <w:t>Звонок контактному лицу; итог — письмом «по итогам разговора фиксируем…».</w:t>
+      </w:r>
+    </w:p>
+    <w:p>
       <w:pPr>
         <w:pStyle w:val="Heading2"/>
       </w:pPr>

--- a/tools/candidates/s1-oplata-za-raboty/03-algoritm-dejstviy.docx
+++ b/tools/candidates/s1-oplata-za-raboty/03-algoritm-dejstviy.docx
@@ -2111,6 +2111,15 @@
       </w:r>
     </w:p>
     <w:p>
+      <w:r>
+        <w:rPr>
+          <w:b w:val="0"/>
+          <w:i w:val="0"/>
+        </w:rPr>
+        <w:t>Для направления ответчику и в суд подготовьте отдельную чистую копию искового заявления из файла 10, раздел Б. Сохраните файл 10 под новым именем «Исковое заявление.docx»; в этой копии удалите всё до строки «В Арбитражный суд» и всё после подписи с датой. Удаляется и заголовок «Раздел Б». Сохраните шапку суда, реквизиты сторон, текст и требования, таблицу приложений и подпись. Исходный файл 10 с проверочным листом и описью сохраните для работы. Заполните копию, сохраните её в PDF и проверьте все страницы: в отправляемом документе не должно остаться разделов А, В, Г, инструкций или полей в двойных фигурных скобках.</w:t>
+      </w:r>
+    </w:p>
+    <w:p>
       <w:pPr>
         <w:pStyle w:val="Heading1"/>
       </w:pPr>

--- a/tools/candidates/s1-oplata-za-raboty/03-algoritm-dejstviy.docx
+++ b/tools/candidates/s1-oplata-za-raboty/03-algoritm-dejstviy.docx
@@ -1827,7 +1827,7 @@
         <w:pStyle w:val="ListBullet"/>
       </w:pPr>
       <w:r>
-        <w:t>Договор устанавливает неустойку за просрочку оплаты — вопрос выбора между неустойкой и процентами (п. 4 ст. 395 ГК РФ) к специалисту.</w:t>
+        <w:t>Договор устанавливает неустойку за просрочку оплаты — проценты по общему правилу не взыскиваются, если иное не предусмотрено законом или договором (п. 4 ст. 395 ГК РФ). Применение расчёта процентов — только после оценки специалиста.</w:t>
       </w:r>
     </w:p>
     <w:p>
@@ -2416,7 +2416,7 @@
           </w:tcPr>
           <w:p>
             <w:r>
-              <w:t>Срок из договора, а если его нет — из ч. 5 ст. 4 АПК РФ, со дня направления претензии</w:t>
+              <w:t>Срок из договора или закона, если ими установлен иной срок, а иначе — из ч. 5 ст. 4 АПК РФ, со дня направления претензии</w:t>
             </w:r>
           </w:p>
         </w:tc>

--- a/tools/candidates/s1-oplata-za-raboty/03-algoritm-dejstviy.docx
+++ b/tools/candidates/s1-oplata-za-raboty/03-algoritm-dejstviy.docx
@@ -68,11 +68,18 @@
         <w:gridCol w:w="4195"/>
       </w:tblGrid>
       <w:tr>
+        <w:trPr>
+          <w:cantSplit/>
+          <w:tblHeader/>
+        </w:trPr>
         <w:tc>
           <w:tcPr>
             <w:tcW w:type="dxa" w:w="2608"/>
           </w:tcPr>
           <w:p>
+            <w:pPr>
+              <w:keepNext/>
+            </w:pPr>
             <w:r/>
             <w:r>
               <w:rPr>
@@ -87,6 +94,9 @@
             <w:tcW w:type="dxa" w:w="1814"/>
           </w:tcPr>
           <w:p>
+            <w:pPr>
+              <w:keepNext/>
+            </w:pPr>
             <w:r/>
             <w:r>
               <w:rPr>
@@ -101,6 +111,9 @@
             <w:tcW w:type="dxa" w:w="4195"/>
           </w:tcPr>
           <w:p>
+            <w:pPr>
+              <w:keepNext/>
+            </w:pPr>
             <w:r/>
             <w:r>
               <w:rPr>
@@ -112,6 +125,9 @@
         </w:tc>
       </w:tr>
       <w:tr>
+        <w:trPr>
+          <w:cantSplit/>
+        </w:trPr>
         <w:tc>
           <w:tcPr>
             <w:tcW w:type="dxa" w:w="2608"/>
@@ -144,6 +160,9 @@
         </w:tc>
       </w:tr>
       <w:tr>
+        <w:trPr>
+          <w:cantSplit/>
+        </w:trPr>
         <w:tc>
           <w:tcPr>
             <w:tcW w:type="dxa" w:w="2608"/>
@@ -176,6 +195,9 @@
         </w:tc>
       </w:tr>
       <w:tr>
+        <w:trPr>
+          <w:cantSplit/>
+        </w:trPr>
         <w:tc>
           <w:tcPr>
             <w:tcW w:type="dxa" w:w="2608"/>
@@ -208,6 +230,9 @@
         </w:tc>
       </w:tr>
       <w:tr>
+        <w:trPr>
+          <w:cantSplit/>
+        </w:trPr>
         <w:tc>
           <w:tcPr>
             <w:tcW w:type="dxa" w:w="2608"/>
@@ -304,11 +329,18 @@
         <w:gridCol w:w="5669"/>
       </w:tblGrid>
       <w:tr>
+        <w:trPr>
+          <w:cantSplit/>
+          <w:tblHeader/>
+        </w:trPr>
         <w:tc>
           <w:tcPr>
             <w:tcW w:type="dxa" w:w="2948"/>
           </w:tcPr>
           <w:p>
+            <w:pPr>
+              <w:keepNext/>
+            </w:pPr>
             <w:r/>
             <w:r>
               <w:rPr>
@@ -323,6 +355,9 @@
             <w:tcW w:type="dxa" w:w="5669"/>
           </w:tcPr>
           <w:p>
+            <w:pPr>
+              <w:keepNext/>
+            </w:pPr>
             <w:r/>
             <w:r>
               <w:rPr>
@@ -334,6 +369,9 @@
         </w:tc>
       </w:tr>
       <w:tr>
+        <w:trPr>
+          <w:cantSplit/>
+        </w:trPr>
         <w:tc>
           <w:tcPr>
             <w:tcW w:type="dxa" w:w="2948"/>
@@ -356,6 +394,9 @@
         </w:tc>
       </w:tr>
       <w:tr>
+        <w:trPr>
+          <w:cantSplit/>
+        </w:trPr>
         <w:tc>
           <w:tcPr>
             <w:tcW w:type="dxa" w:w="2948"/>
@@ -378,6 +419,9 @@
         </w:tc>
       </w:tr>
       <w:tr>
+        <w:trPr>
+          <w:cantSplit/>
+        </w:trPr>
         <w:tc>
           <w:tcPr>
             <w:tcW w:type="dxa" w:w="2948"/>
@@ -426,11 +470,18 @@
         <w:gridCol w:w="1134"/>
       </w:tblGrid>
       <w:tr>
+        <w:trPr>
+          <w:cantSplit/>
+          <w:tblHeader/>
+        </w:trPr>
         <w:tc>
           <w:tcPr>
             <w:tcW w:type="dxa" w:w="737"/>
           </w:tcPr>
           <w:p>
+            <w:pPr>
+              <w:keepNext/>
+            </w:pPr>
             <w:r>
               <w:rPr>
                 <w:sz w:val="17"/>
@@ -450,6 +501,9 @@
             <w:tcW w:type="dxa" w:w="1474"/>
           </w:tcPr>
           <w:p>
+            <w:pPr>
+              <w:keepNext/>
+            </w:pPr>
             <w:r>
               <w:rPr>
                 <w:sz w:val="17"/>
@@ -469,6 +523,9 @@
             <w:tcW w:type="dxa" w:w="1247"/>
           </w:tcPr>
           <w:p>
+            <w:pPr>
+              <w:keepNext/>
+            </w:pPr>
             <w:r>
               <w:rPr>
                 <w:sz w:val="17"/>
@@ -488,6 +545,9 @@
             <w:tcW w:type="dxa" w:w="2551"/>
           </w:tcPr>
           <w:p>
+            <w:pPr>
+              <w:keepNext/>
+            </w:pPr>
             <w:r>
               <w:rPr>
                 <w:sz w:val="17"/>
@@ -507,6 +567,9 @@
             <w:tcW w:type="dxa" w:w="1474"/>
           </w:tcPr>
           <w:p>
+            <w:pPr>
+              <w:keepNext/>
+            </w:pPr>
             <w:r>
               <w:rPr>
                 <w:sz w:val="17"/>
@@ -526,6 +589,9 @@
             <w:tcW w:type="dxa" w:w="1134"/>
           </w:tcPr>
           <w:p>
+            <w:pPr>
+              <w:keepNext/>
+            </w:pPr>
             <w:r>
               <w:rPr>
                 <w:sz w:val="17"/>
@@ -542,6 +608,9 @@
         </w:tc>
       </w:tr>
       <w:tr>
+        <w:trPr>
+          <w:cantSplit/>
+        </w:trPr>
         <w:tc>
           <w:tcPr>
             <w:tcW w:type="dxa" w:w="737"/>
@@ -622,6 +691,9 @@
         </w:tc>
       </w:tr>
       <w:tr>
+        <w:trPr>
+          <w:cantSplit/>
+        </w:trPr>
         <w:tc>
           <w:tcPr>
             <w:tcW w:type="dxa" w:w="737"/>
@@ -702,6 +774,9 @@
         </w:tc>
       </w:tr>
       <w:tr>
+        <w:trPr>
+          <w:cantSplit/>
+        </w:trPr>
         <w:tc>
           <w:tcPr>
             <w:tcW w:type="dxa" w:w="737"/>
@@ -782,6 +857,9 @@
         </w:tc>
       </w:tr>
       <w:tr>
+        <w:trPr>
+          <w:cantSplit/>
+        </w:trPr>
         <w:tc>
           <w:tcPr>
             <w:tcW w:type="dxa" w:w="737"/>
@@ -862,6 +940,9 @@
         </w:tc>
       </w:tr>
       <w:tr>
+        <w:trPr>
+          <w:cantSplit/>
+        </w:trPr>
         <w:tc>
           <w:tcPr>
             <w:tcW w:type="dxa" w:w="737"/>
@@ -942,6 +1023,9 @@
         </w:tc>
       </w:tr>
       <w:tr>
+        <w:trPr>
+          <w:cantSplit/>
+        </w:trPr>
         <w:tc>
           <w:tcPr>
             <w:tcW w:type="dxa" w:w="737"/>
@@ -1022,6 +1106,9 @@
         </w:tc>
       </w:tr>
       <w:tr>
+        <w:trPr>
+          <w:cantSplit/>
+        </w:trPr>
         <w:tc>
           <w:tcPr>
             <w:tcW w:type="dxa" w:w="737"/>
@@ -1102,6 +1189,9 @@
         </w:tc>
       </w:tr>
       <w:tr>
+        <w:trPr>
+          <w:cantSplit/>
+        </w:trPr>
         <w:tc>
           <w:tcPr>
             <w:tcW w:type="dxa" w:w="737"/>
@@ -1182,6 +1272,9 @@
         </w:tc>
       </w:tr>
       <w:tr>
+        <w:trPr>
+          <w:cantSplit/>
+        </w:trPr>
         <w:tc>
           <w:tcPr>
             <w:tcW w:type="dxa" w:w="737"/>
@@ -2206,11 +2299,18 @@
         <w:gridCol w:w="3175"/>
       </w:tblGrid>
       <w:tr>
+        <w:trPr>
+          <w:cantSplit/>
+          <w:tblHeader/>
+        </w:trPr>
         <w:tc>
           <w:tcPr>
             <w:tcW w:type="dxa" w:w="2835"/>
           </w:tcPr>
           <w:p>
+            <w:pPr>
+              <w:keepNext/>
+            </w:pPr>
             <w:r/>
             <w:r>
               <w:rPr>
@@ -2225,6 +2325,9 @@
             <w:tcW w:type="dxa" w:w="2608"/>
           </w:tcPr>
           <w:p>
+            <w:pPr>
+              <w:keepNext/>
+            </w:pPr>
             <w:r/>
             <w:r>
               <w:rPr>
@@ -2239,6 +2342,9 @@
             <w:tcW w:type="dxa" w:w="3175"/>
           </w:tcPr>
           <w:p>
+            <w:pPr>
+              <w:keepNext/>
+            </w:pPr>
             <w:r/>
             <w:r>
               <w:rPr>
@@ -2250,11 +2356,17 @@
         </w:tc>
       </w:tr>
       <w:tr>
+        <w:trPr>
+          <w:cantSplit/>
+        </w:trPr>
         <w:tc>
           <w:tcPr>
             <w:tcW w:type="dxa" w:w="2835"/>
           </w:tcPr>
           <w:p>
+            <w:pPr>
+              <w:keepNext/>
+            </w:pPr>
             <w:r>
               <w:t>Последний день срока оплаты</w:t>
             </w:r>
@@ -2265,6 +2377,9 @@
             <w:tcW w:type="dxa" w:w="2608"/>
           </w:tcPr>
           <w:p>
+            <w:pPr>
+              <w:keepNext/>
+            </w:pPr>
             <w:r>
               <w:t>срок по договору или по двустороннему соглашению; по каждому акту свой</w:t>
             </w:r>
@@ -2275,6 +2390,9 @@
             <w:tcW w:type="dxa" w:w="3175"/>
           </w:tcPr>
           <w:p>
+            <w:pPr>
+              <w:keepNext/>
+            </w:pPr>
             <w:r>
               <w:t>файл 02, лист «Маршрут»; файл 04, лист «Долг по актам»</w:t>
             </w:r>
@@ -2282,11 +2400,17 @@
         </w:tc>
       </w:tr>
       <w:tr>
+        <w:trPr>
+          <w:cantSplit/>
+        </w:trPr>
         <w:tc>
           <w:tcPr>
             <w:tcW w:type="dxa" w:w="2835"/>
           </w:tcPr>
           <w:p>
+            <w:pPr>
+              <w:keepNext/>
+            </w:pPr>
             <w:r>
               <w:t>Следующий день</w:t>
             </w:r>
@@ -2297,6 +2421,9 @@
             <w:tcW w:type="dxa" w:w="2608"/>
           </w:tcPr>
           <w:p>
+            <w:pPr>
+              <w:keepNext/>
+            </w:pPr>
             <w:r>
               <w:t>первый день просрочки по этому акту</w:t>
             </w:r>
@@ -2307,6 +2434,9 @@
             <w:tcW w:type="dxa" w:w="3175"/>
           </w:tcPr>
           <w:p>
+            <w:pPr>
+              <w:keepNext/>
+            </w:pPr>
             <w:r>
               <w:t>файл 04, лист «Долг по актам»; файл 08, лист «Акты»</w:t>
             </w:r>
@@ -2314,11 +2444,17 @@
         </w:tc>
       </w:tr>
       <w:tr>
+        <w:trPr>
+          <w:cantSplit/>
+        </w:trPr>
         <w:tc>
           <w:tcPr>
             <w:tcW w:type="dxa" w:w="2835"/>
           </w:tcPr>
           <w:p>
+            <w:pPr>
+              <w:keepNext/>
+            </w:pPr>
             <w:r>
               <w:t>Назначаете вы</w:t>
             </w:r>
@@ -2329,6 +2465,9 @@
             <w:tcW w:type="dxa" w:w="2608"/>
           </w:tcPr>
           <w:p>
+            <w:pPr>
+              <w:keepNext/>
+            </w:pPr>
             <w:r>
               <w:t>переговоры и их протокол</w:t>
             </w:r>
@@ -2339,6 +2478,9 @@
             <w:tcW w:type="dxa" w:w="3175"/>
           </w:tcPr>
           <w:p>
+            <w:pPr>
+              <w:keepNext/>
+            </w:pPr>
             <w:r>
               <w:t>файл 05, раздел А</w:t>
             </w:r>
@@ -2346,11 +2488,17 @@
         </w:tc>
       </w:tr>
       <w:tr>
+        <w:trPr>
+          <w:cantSplit/>
+        </w:trPr>
         <w:tc>
           <w:tcPr>
             <w:tcW w:type="dxa" w:w="2835"/>
           </w:tcPr>
           <w:p>
+            <w:pPr>
+              <w:keepNext/>
+            </w:pPr>
             <w:r>
               <w:t>Назначаете вы</w:t>
             </w:r>
@@ -2361,6 +2509,9 @@
             <w:tcW w:type="dxa" w:w="2608"/>
           </w:tcPr>
           <w:p>
+            <w:pPr>
+              <w:keepNext/>
+            </w:pPr>
             <w:r>
               <w:t>уведомление о просрочке</w:t>
             </w:r>
@@ -2371,6 +2522,9 @@
             <w:tcW w:type="dxa" w:w="3175"/>
           </w:tcPr>
           <w:p>
+            <w:pPr>
+              <w:keepNext/>
+            </w:pPr>
             <w:r>
               <w:t>файлы 06, 07; файл 04, лист «Реестр передачи»</w:t>
             </w:r>
@@ -2378,11 +2532,17 @@
         </w:tc>
       </w:tr>
       <w:tr>
+        <w:trPr>
+          <w:cantSplit/>
+        </w:trPr>
         <w:tc>
           <w:tcPr>
             <w:tcW w:type="dxa" w:w="2835"/>
           </w:tcPr>
           <w:p>
+            <w:pPr>
+              <w:keepNext/>
+            </w:pPr>
             <w:r>
               <w:t>Назначаете вы</w:t>
             </w:r>
@@ -2393,6 +2553,9 @@
             <w:tcW w:type="dxa" w:w="2608"/>
           </w:tcPr>
           <w:p>
+            <w:pPr>
+              <w:keepNext/>
+            </w:pPr>
             <w:r>
               <w:t>претензия с расчётом</w:t>
             </w:r>
@@ -2403,6 +2566,9 @@
             <w:tcW w:type="dxa" w:w="3175"/>
           </w:tcPr>
           <w:p>
+            <w:pPr>
+              <w:keepNext/>
+            </w:pPr>
             <w:r>
               <w:t>файлы 09, 08, 07; файл 04, лист «Реестр передачи»</w:t>
             </w:r>
@@ -2410,11 +2576,17 @@
         </w:tc>
       </w:tr>
       <w:tr>
+        <w:trPr>
+          <w:cantSplit/>
+        </w:trPr>
         <w:tc>
           <w:tcPr>
             <w:tcW w:type="dxa" w:w="2835"/>
           </w:tcPr>
           <w:p>
+            <w:pPr>
+              <w:keepNext/>
+            </w:pPr>
             <w:r>
               <w:t>Срок из договора или закона, если ими установлен иной срок, а иначе — из ч. 5 ст. 4 АПК РФ, со дня направления претензии</w:t>
             </w:r>
@@ -2425,6 +2597,9 @@
             <w:tcW w:type="dxa" w:w="2608"/>
           </w:tcPr>
           <w:p>
+            <w:pPr>
+              <w:keepNext/>
+            </w:pPr>
             <w:r>
               <w:t>можно обращаться в суд</w:t>
             </w:r>
@@ -2435,6 +2610,9 @@
             <w:tcW w:type="dxa" w:w="3175"/>
           </w:tcPr>
           <w:p>
+            <w:pPr>
+              <w:keepNext/>
+            </w:pPr>
             <w:r>
               <w:t>файл 02, лист «Контроль ответа»</w:t>
             </w:r>
@@ -2442,6 +2620,9 @@
         </w:tc>
       </w:tr>
       <w:tr>
+        <w:trPr>
+          <w:cantSplit/>
+        </w:trPr>
         <w:tc>
           <w:tcPr>
             <w:tcW w:type="dxa" w:w="2835"/>

--- a/tools/candidates/s1-oplata-za-raboty/03-algoritm-dejstviy.docx
+++ b/tools/candidates/s1-oplata-za-raboty/03-algoritm-dejstviy.docx
@@ -1826,7 +1826,7 @@
           <w:b w:val="0"/>
           <w:i w:val="0"/>
         </w:rPr>
-        <w:t>Приложение — лист «Взаиморасчёты» файла 04, только заполненные строки. Выделите шапку таблицы (строка 4) и строки с операциями (с 5-й, колонки A–J), затем напечатайте или сохраните в PDF только выделенное: в Calc — «Файл → Экспорт в PDF → Выделение», в Excel — «Печать → Напечатать выделенный фрагмент». Свод справа (колонки L–M) прикладывать не нужно.</w:t>
+        <w:t>Приложение — лист «Взаиморасчёты» файла 04, только заполненные строки. Перед печатью или экспортом проверьте предпросмотр: даты и суммы должны быть видны целиком. Если вместо даты показаны ###, расширьте столбец «Дата» в рабочей копии. Выделите шапку таблицы (строка 4) и строки с операциями (с 5-й, колонки A–J), затем напечатайте или сохраните в PDF только выделенное: в Calc — «Файл → Экспорт в PDF → Выделение», в Excel — «Печать → Напечатать выделенный фрагмент». Свод справа (колонки L–M) прикладывать не нужно.</w:t>
       </w:r>
     </w:p>
     <w:p>

--- a/tools/candidates/s1-oplata-za-raboty/03-algoritm-dejstviy.docx
+++ b/tools/candidates/s1-oplata-za-raboty/03-algoritm-dejstviy.docx
@@ -1826,7 +1826,7 @@
           <w:b w:val="0"/>
           <w:i w:val="0"/>
         </w:rPr>
-        <w:t>Приложение — лист «Взаиморасчёты» файла 04, только заполненные строки. Перед печатью или экспортом проверьте предпросмотр: даты и суммы должны быть видны целиком. Если вместо даты показаны ###, расширьте столбец «Дата» в рабочей копии. Выделите шапку таблицы (строка 4) и строки с операциями (с 5-й, колонки A–J), затем напечатайте или сохраните в PDF только выделенное: в Calc — «Файл → Экспорт в PDF → Выделение», в Excel — «Печать → Напечатать выделенный фрагмент». Свод справа (колонки L–M) прикладывать не нужно.</w:t>
+        <w:t>Приложение — лист «Взаиморасчёты» файла 04, только заполненные строки. Перед печатью или экспортом проверьте предпросмотр: даты и суммы должны быть видны целиком. Если вместо даты показаны ###, расширьте столбец «Дата» в рабочей копии. Выделите шапку таблицы (строка 4) и строки с операциями (с 5-й, колонки A–J), затем напечатайте или сохраните в PDF только выделенное: в Calc — «Файл → Экспорт в PDF → Выделение», в Excel — «Печать → Напечатать выделенный фрагмент». Свод справа (колонки L–M) прикладывать не нужно. Если таблица занимает несколько страниц, в рабочей копии задайте повтор строки 4 с шапкой на каждой странице и проверьте результат в предпросмотре.</w:t>
       </w:r>
     </w:p>
     <w:p>
